--- a/First Semester/Research Methodology/lab/Research lab work.docx
+++ b/First Semester/Research Methodology/lab/Research lab work.docx
@@ -2,10 +2,804 @@
 <file path=word/document.xml><?xml version="1.0" encoding="utf-8"?>
 <w:document xmlns:wpc="http://schemas.microsoft.com/office/word/2010/wordprocessingCanvas" xmlns:cx="http://schemas.microsoft.com/office/drawing/2014/chartex" xmlns:cx1="http://schemas.microsoft.com/office/drawing/2015/9/8/chartex" xmlns:cx2="http://schemas.microsoft.com/office/drawing/2015/10/21/chartex" xmlns:cx3="http://schemas.microsoft.com/office/drawing/2016/5/9/chartex" xmlns:cx4="http://schemas.microsoft.com/office/drawing/2016/5/10/chartex" xmlns:cx5="http://schemas.microsoft.com/office/drawing/2016/5/11/chartex" xmlns:cx6="http://schemas.microsoft.com/office/drawing/2016/5/12/chartex" xmlns:cx7="http://schemas.microsoft.com/office/drawing/2016/5/13/chartex" xmlns:cx8="http://schemas.microsoft.com/office/drawing/2016/5/14/chartex" xmlns:mc="http://schemas.openxmlformats.org/markup-compatibility/2006" xmlns:aink="http://schemas.microsoft.com/office/drawing/2016/ink" xmlns:am3d="http://schemas.microsoft.com/office/drawing/2017/model3d" xmlns:o="urn:schemas-microsoft-com:office:office" xmlns:oel="http://schemas.microsoft.com/office/2019/extlst" xmlns:r="http://schemas.openxmlformats.org/officeDocument/2006/relationships" xmlns:m="http://schemas.openxmlformats.org/officeDocument/2006/math" xmlns:v="urn:schemas-microsoft-com:vml" xmlns:wp14="http://schemas.microsoft.com/office/word/2010/wordprocessingDrawing" xmlns:wp="http://schemas.openxmlformats.org/drawingml/2006/wordprocessingDrawing" xmlns:w10="urn:schemas-microsoft-com:office:word" xmlns:w="http://schemas.openxmlformats.org/wordprocessingml/2006/main" xmlns:w14="http://schemas.microsoft.com/office/word/2010/wordml" xmlns:w15="http://schemas.microsoft.com/office/word/2012/wordml" xmlns:w16cex="http://schemas.microsoft.com/office/word/2018/wordml/cex" xmlns:w16cid="http://schemas.microsoft.com/office/word/2016/wordml/cid" xmlns:w16="http://schemas.microsoft.com/office/word/2018/wordml" xmlns:w16du="http://schemas.microsoft.com/office/word/2023/wordml/word16du" xmlns:w16sdtdh="http://schemas.microsoft.com/office/word/2020/wordml/sdtdatahash" xmlns:w16sdtfl="http://schemas.microsoft.com/office/word/2024/wordml/sdtformatlock" xmlns:w16se="http://schemas.microsoft.com/office/word/2015/wordml/symex" xmlns:wpg="http://schemas.microsoft.com/office/word/2010/wordprocessingGroup" xmlns:wpi="http://schemas.microsoft.com/office/word/2010/wordprocessingInk" xmlns:wne="http://schemas.microsoft.com/office/word/2006/wordml" xmlns:wps="http://schemas.microsoft.com/office/word/2010/wordprocessingShape" mc:Ignorable="w14 w15 w16se w16cid w16 w16cex w16sdtdh w16sdtfl w16du wp14">
   <w:body>
+    <w:p>
+      <w:pPr>
+        <w:spacing w:after="0"/>
+        <w:jc w:val="center"/>
+        <w:rPr>
+          <w:rFonts w:ascii="Times New Roman" w:hAnsi="Times New Roman" w:cs="Times New Roman"/>
+          <w:color w:val="000000"/>
+        </w:rPr>
+      </w:pPr>
+      <w:r>
+        <w:rPr>
+          <w:rFonts w:ascii="Times New Roman" w:hAnsi="Times New Roman" w:cs="Times New Roman"/>
+          <w:noProof/>
+        </w:rPr>
+        <w:drawing>
+          <wp:inline distT="0" distB="0" distL="0" distR="0" wp14:anchorId="55BB7562" wp14:editId="13932661">
+            <wp:extent cx="1365250" cy="1371600"/>
+            <wp:effectExtent l="0" t="0" r="6350" b="0"/>
+            <wp:docPr id="2" name="image1.png" descr="Tribhuvan University (TU) Logo Vector (.SVG) Free Download"/>
+            <wp:cNvGraphicFramePr/>
+            <a:graphic xmlns:a="http://schemas.openxmlformats.org/drawingml/2006/main">
+              <a:graphicData uri="http://schemas.openxmlformats.org/drawingml/2006/picture">
+                <pic:pic xmlns:pic="http://schemas.openxmlformats.org/drawingml/2006/picture">
+                  <pic:nvPicPr>
+                    <pic:cNvPr id="0" name="image1.png" descr="Tribhuvan University (TU) Logo Vector (.SVG) Free Download"/>
+                    <pic:cNvPicPr preferRelativeResize="0"/>
+                  </pic:nvPicPr>
+                  <pic:blipFill>
+                    <a:blip r:embed="rId8"/>
+                    <a:srcRect/>
+                    <a:stretch>
+                      <a:fillRect/>
+                    </a:stretch>
+                  </pic:blipFill>
+                  <pic:spPr>
+                    <a:xfrm>
+                      <a:off x="0" y="0"/>
+                      <a:ext cx="1365971" cy="1372324"/>
+                    </a:xfrm>
+                    <a:prstGeom prst="rect">
+                      <a:avLst/>
+                    </a:prstGeom>
+                    <a:ln/>
+                  </pic:spPr>
+                </pic:pic>
+              </a:graphicData>
+            </a:graphic>
+          </wp:inline>
+        </w:drawing>
+      </w:r>
+    </w:p>
+    <w:p>
+      <w:pPr>
+        <w:spacing w:after="0" w:line="360" w:lineRule="auto"/>
+        <w:jc w:val="center"/>
+        <w:rPr>
+          <w:rFonts w:ascii="Times New Roman" w:hAnsi="Times New Roman" w:cs="Times New Roman"/>
+          <w:b/>
+          <w:color w:val="000000"/>
+          <w:sz w:val="28"/>
+          <w:szCs w:val="28"/>
+        </w:rPr>
+      </w:pPr>
+    </w:p>
+    <w:p>
+      <w:pPr>
+        <w:spacing w:after="0" w:line="360" w:lineRule="auto"/>
+        <w:jc w:val="center"/>
+        <w:rPr>
+          <w:rFonts w:ascii="Times New Roman" w:hAnsi="Times New Roman" w:cs="Times New Roman"/>
+          <w:b/>
+          <w:color w:val="000000"/>
+          <w:sz w:val="28"/>
+          <w:szCs w:val="28"/>
+        </w:rPr>
+      </w:pPr>
+      <w:r>
+        <w:rPr>
+          <w:rFonts w:ascii="Times New Roman" w:hAnsi="Times New Roman" w:cs="Times New Roman"/>
+          <w:b/>
+          <w:color w:val="000000"/>
+          <w:sz w:val="28"/>
+          <w:szCs w:val="28"/>
+        </w:rPr>
+        <w:t>Tribhuvan University</w:t>
+      </w:r>
+    </w:p>
+    <w:p>
+      <w:pPr>
+        <w:spacing w:after="0" w:line="360" w:lineRule="auto"/>
+        <w:jc w:val="center"/>
+        <w:rPr>
+          <w:rFonts w:ascii="Times New Roman" w:hAnsi="Times New Roman" w:cs="Times New Roman"/>
+          <w:color w:val="000000"/>
+        </w:rPr>
+      </w:pPr>
+      <w:r>
+        <w:rPr>
+          <w:rFonts w:ascii="Times New Roman" w:hAnsi="Times New Roman" w:cs="Times New Roman"/>
+          <w:color w:val="000000"/>
+        </w:rPr>
+        <w:t>Faculty of Humanities and Social Sciences</w:t>
+      </w:r>
+    </w:p>
+    <w:p>
+      <w:pPr>
+        <w:spacing w:after="0" w:line="360" w:lineRule="auto"/>
+        <w:jc w:val="center"/>
+        <w:rPr>
+          <w:rFonts w:ascii="Times New Roman" w:hAnsi="Times New Roman" w:cs="Times New Roman"/>
+          <w:b/>
+          <w:color w:val="000000"/>
+        </w:rPr>
+      </w:pPr>
+      <w:proofErr w:type="spellStart"/>
+      <w:r>
+        <w:rPr>
+          <w:rFonts w:ascii="Times New Roman" w:hAnsi="Times New Roman" w:cs="Times New Roman"/>
+          <w:color w:val="000000"/>
+        </w:rPr>
+        <w:t>Kirtipur</w:t>
+      </w:r>
+      <w:proofErr w:type="spellEnd"/>
+      <w:r>
+        <w:rPr>
+          <w:rFonts w:ascii="Times New Roman" w:hAnsi="Times New Roman" w:cs="Times New Roman"/>
+          <w:color w:val="000000"/>
+        </w:rPr>
+        <w:t>, Kathmandu</w:t>
+      </w:r>
+    </w:p>
+    <w:p>
+      <w:pPr>
+        <w:spacing w:after="0" w:line="360" w:lineRule="auto"/>
+        <w:jc w:val="center"/>
+        <w:rPr>
+          <w:rFonts w:ascii="Times New Roman" w:hAnsi="Times New Roman" w:cs="Times New Roman"/>
+          <w:b/>
+          <w:color w:val="000000"/>
+        </w:rPr>
+      </w:pPr>
+    </w:p>
+    <w:p>
+      <w:pPr>
+        <w:spacing w:after="0" w:line="360" w:lineRule="auto"/>
+        <w:jc w:val="center"/>
+        <w:rPr>
+          <w:rFonts w:ascii="Times New Roman" w:hAnsi="Times New Roman" w:cs="Times New Roman"/>
+          <w:b/>
+          <w:color w:val="000000"/>
+        </w:rPr>
+      </w:pPr>
+      <w:r>
+        <w:rPr>
+          <w:rFonts w:ascii="Times New Roman" w:hAnsi="Times New Roman" w:cs="Times New Roman"/>
+          <w:b/>
+          <w:color w:val="000000"/>
+        </w:rPr>
+        <w:t>A Lab Report</w:t>
+      </w:r>
+    </w:p>
+    <w:p>
+      <w:pPr>
+        <w:spacing w:after="0" w:line="360" w:lineRule="auto"/>
+        <w:jc w:val="center"/>
+        <w:rPr>
+          <w:rFonts w:ascii="Times New Roman" w:hAnsi="Times New Roman" w:cs="Times New Roman"/>
+          <w:b/>
+          <w:color w:val="000000"/>
+        </w:rPr>
+      </w:pPr>
+      <w:r>
+        <w:rPr>
+          <w:rFonts w:ascii="Times New Roman" w:hAnsi="Times New Roman" w:cs="Times New Roman"/>
+          <w:b/>
+          <w:color w:val="000000"/>
+        </w:rPr>
+        <w:t>On</w:t>
+      </w:r>
+    </w:p>
+    <w:p>
+      <w:pPr>
+        <w:spacing w:after="0" w:line="360" w:lineRule="auto"/>
+        <w:jc w:val="center"/>
+        <w:rPr>
+          <w:rFonts w:ascii="Times New Roman" w:hAnsi="Times New Roman" w:cs="Times New Roman"/>
+          <w:b/>
+          <w:sz w:val="28"/>
+          <w:szCs w:val="28"/>
+        </w:rPr>
+      </w:pPr>
+      <w:r>
+        <w:rPr>
+          <w:rFonts w:ascii="Times New Roman" w:hAnsi="Times New Roman" w:cs="Times New Roman"/>
+          <w:b/>
+          <w:sz w:val="28"/>
+          <w:szCs w:val="28"/>
+        </w:rPr>
+        <w:t>Research Methodology</w:t>
+      </w:r>
+    </w:p>
+    <w:p>
+      <w:pPr>
+        <w:tabs>
+          <w:tab w:val="left" w:pos="630"/>
+        </w:tabs>
+        <w:spacing w:after="0" w:line="360" w:lineRule="auto"/>
+        <w:jc w:val="center"/>
+        <w:rPr>
+          <w:rFonts w:ascii="Times New Roman" w:hAnsi="Times New Roman" w:cs="Times New Roman"/>
+          <w:b/>
+          <w:color w:val="000000"/>
+        </w:rPr>
+      </w:pPr>
+    </w:p>
+    <w:p>
+      <w:pPr>
+        <w:tabs>
+          <w:tab w:val="left" w:pos="630"/>
+        </w:tabs>
+        <w:spacing w:after="0" w:line="360" w:lineRule="auto"/>
+        <w:jc w:val="center"/>
+        <w:rPr>
+          <w:rFonts w:ascii="Times New Roman" w:hAnsi="Times New Roman" w:cs="Times New Roman"/>
+          <w:b/>
+          <w:color w:val="000000"/>
+        </w:rPr>
+      </w:pPr>
+      <w:r>
+        <w:rPr>
+          <w:rFonts w:ascii="Times New Roman" w:hAnsi="Times New Roman" w:cs="Times New Roman"/>
+          <w:b/>
+          <w:color w:val="000000"/>
+        </w:rPr>
+        <w:t>Submitted by</w:t>
+      </w:r>
+    </w:p>
+    <w:p>
+      <w:pPr>
+        <w:tabs>
+          <w:tab w:val="left" w:pos="630"/>
+        </w:tabs>
+        <w:spacing w:after="0" w:line="360" w:lineRule="auto"/>
+        <w:jc w:val="center"/>
+        <w:rPr>
+          <w:rFonts w:ascii="Times New Roman" w:hAnsi="Times New Roman" w:cs="Times New Roman"/>
+        </w:rPr>
+      </w:pPr>
+      <w:bookmarkStart w:id="0" w:name="_heading=h.gjdgxs" w:colFirst="0" w:colLast="0"/>
+      <w:bookmarkEnd w:id="0"/>
+      <w:r>
+        <w:rPr>
+          <w:rFonts w:ascii="Times New Roman" w:hAnsi="Times New Roman" w:cs="Times New Roman"/>
+          <w:color w:val="000000"/>
+        </w:rPr>
+        <w:t xml:space="preserve">   </w:t>
+      </w:r>
+      <w:r>
+        <w:rPr>
+          <w:rFonts w:ascii="Times New Roman" w:hAnsi="Times New Roman" w:cs="Times New Roman"/>
+          <w:b/>
+          <w:bCs/>
+          <w:color w:val="000000"/>
+        </w:rPr>
+        <w:t>Name</w:t>
+      </w:r>
+      <w:r>
+        <w:rPr>
+          <w:rFonts w:ascii="Times New Roman" w:hAnsi="Times New Roman" w:cs="Times New Roman"/>
+          <w:color w:val="000000"/>
+        </w:rPr>
+        <w:t>:</w:t>
+      </w:r>
+      <w:r>
+        <w:rPr>
+          <w:rFonts w:ascii="Times New Roman" w:hAnsi="Times New Roman" w:cs="Times New Roman"/>
+        </w:rPr>
+        <w:t xml:space="preserve"> Bishal Rijal</w:t>
+      </w:r>
+    </w:p>
+    <w:p>
+      <w:pPr>
+        <w:tabs>
+          <w:tab w:val="left" w:pos="630"/>
+        </w:tabs>
+        <w:spacing w:after="0" w:line="360" w:lineRule="auto"/>
+        <w:jc w:val="center"/>
+        <w:rPr>
+          <w:rFonts w:ascii="Times New Roman" w:hAnsi="Times New Roman" w:cs="Times New Roman"/>
+        </w:rPr>
+      </w:pPr>
+      <w:r>
+        <w:rPr>
+          <w:rFonts w:ascii="Times New Roman" w:hAnsi="Times New Roman" w:cs="Times New Roman"/>
+          <w:b/>
+          <w:bCs/>
+        </w:rPr>
+        <w:t>Roll No</w:t>
+      </w:r>
+      <w:r>
+        <w:rPr>
+          <w:rFonts w:ascii="Times New Roman" w:hAnsi="Times New Roman" w:cs="Times New Roman"/>
+        </w:rPr>
+        <w:t>: 6 (Six)</w:t>
+      </w:r>
+    </w:p>
+    <w:p>
+      <w:pPr>
+        <w:tabs>
+          <w:tab w:val="left" w:pos="630"/>
+        </w:tabs>
+        <w:spacing w:after="0" w:line="360" w:lineRule="auto"/>
+        <w:jc w:val="center"/>
+        <w:rPr>
+          <w:rFonts w:ascii="Times New Roman" w:hAnsi="Times New Roman" w:cs="Times New Roman"/>
+          <w:b/>
+          <w:bCs/>
+          <w:color w:val="000000"/>
+        </w:rPr>
+      </w:pPr>
+      <w:r>
+        <w:rPr>
+          <w:rFonts w:ascii="Times New Roman" w:hAnsi="Times New Roman" w:cs="Times New Roman"/>
+          <w:b/>
+          <w:bCs/>
+          <w:color w:val="000000"/>
+        </w:rPr>
+        <w:t>Tu Register no: 6-2-1133-50-2019</w:t>
+      </w:r>
+    </w:p>
+    <w:p>
+      <w:pPr>
+        <w:tabs>
+          <w:tab w:val="left" w:pos="630"/>
+        </w:tabs>
+        <w:spacing w:after="0" w:line="360" w:lineRule="auto"/>
+        <w:jc w:val="center"/>
+        <w:rPr>
+          <w:rFonts w:ascii="Times New Roman" w:hAnsi="Times New Roman" w:cs="Times New Roman"/>
+          <w:b/>
+          <w:color w:val="000000"/>
+        </w:rPr>
+      </w:pPr>
+    </w:p>
+    <w:p>
+      <w:pPr>
+        <w:tabs>
+          <w:tab w:val="left" w:pos="630"/>
+        </w:tabs>
+        <w:spacing w:after="0" w:line="360" w:lineRule="auto"/>
+        <w:jc w:val="center"/>
+        <w:rPr>
+          <w:rFonts w:ascii="Times New Roman" w:hAnsi="Times New Roman" w:cs="Times New Roman"/>
+          <w:b/>
+          <w:color w:val="000000"/>
+        </w:rPr>
+      </w:pPr>
+      <w:r>
+        <w:rPr>
+          <w:rFonts w:ascii="Times New Roman" w:hAnsi="Times New Roman" w:cs="Times New Roman"/>
+          <w:b/>
+          <w:color w:val="000000"/>
+        </w:rPr>
+        <w:t>Submitted to</w:t>
+      </w:r>
+    </w:p>
+    <w:p>
+      <w:pPr>
+        <w:tabs>
+          <w:tab w:val="left" w:pos="630"/>
+        </w:tabs>
+        <w:spacing w:after="0" w:line="360" w:lineRule="auto"/>
+        <w:jc w:val="center"/>
+        <w:rPr>
+          <w:rFonts w:ascii="Times New Roman" w:hAnsi="Times New Roman" w:cs="Times New Roman"/>
+        </w:rPr>
+      </w:pPr>
+      <w:r>
+        <w:rPr>
+          <w:rFonts w:ascii="Times New Roman" w:hAnsi="Times New Roman" w:cs="Times New Roman"/>
+        </w:rPr>
+        <w:t>Basanta Chapagain</w:t>
+      </w:r>
+    </w:p>
+    <w:p>
+      <w:pPr>
+        <w:tabs>
+          <w:tab w:val="left" w:pos="630"/>
+        </w:tabs>
+        <w:spacing w:after="0" w:line="360" w:lineRule="auto"/>
+        <w:jc w:val="center"/>
+        <w:rPr>
+          <w:rFonts w:ascii="Times New Roman" w:hAnsi="Times New Roman" w:cs="Times New Roman"/>
+          <w:b/>
+        </w:rPr>
+      </w:pPr>
+    </w:p>
+    <w:p>
+      <w:pPr>
+        <w:tabs>
+          <w:tab w:val="left" w:pos="630"/>
+        </w:tabs>
+        <w:spacing w:after="0" w:line="360" w:lineRule="auto"/>
+        <w:jc w:val="center"/>
+        <w:rPr>
+          <w:rFonts w:ascii="Times New Roman" w:hAnsi="Times New Roman" w:cs="Times New Roman"/>
+          <w:b/>
+        </w:rPr>
+      </w:pPr>
+      <w:r>
+        <w:rPr>
+          <w:rFonts w:ascii="Times New Roman" w:hAnsi="Times New Roman" w:cs="Times New Roman"/>
+          <w:b/>
+        </w:rPr>
+        <w:t>Patan Multiple Campus</w:t>
+      </w:r>
+    </w:p>
+    <w:p>
+      <w:pPr>
+        <w:tabs>
+          <w:tab w:val="left" w:pos="630"/>
+        </w:tabs>
+        <w:spacing w:after="0" w:line="360" w:lineRule="auto"/>
+        <w:jc w:val="center"/>
+        <w:rPr>
+          <w:rFonts w:ascii="Times New Roman" w:hAnsi="Times New Roman" w:cs="Times New Roman"/>
+          <w:color w:val="000000"/>
+        </w:rPr>
+      </w:pPr>
+      <w:proofErr w:type="spellStart"/>
+      <w:r>
+        <w:rPr>
+          <w:rFonts w:ascii="Times New Roman" w:hAnsi="Times New Roman" w:cs="Times New Roman"/>
+          <w:color w:val="000000"/>
+        </w:rPr>
+        <w:t>Patandhoka</w:t>
+      </w:r>
+      <w:proofErr w:type="spellEnd"/>
+      <w:r>
+        <w:rPr>
+          <w:rFonts w:ascii="Times New Roman" w:hAnsi="Times New Roman" w:cs="Times New Roman"/>
+          <w:color w:val="000000"/>
+        </w:rPr>
+        <w:t>, Lalitpur</w:t>
+      </w:r>
+    </w:p>
+    <w:p>
+      <w:pPr>
+        <w:tabs>
+          <w:tab w:val="left" w:pos="630"/>
+        </w:tabs>
+        <w:spacing w:after="0" w:line="360" w:lineRule="auto"/>
+        <w:jc w:val="center"/>
+        <w:rPr>
+          <w:rFonts w:ascii="Times New Roman" w:hAnsi="Times New Roman" w:cs="Times New Roman"/>
+          <w:b/>
+        </w:rPr>
+      </w:pPr>
+    </w:p>
+    <w:p>
+      <w:pPr>
+        <w:tabs>
+          <w:tab w:val="left" w:pos="630"/>
+        </w:tabs>
+        <w:spacing w:after="0" w:line="360" w:lineRule="auto"/>
+        <w:jc w:val="center"/>
+        <w:rPr>
+          <w:rFonts w:ascii="Times New Roman" w:hAnsi="Times New Roman" w:cs="Times New Roman"/>
+          <w:b/>
+          <w:bCs/>
+          <w:color w:val="000000"/>
+        </w:rPr>
+      </w:pPr>
+      <w:r>
+        <w:rPr>
+          <w:rFonts w:ascii="Times New Roman" w:hAnsi="Times New Roman" w:cs="Times New Roman"/>
+          <w:b/>
+          <w:bCs/>
+          <w:color w:val="000000"/>
+        </w:rPr>
+        <w:t>Department of MCA</w:t>
+      </w:r>
+    </w:p>
+    <w:p>
+      <w:pPr>
+        <w:tabs>
+          <w:tab w:val="left" w:pos="630"/>
+        </w:tabs>
+        <w:spacing w:after="0" w:line="360" w:lineRule="auto"/>
+        <w:jc w:val="center"/>
+        <w:rPr>
+          <w:rFonts w:ascii="Times New Roman" w:hAnsi="Times New Roman" w:cs="Times New Roman"/>
+          <w:color w:val="000000"/>
+        </w:rPr>
+      </w:pPr>
+      <w:r>
+        <w:rPr>
+          <w:rFonts w:ascii="Times New Roman" w:hAnsi="Times New Roman" w:cs="Times New Roman"/>
+          <w:color w:val="000000"/>
+        </w:rPr>
+        <w:t>Affiliated to Tribhuvan University</w:t>
+      </w:r>
+    </w:p>
+    <w:p>
+      <w:pPr>
+        <w:tabs>
+          <w:tab w:val="left" w:pos="630"/>
+        </w:tabs>
+        <w:spacing w:after="0" w:line="360" w:lineRule="auto"/>
+        <w:jc w:val="center"/>
+        <w:rPr>
+          <w:rFonts w:ascii="Times New Roman" w:hAnsi="Times New Roman" w:cs="Times New Roman"/>
+          <w:color w:val="000000"/>
+        </w:rPr>
+      </w:pPr>
+    </w:p>
+    <w:p>
+      <w:pPr>
+        <w:tabs>
+          <w:tab w:val="left" w:pos="630"/>
+        </w:tabs>
+        <w:spacing w:after="0" w:line="360" w:lineRule="auto"/>
+        <w:jc w:val="center"/>
+        <w:rPr>
+          <w:rFonts w:ascii="Times New Roman" w:hAnsi="Times New Roman" w:cs="Times New Roman"/>
+          <w:color w:val="000000"/>
+        </w:rPr>
+      </w:pPr>
+      <w:r>
+        <w:rPr>
+          <w:rFonts w:ascii="Times New Roman" w:hAnsi="Times New Roman" w:cs="Times New Roman"/>
+          <w:color w:val="000000"/>
+        </w:rPr>
+        <w:t xml:space="preserve">   </w:t>
+      </w:r>
+      <w:r>
+        <w:rPr>
+          <w:rFonts w:ascii="Times New Roman" w:hAnsi="Times New Roman" w:cs="Times New Roman"/>
+          <w:color w:val="000000"/>
+        </w:rPr>
+        <w:tab/>
+      </w:r>
+      <w:r>
+        <w:rPr>
+          <w:rFonts w:ascii="Times New Roman" w:hAnsi="Times New Roman" w:cs="Times New Roman"/>
+          <w:color w:val="000000"/>
+        </w:rPr>
+        <w:tab/>
+        <w:t xml:space="preserve">    </w:t>
+      </w:r>
+    </w:p>
+    <w:p>
+      <w:pPr>
+        <w:tabs>
+          <w:tab w:val="left" w:pos="630"/>
+        </w:tabs>
+        <w:spacing w:after="0" w:line="360" w:lineRule="auto"/>
+        <w:rPr>
+          <w:rFonts w:ascii="Times New Roman" w:hAnsi="Times New Roman" w:cs="Times New Roman"/>
+          <w:color w:val="000000"/>
+        </w:rPr>
+      </w:pPr>
+      <w:r>
+        <w:rPr>
+          <w:rFonts w:ascii="Times New Roman" w:hAnsi="Times New Roman" w:cs="Times New Roman"/>
+          <w:color w:val="000000"/>
+        </w:rPr>
+        <w:t>Sign of Internal</w:t>
+      </w:r>
+      <w:r>
+        <w:rPr>
+          <w:rFonts w:ascii="Times New Roman" w:hAnsi="Times New Roman" w:cs="Times New Roman"/>
+          <w:color w:val="000000"/>
+        </w:rPr>
+        <w:tab/>
+      </w:r>
+      <w:r>
+        <w:rPr>
+          <w:rFonts w:ascii="Times New Roman" w:hAnsi="Times New Roman" w:cs="Times New Roman"/>
+          <w:color w:val="000000"/>
+        </w:rPr>
+        <w:tab/>
+      </w:r>
+      <w:r>
+        <w:rPr>
+          <w:rFonts w:ascii="Times New Roman" w:hAnsi="Times New Roman" w:cs="Times New Roman"/>
+          <w:color w:val="000000"/>
+        </w:rPr>
+        <w:tab/>
+      </w:r>
+      <w:r>
+        <w:rPr>
+          <w:rFonts w:ascii="Times New Roman" w:hAnsi="Times New Roman" w:cs="Times New Roman"/>
+          <w:color w:val="000000"/>
+        </w:rPr>
+        <w:tab/>
+      </w:r>
+      <w:r>
+        <w:rPr>
+          <w:rFonts w:ascii="Times New Roman" w:hAnsi="Times New Roman" w:cs="Times New Roman"/>
+          <w:color w:val="000000"/>
+        </w:rPr>
+        <w:tab/>
+      </w:r>
+      <w:r>
+        <w:rPr>
+          <w:rFonts w:ascii="Times New Roman" w:hAnsi="Times New Roman" w:cs="Times New Roman"/>
+          <w:color w:val="000000"/>
+        </w:rPr>
+        <w:tab/>
+      </w:r>
+      <w:r>
+        <w:rPr>
+          <w:rFonts w:ascii="Times New Roman" w:hAnsi="Times New Roman" w:cs="Times New Roman"/>
+          <w:color w:val="000000"/>
+        </w:rPr>
+        <w:tab/>
+      </w:r>
+      <w:r>
+        <w:rPr>
+          <w:rFonts w:ascii="Times New Roman" w:hAnsi="Times New Roman" w:cs="Times New Roman"/>
+          <w:color w:val="000000"/>
+        </w:rPr>
+        <w:tab/>
+      </w:r>
+      <w:r>
+        <w:rPr>
+          <w:rFonts w:ascii="Times New Roman" w:hAnsi="Times New Roman" w:cs="Times New Roman"/>
+          <w:color w:val="000000"/>
+        </w:rPr>
+        <w:tab/>
+      </w:r>
+      <w:r>
+        <w:rPr>
+          <w:rFonts w:ascii="Times New Roman" w:hAnsi="Times New Roman" w:cs="Times New Roman"/>
+          <w:color w:val="000000"/>
+        </w:rPr>
+        <w:tab/>
+        <w:t>Sign of External</w:t>
+      </w:r>
+    </w:p>
+    <w:p>
+      <w:pPr>
+        <w:tabs>
+          <w:tab w:val="left" w:pos="630"/>
+        </w:tabs>
+        <w:spacing w:after="0" w:line="360" w:lineRule="auto"/>
+        <w:rPr>
+          <w:rFonts w:ascii="Times New Roman" w:hAnsi="Times New Roman" w:cs="Times New Roman"/>
+          <w:color w:val="000000"/>
+        </w:rPr>
+      </w:pPr>
+    </w:p>
+    <w:p>
+      <w:pPr>
+        <w:tabs>
+          <w:tab w:val="left" w:pos="630"/>
+        </w:tabs>
+        <w:spacing w:after="0" w:line="360" w:lineRule="auto"/>
+        <w:rPr>
+          <w:rFonts w:ascii="Times New Roman" w:hAnsi="Times New Roman" w:cs="Times New Roman"/>
+          <w:color w:val="000000"/>
+        </w:rPr>
+      </w:pPr>
+      <w:r>
+        <w:rPr>
+          <w:rFonts w:ascii="Times New Roman" w:hAnsi="Times New Roman" w:cs="Times New Roman"/>
+          <w:color w:val="000000"/>
+        </w:rPr>
+        <w:t xml:space="preserve">……………….                </w:t>
+      </w:r>
+      <w:r>
+        <w:rPr>
+          <w:rFonts w:ascii="Times New Roman" w:hAnsi="Times New Roman" w:cs="Times New Roman"/>
+          <w:color w:val="000000"/>
+        </w:rPr>
+        <w:tab/>
+      </w:r>
+      <w:r>
+        <w:rPr>
+          <w:rFonts w:ascii="Times New Roman" w:hAnsi="Times New Roman" w:cs="Times New Roman"/>
+          <w:color w:val="000000"/>
+        </w:rPr>
+        <w:tab/>
+        <w:t xml:space="preserve">             </w:t>
+      </w:r>
+      <w:r>
+        <w:rPr>
+          <w:rFonts w:ascii="Times New Roman" w:hAnsi="Times New Roman" w:cs="Times New Roman"/>
+          <w:color w:val="000000"/>
+        </w:rPr>
+        <w:tab/>
+      </w:r>
+      <w:r>
+        <w:rPr>
+          <w:rFonts w:ascii="Times New Roman" w:hAnsi="Times New Roman" w:cs="Times New Roman"/>
+          <w:color w:val="000000"/>
+        </w:rPr>
+        <w:tab/>
+        <w:t xml:space="preserve">          </w:t>
+      </w:r>
+      <w:r>
+        <w:rPr>
+          <w:rFonts w:ascii="Times New Roman" w:hAnsi="Times New Roman" w:cs="Times New Roman"/>
+          <w:color w:val="000000"/>
+        </w:rPr>
+        <w:tab/>
+      </w:r>
+      <w:r>
+        <w:rPr>
+          <w:rFonts w:ascii="Times New Roman" w:hAnsi="Times New Roman" w:cs="Times New Roman"/>
+          <w:color w:val="000000"/>
+        </w:rPr>
+        <w:tab/>
+      </w:r>
+      <w:r>
+        <w:rPr>
+          <w:rFonts w:ascii="Times New Roman" w:hAnsi="Times New Roman" w:cs="Times New Roman"/>
+          <w:color w:val="000000"/>
+        </w:rPr>
+        <w:tab/>
+      </w:r>
+      <w:r>
+        <w:rPr>
+          <w:rFonts w:ascii="Times New Roman" w:hAnsi="Times New Roman" w:cs="Times New Roman"/>
+          <w:color w:val="000000"/>
+        </w:rPr>
+        <w:tab/>
+        <w:t>………………...</w:t>
+      </w:r>
+    </w:p>
+    <w:p>
+      <w:pPr>
+        <w:tabs>
+          <w:tab w:val="left" w:pos="630"/>
+        </w:tabs>
+        <w:spacing w:after="0" w:line="360" w:lineRule="auto"/>
+        <w:jc w:val="center"/>
+        <w:rPr>
+          <w:rFonts w:ascii="Times New Roman" w:hAnsi="Times New Roman" w:cs="Times New Roman"/>
+          <w:b/>
+          <w:color w:val="000000"/>
+        </w:rPr>
+      </w:pPr>
+    </w:p>
+    <w:p>
+      <w:pPr>
+        <w:tabs>
+          <w:tab w:val="left" w:pos="630"/>
+        </w:tabs>
+        <w:spacing w:after="0" w:line="360" w:lineRule="auto"/>
+        <w:jc w:val="center"/>
+        <w:rPr>
+          <w:rFonts w:ascii="Times New Roman" w:hAnsi="Times New Roman" w:cs="Times New Roman"/>
+          <w:b/>
+        </w:rPr>
+      </w:pPr>
+      <w:r>
+        <w:rPr>
+          <w:rFonts w:ascii="Times New Roman" w:hAnsi="Times New Roman" w:cs="Times New Roman"/>
+          <w:b/>
+          <w:color w:val="000000"/>
+        </w:rPr>
+        <w:t>September- 202</w:t>
+      </w:r>
+      <w:r>
+        <w:rPr>
+          <w:rFonts w:ascii="Times New Roman" w:hAnsi="Times New Roman" w:cs="Times New Roman"/>
+          <w:b/>
+        </w:rPr>
+        <w:t>6</w:t>
+      </w:r>
+    </w:p>
+    <w:p>
+      <w:pPr>
+        <w:rPr>
+          <w:rFonts w:ascii="Times New Roman" w:hAnsi="Times New Roman" w:cs="Times New Roman"/>
+          <w:b/>
+        </w:rPr>
+      </w:pPr>
+      <w:r>
+        <w:rPr>
+          <w:rFonts w:ascii="Times New Roman" w:hAnsi="Times New Roman" w:cs="Times New Roman"/>
+          <w:b/>
+        </w:rPr>
+        <w:br w:type="page"/>
+      </w:r>
+    </w:p>
     <w:sdt>
       <w:sdtPr>
         <w:rPr>
+          <w:rFonts w:asciiTheme="minorHAnsi" w:eastAsiaTheme="minorHAnsi" w:hAnsiTheme="minorHAnsi" w:cstheme="minorBidi"/>
           <w:color w:val="auto"/>
+          <w:kern w:val="2"/>
+          <w:sz w:val="24"/>
+          <w:szCs w:val="21"/>
+          <w:lang w:bidi="hi-IN"/>
+          <w14:ligatures w14:val="standardContextual"/>
         </w:rPr>
         <w:id w:val="161594299"/>
         <w:docPartObj>
@@ -15,15 +809,9 @@
       </w:sdtPr>
       <w:sdtEndPr>
         <w:rPr>
-          <w:rFonts w:asciiTheme="minorHAnsi" w:eastAsiaTheme="minorHAnsi" w:hAnsiTheme="minorHAnsi" w:cstheme="minorBidi"/>
           <w:b/>
           <w:bCs/>
           <w:noProof/>
-          <w:kern w:val="2"/>
-          <w:sz w:val="24"/>
-          <w:szCs w:val="21"/>
-          <w:lang w:bidi="hi-IN"/>
-          <w14:ligatures w14:val="standardContextual"/>
         </w:rPr>
       </w:sdtEndPr>
       <w:sdtContent>
@@ -62,7 +850,7 @@
           <w:r>
             <w:fldChar w:fldCharType="separate"/>
           </w:r>
-          <w:hyperlink w:anchor="_Toc241611710" w:history="1">
+          <w:hyperlink w:anchor="_Toc241612883" w:history="1">
             <w:r>
               <w:rPr>
                 <w:rStyle w:val="Hyperlink"/>
@@ -89,7 +877,7 @@
                 <w:noProof/>
                 <w:webHidden/>
               </w:rPr>
-              <w:instrText xml:space="preserve"> PAGEREF _Toc241611710 \h </w:instrText>
+              <w:instrText xml:space="preserve"> PAGEREF _Toc241612883 \h </w:instrText>
             </w:r>
             <w:r>
               <w:rPr>
@@ -109,7 +897,7 @@
                 <w:noProof/>
                 <w:webHidden/>
               </w:rPr>
-              <w:t>2</w:t>
+              <w:t>1</w:t>
             </w:r>
             <w:r>
               <w:rPr>
@@ -131,7 +919,7 @@
               <w:noProof/>
             </w:rPr>
           </w:pPr>
-          <w:hyperlink w:anchor="_Toc241611711" w:history="1">
+          <w:hyperlink w:anchor="_Toc241612884" w:history="1">
             <w:r>
               <w:rPr>
                 <w:rStyle w:val="Hyperlink"/>
@@ -158,7 +946,7 @@
                 <w:noProof/>
                 <w:webHidden/>
               </w:rPr>
-              <w:instrText xml:space="preserve"> PAGEREF _Toc241611711 \h </w:instrText>
+              <w:instrText xml:space="preserve"> PAGEREF _Toc241612884 \h </w:instrText>
             </w:r>
             <w:r>
               <w:rPr>
@@ -178,7 +966,7 @@
                 <w:noProof/>
                 <w:webHidden/>
               </w:rPr>
-              <w:t>5</w:t>
+              <w:t>4</w:t>
             </w:r>
             <w:r>
               <w:rPr>
@@ -200,7 +988,7 @@
               <w:noProof/>
             </w:rPr>
           </w:pPr>
-          <w:hyperlink w:anchor="_Toc241611712" w:history="1">
+          <w:hyperlink w:anchor="_Toc241612885" w:history="1">
             <w:r>
               <w:rPr>
                 <w:rStyle w:val="Hyperlink"/>
@@ -227,7 +1015,7 @@
                 <w:noProof/>
                 <w:webHidden/>
               </w:rPr>
-              <w:instrText xml:space="preserve"> PAGEREF _Toc241611712 \h </w:instrText>
+              <w:instrText xml:space="preserve"> PAGEREF _Toc241612885 \h </w:instrText>
             </w:r>
             <w:r>
               <w:rPr>
@@ -247,7 +1035,7 @@
                 <w:noProof/>
                 <w:webHidden/>
               </w:rPr>
-              <w:t>6</w:t>
+              <w:t>5</w:t>
             </w:r>
             <w:r>
               <w:rPr>
@@ -269,7 +1057,7 @@
               <w:noProof/>
             </w:rPr>
           </w:pPr>
-          <w:hyperlink w:anchor="_Toc241611713" w:history="1">
+          <w:hyperlink w:anchor="_Toc241612886" w:history="1">
             <w:r>
               <w:rPr>
                 <w:rStyle w:val="Hyperlink"/>
@@ -296,7 +1084,7 @@
                 <w:noProof/>
                 <w:webHidden/>
               </w:rPr>
-              <w:instrText xml:space="preserve"> PAGEREF _Toc241611713 \h </w:instrText>
+              <w:instrText xml:space="preserve"> PAGEREF _Toc241612886 \h </w:instrText>
             </w:r>
             <w:r>
               <w:rPr>
@@ -338,7 +1126,7 @@
               <w:noProof/>
             </w:rPr>
           </w:pPr>
-          <w:hyperlink w:anchor="_Toc241611714" w:history="1">
+          <w:hyperlink w:anchor="_Toc241612887" w:history="1">
             <w:r>
               <w:rPr>
                 <w:rStyle w:val="Hyperlink"/>
@@ -365,7 +1153,7 @@
                 <w:noProof/>
                 <w:webHidden/>
               </w:rPr>
-              <w:instrText xml:space="preserve"> PAGEREF _Toc241611714 \h </w:instrText>
+              <w:instrText xml:space="preserve"> PAGEREF _Toc241612887 \h </w:instrText>
             </w:r>
             <w:r>
               <w:rPr>
@@ -407,7 +1195,7 @@
               <w:noProof/>
             </w:rPr>
           </w:pPr>
-          <w:hyperlink w:anchor="_Toc241611715" w:history="1">
+          <w:hyperlink w:anchor="_Toc241612888" w:history="1">
             <w:r>
               <w:rPr>
                 <w:rStyle w:val="Hyperlink"/>
@@ -434,7 +1222,7 @@
                 <w:noProof/>
                 <w:webHidden/>
               </w:rPr>
-              <w:instrText xml:space="preserve"> PAGEREF _Toc241611715 \h </w:instrText>
+              <w:instrText xml:space="preserve"> PAGEREF _Toc241612888 \h </w:instrText>
             </w:r>
             <w:r>
               <w:rPr>
@@ -476,7 +1264,7 @@
               <w:noProof/>
             </w:rPr>
           </w:pPr>
-          <w:hyperlink w:anchor="_Toc241611716" w:history="1">
+          <w:hyperlink w:anchor="_Toc241612889" w:history="1">
             <w:r>
               <w:rPr>
                 <w:rStyle w:val="Hyperlink"/>
@@ -503,7 +1291,7 @@
                 <w:noProof/>
                 <w:webHidden/>
               </w:rPr>
-              <w:instrText xml:space="preserve"> PAGEREF _Toc241611716 \h </w:instrText>
+              <w:instrText xml:space="preserve"> PAGEREF _Toc241612889 \h </w:instrText>
             </w:r>
             <w:r>
               <w:rPr>
@@ -545,7 +1333,7 @@
               <w:noProof/>
             </w:rPr>
           </w:pPr>
-          <w:hyperlink w:anchor="_Toc241611717" w:history="1">
+          <w:hyperlink w:anchor="_Toc241612890" w:history="1">
             <w:r>
               <w:rPr>
                 <w:rStyle w:val="Hyperlink"/>
@@ -572,7 +1360,7 @@
                 <w:noProof/>
                 <w:webHidden/>
               </w:rPr>
-              <w:instrText xml:space="preserve"> PAGEREF _Toc241611717 \h </w:instrText>
+              <w:instrText xml:space="preserve"> PAGEREF _Toc241612890 \h </w:instrText>
             </w:r>
             <w:r>
               <w:rPr>
@@ -614,7 +1402,7 @@
               <w:noProof/>
             </w:rPr>
           </w:pPr>
-          <w:hyperlink w:anchor="_Toc241611718" w:history="1">
+          <w:hyperlink w:anchor="_Toc241612891" w:history="1">
             <w:r>
               <w:rPr>
                 <w:rStyle w:val="Hyperlink"/>
@@ -641,7 +1429,7 @@
                 <w:noProof/>
                 <w:webHidden/>
               </w:rPr>
-              <w:instrText xml:space="preserve"> PAGEREF _Toc241611718 \h </w:instrText>
+              <w:instrText xml:space="preserve"> PAGEREF _Toc241612891 \h </w:instrText>
             </w:r>
             <w:r>
               <w:rPr>
@@ -683,7 +1471,7 @@
               <w:noProof/>
             </w:rPr>
           </w:pPr>
-          <w:hyperlink w:anchor="_Toc241611719" w:history="1">
+          <w:hyperlink w:anchor="_Toc241612892" w:history="1">
             <w:r>
               <w:rPr>
                 <w:rStyle w:val="Hyperlink"/>
@@ -710,7 +1498,7 @@
                 <w:noProof/>
                 <w:webHidden/>
               </w:rPr>
-              <w:instrText xml:space="preserve"> PAGEREF _Toc241611719 \h </w:instrText>
+              <w:instrText xml:space="preserve"> PAGEREF _Toc241612892 \h </w:instrText>
             </w:r>
             <w:r>
               <w:rPr>
@@ -752,7 +1540,7 @@
               <w:noProof/>
             </w:rPr>
           </w:pPr>
-          <w:hyperlink w:anchor="_Toc241611720" w:history="1">
+          <w:hyperlink w:anchor="_Toc241612893" w:history="1">
             <w:r>
               <w:rPr>
                 <w:rStyle w:val="Hyperlink"/>
@@ -779,7 +1567,7 @@
                 <w:noProof/>
                 <w:webHidden/>
               </w:rPr>
-              <w:instrText xml:space="preserve"> PAGEREF _Toc241611720 \h </w:instrText>
+              <w:instrText xml:space="preserve"> PAGEREF _Toc241612893 \h </w:instrText>
             </w:r>
             <w:r>
               <w:rPr>
@@ -821,7 +1609,7 @@
               <w:noProof/>
             </w:rPr>
           </w:pPr>
-          <w:hyperlink w:anchor="_Toc241611721" w:history="1">
+          <w:hyperlink w:anchor="_Toc241612894" w:history="1">
             <w:r>
               <w:rPr>
                 <w:rStyle w:val="Hyperlink"/>
@@ -848,7 +1636,7 @@
                 <w:noProof/>
                 <w:webHidden/>
               </w:rPr>
-              <w:instrText xml:space="preserve"> PAGEREF _Toc241611721 \h </w:instrText>
+              <w:instrText xml:space="preserve"> PAGEREF _Toc241612894 \h </w:instrText>
             </w:r>
             <w:r>
               <w:rPr>
@@ -919,8 +1707,23 @@
         <w:rPr>
           <w:color w:val="auto"/>
         </w:rPr>
-      </w:pPr>
-      <w:bookmarkStart w:id="0" w:name="_Toc241611710"/>
+        <w:sectPr>
+          <w:pgSz w:w="11906" w:h="16838" w:code="9"/>
+          <w:pgMar w:top="720" w:right="720" w:bottom="720" w:left="720" w:header="720" w:footer="720" w:gutter="0"/>
+          <w:cols w:space="720"/>
+          <w:docGrid w:linePitch="360"/>
+        </w:sectPr>
+      </w:pPr>
+    </w:p>
+    <w:p>
+      <w:pPr>
+        <w:pStyle w:val="Heading1"/>
+        <w:spacing w:before="0" w:after="0" w:line="276" w:lineRule="auto"/>
+        <w:rPr>
+          <w:color w:val="auto"/>
+        </w:rPr>
+      </w:pPr>
+      <w:bookmarkStart w:id="1" w:name="_Toc241612883"/>
       <w:r>
         <w:rPr>
           <w:color w:val="auto"/>
@@ -934,7 +1737,7 @@
         </w:rPr>
         <w:t>: Design a Research Questionnaire for data collection</w:t>
       </w:r>
-      <w:bookmarkEnd w:id="0"/>
+      <w:bookmarkEnd w:id="1"/>
     </w:p>
     <w:p>
       <w:pPr>
@@ -2615,6 +3418,7 @@
               <w:rPr>
                 <w:rFonts w:ascii="Times New Roman" w:hAnsi="Times New Roman" w:cs="Times New Roman"/>
               </w:rPr>
+              <w:lastRenderedPageBreak/>
               <w:t>Neutral</w:t>
             </w:r>
           </w:p>
@@ -2709,7 +3513,6 @@
               <w:rPr>
                 <w:rFonts w:ascii="Times New Roman" w:hAnsi="Times New Roman" w:cs="Times New Roman"/>
               </w:rPr>
-              <w:lastRenderedPageBreak/>
               <w:t>Strongly Agree</w:t>
             </w:r>
           </w:p>
@@ -3502,7 +4305,7 @@
           <w:color w:val="auto"/>
         </w:rPr>
       </w:pPr>
-      <w:bookmarkStart w:id="1" w:name="_Toc241611711"/>
+      <w:bookmarkStart w:id="2" w:name="_Toc241612884"/>
       <w:r>
         <w:rPr>
           <w:color w:val="auto"/>
@@ -3516,7 +4319,7 @@
         </w:rPr>
         <w:t>: Questionnaire Validation</w:t>
       </w:r>
-      <w:bookmarkEnd w:id="1"/>
+      <w:bookmarkEnd w:id="2"/>
     </w:p>
     <w:p>
       <w:pPr>
@@ -5003,6 +5806,7 @@
           <w:b/>
           <w:bCs/>
         </w:rPr>
+        <w:lastRenderedPageBreak/>
         <w:t>Note:</w:t>
       </w:r>
       <w:r>
@@ -5044,12 +5848,11 @@
           <w:color w:val="auto"/>
         </w:rPr>
       </w:pPr>
-      <w:bookmarkStart w:id="2" w:name="_Toc241611712"/>
+      <w:bookmarkStart w:id="3" w:name="_Toc241612885"/>
       <w:r>
         <w:rPr>
           <w:color w:val="auto"/>
         </w:rPr>
-        <w:lastRenderedPageBreak/>
         <w:t>Q</w:t>
       </w:r>
       <w:r>
@@ -5058,7 +5861,7 @@
         </w:rPr>
         <w:t>3. Purpose of Each Section</w:t>
       </w:r>
-      <w:bookmarkEnd w:id="2"/>
+      <w:bookmarkEnd w:id="3"/>
     </w:p>
     <w:p>
       <w:pPr>
@@ -6020,12 +6823,33 @@
           <w:bCs/>
         </w:rPr>
       </w:pPr>
-      <w:r>
+    </w:p>
+    <w:p>
+      <w:pPr>
+        <w:spacing w:after="0" w:line="276" w:lineRule="auto"/>
         <w:rPr>
           <w:rFonts w:ascii="Times New Roman" w:hAnsi="Times New Roman" w:cs="Times New Roman"/>
           <w:b/>
           <w:bCs/>
         </w:rPr>
+      </w:pPr>
+    </w:p>
+    <w:p>
+      <w:pPr>
+        <w:spacing w:after="0" w:line="276" w:lineRule="auto"/>
+        <w:rPr>
+          <w:rFonts w:ascii="Times New Roman" w:hAnsi="Times New Roman" w:cs="Times New Roman"/>
+          <w:b/>
+          <w:bCs/>
+        </w:rPr>
+      </w:pPr>
+      <w:r>
+        <w:rPr>
+          <w:rFonts w:ascii="Times New Roman" w:hAnsi="Times New Roman" w:cs="Times New Roman"/>
+          <w:b/>
+          <w:bCs/>
+        </w:rPr>
+        <w:lastRenderedPageBreak/>
         <w:t>7. Conclusion</w:t>
       </w:r>
     </w:p>
@@ -7081,6 +7905,7 @@
         <w:rPr>
           <w:rFonts w:ascii="Times New Roman" w:hAnsi="Times New Roman" w:cs="Times New Roman"/>
         </w:rPr>
+        <w:lastRenderedPageBreak/>
         <w:t>students' previous experience with technology.</w:t>
       </w:r>
     </w:p>
@@ -7103,22 +7928,804 @@
         <w:rPr>
           <w:rFonts w:ascii="Times New Roman" w:hAnsi="Times New Roman" w:cs="Times New Roman"/>
         </w:rPr>
+        <w:t>This study aims to investigate the factors affecting university students'</w:t>
+      </w:r>
+    </w:p>
+    <w:p>
+      <w:pPr>
+        <w:spacing w:after="0" w:line="276" w:lineRule="auto"/>
+        <w:rPr>
+          <w:rFonts w:ascii="Times New Roman" w:hAnsi="Times New Roman" w:cs="Times New Roman"/>
+        </w:rPr>
+      </w:pPr>
+      <w:r>
+        <w:rPr>
+          <w:rFonts w:ascii="Times New Roman" w:hAnsi="Times New Roman" w:cs="Times New Roman"/>
+        </w:rPr>
+        <w:t>acceptance of AI-based educational applications.</w:t>
+      </w:r>
+    </w:p>
+    <w:p>
+      <w:pPr>
+        <w:spacing w:after="0" w:line="276" w:lineRule="auto"/>
+        <w:rPr>
+          <w:rFonts w:ascii="Times New Roman" w:hAnsi="Times New Roman" w:cs="Times New Roman"/>
+        </w:rPr>
+      </w:pPr>
+    </w:p>
+    <w:p>
+      <w:pPr>
+        <w:spacing w:after="0" w:line="276" w:lineRule="auto"/>
+        <w:rPr>
+          <w:rFonts w:ascii="Times New Roman" w:hAnsi="Times New Roman" w:cs="Times New Roman"/>
+        </w:rPr>
+      </w:pPr>
+      <w:r>
+        <w:rPr>
+          <w:rFonts w:ascii="Times New Roman" w:hAnsi="Times New Roman" w:cs="Times New Roman"/>
+        </w:rPr>
+        <w:t>%------------------------------------------------</w:t>
+      </w:r>
+    </w:p>
+    <w:p>
+      <w:pPr>
+        <w:spacing w:after="0" w:line="276" w:lineRule="auto"/>
+        <w:rPr>
+          <w:rFonts w:ascii="Times New Roman" w:hAnsi="Times New Roman" w:cs="Times New Roman"/>
+        </w:rPr>
+      </w:pPr>
+      <w:r>
+        <w:rPr>
+          <w:rFonts w:ascii="Times New Roman" w:hAnsi="Times New Roman" w:cs="Times New Roman"/>
+        </w:rPr>
+        <w:t>\</w:t>
+      </w:r>
+      <w:proofErr w:type="gramStart"/>
+      <w:r>
+        <w:rPr>
+          <w:rFonts w:ascii="Times New Roman" w:hAnsi="Times New Roman" w:cs="Times New Roman"/>
+        </w:rPr>
+        <w:t>section{</w:t>
+      </w:r>
+      <w:proofErr w:type="gramEnd"/>
+      <w:r>
+        <w:rPr>
+          <w:rFonts w:ascii="Times New Roman" w:hAnsi="Times New Roman" w:cs="Times New Roman"/>
+        </w:rPr>
+        <w:t>Background of the Study}</w:t>
+      </w:r>
+    </w:p>
+    <w:p>
+      <w:pPr>
+        <w:spacing w:after="0" w:line="276" w:lineRule="auto"/>
+        <w:rPr>
+          <w:rFonts w:ascii="Times New Roman" w:hAnsi="Times New Roman" w:cs="Times New Roman"/>
+        </w:rPr>
+      </w:pPr>
+    </w:p>
+    <w:p>
+      <w:pPr>
+        <w:spacing w:after="0" w:line="276" w:lineRule="auto"/>
+        <w:rPr>
+          <w:rFonts w:ascii="Times New Roman" w:hAnsi="Times New Roman" w:cs="Times New Roman"/>
+        </w:rPr>
+      </w:pPr>
+      <w:r>
+        <w:rPr>
+          <w:rFonts w:ascii="Times New Roman" w:hAnsi="Times New Roman" w:cs="Times New Roman"/>
+        </w:rPr>
+        <w:t>AI-based educational applications include intelligent tutoring systems,</w:t>
+      </w:r>
+    </w:p>
+    <w:p>
+      <w:pPr>
+        <w:spacing w:after="0" w:line="276" w:lineRule="auto"/>
+        <w:rPr>
+          <w:rFonts w:ascii="Times New Roman" w:hAnsi="Times New Roman" w:cs="Times New Roman"/>
+        </w:rPr>
+      </w:pPr>
+      <w:r>
+        <w:rPr>
+          <w:rFonts w:ascii="Times New Roman" w:hAnsi="Times New Roman" w:cs="Times New Roman"/>
+        </w:rPr>
+        <w:t>AI chatbots, automated assessment tools, recommendation systems, and</w:t>
+      </w:r>
+    </w:p>
+    <w:p>
+      <w:pPr>
+        <w:spacing w:after="0" w:line="276" w:lineRule="auto"/>
+        <w:rPr>
+          <w:rFonts w:ascii="Times New Roman" w:hAnsi="Times New Roman" w:cs="Times New Roman"/>
+        </w:rPr>
+      </w:pPr>
+      <w:r>
+        <w:rPr>
+          <w:rFonts w:ascii="Times New Roman" w:hAnsi="Times New Roman" w:cs="Times New Roman"/>
+        </w:rPr>
+        <w:t>generative AI applications.</w:t>
+      </w:r>
+    </w:p>
+    <w:p>
+      <w:pPr>
+        <w:spacing w:after="0" w:line="276" w:lineRule="auto"/>
+        <w:rPr>
+          <w:rFonts w:ascii="Times New Roman" w:hAnsi="Times New Roman" w:cs="Times New Roman"/>
+        </w:rPr>
+      </w:pPr>
+    </w:p>
+    <w:p>
+      <w:pPr>
+        <w:spacing w:after="0" w:line="276" w:lineRule="auto"/>
+        <w:rPr>
+          <w:rFonts w:ascii="Times New Roman" w:hAnsi="Times New Roman" w:cs="Times New Roman"/>
+        </w:rPr>
+      </w:pPr>
+      <w:r>
+        <w:rPr>
+          <w:rFonts w:ascii="Times New Roman" w:hAnsi="Times New Roman" w:cs="Times New Roman"/>
+        </w:rPr>
+        <w:t>These applications can support students by providing quick feedback,</w:t>
+      </w:r>
+    </w:p>
+    <w:p>
+      <w:pPr>
+        <w:spacing w:after="0" w:line="276" w:lineRule="auto"/>
+        <w:rPr>
+          <w:rFonts w:ascii="Times New Roman" w:hAnsi="Times New Roman" w:cs="Times New Roman"/>
+        </w:rPr>
+      </w:pPr>
+      <w:r>
+        <w:rPr>
+          <w:rFonts w:ascii="Times New Roman" w:hAnsi="Times New Roman" w:cs="Times New Roman"/>
+        </w:rPr>
+        <w:t>personalized assistance, and access to learning resources. Despite these</w:t>
+      </w:r>
+    </w:p>
+    <w:p>
+      <w:pPr>
+        <w:spacing w:after="0" w:line="276" w:lineRule="auto"/>
+        <w:rPr>
+          <w:rFonts w:ascii="Times New Roman" w:hAnsi="Times New Roman" w:cs="Times New Roman"/>
+        </w:rPr>
+      </w:pPr>
+      <w:r>
+        <w:rPr>
+          <w:rFonts w:ascii="Times New Roman" w:hAnsi="Times New Roman" w:cs="Times New Roman"/>
+        </w:rPr>
+        <w:t>potential benefits, students may have concerns regarding accuracy,</w:t>
+      </w:r>
+    </w:p>
+    <w:p>
+      <w:pPr>
+        <w:spacing w:after="0" w:line="276" w:lineRule="auto"/>
+        <w:rPr>
+          <w:rFonts w:ascii="Times New Roman" w:hAnsi="Times New Roman" w:cs="Times New Roman"/>
+        </w:rPr>
+      </w:pPr>
+      <w:r>
+        <w:rPr>
+          <w:rFonts w:ascii="Times New Roman" w:hAnsi="Times New Roman" w:cs="Times New Roman"/>
+        </w:rPr>
+        <w:t>privacy, reliability, academic integrity, and dependence on AI.</w:t>
+      </w:r>
+    </w:p>
+    <w:p>
+      <w:pPr>
+        <w:spacing w:after="0" w:line="276" w:lineRule="auto"/>
+        <w:rPr>
+          <w:rFonts w:ascii="Times New Roman" w:hAnsi="Times New Roman" w:cs="Times New Roman"/>
+        </w:rPr>
+      </w:pPr>
+    </w:p>
+    <w:p>
+      <w:pPr>
+        <w:spacing w:after="0" w:line="276" w:lineRule="auto"/>
+        <w:rPr>
+          <w:rFonts w:ascii="Times New Roman" w:hAnsi="Times New Roman" w:cs="Times New Roman"/>
+        </w:rPr>
+      </w:pPr>
+      <w:r>
+        <w:rPr>
+          <w:rFonts w:ascii="Times New Roman" w:hAnsi="Times New Roman" w:cs="Times New Roman"/>
+        </w:rPr>
+        <w:t>Therefore, understanding students' acceptance of AI-based educational</w:t>
+      </w:r>
+    </w:p>
+    <w:p>
+      <w:pPr>
+        <w:spacing w:after="0" w:line="276" w:lineRule="auto"/>
+        <w:rPr>
+          <w:rFonts w:ascii="Times New Roman" w:hAnsi="Times New Roman" w:cs="Times New Roman"/>
+        </w:rPr>
+      </w:pPr>
+      <w:r>
+        <w:rPr>
+          <w:rFonts w:ascii="Times New Roman" w:hAnsi="Times New Roman" w:cs="Times New Roman"/>
+        </w:rPr>
+        <w:t xml:space="preserve">applications </w:t>
+      </w:r>
+      <w:proofErr w:type="gramStart"/>
+      <w:r>
+        <w:rPr>
+          <w:rFonts w:ascii="Times New Roman" w:hAnsi="Times New Roman" w:cs="Times New Roman"/>
+        </w:rPr>
+        <w:t>is</w:t>
+      </w:r>
+      <w:proofErr w:type="gramEnd"/>
+      <w:r>
+        <w:rPr>
+          <w:rFonts w:ascii="Times New Roman" w:hAnsi="Times New Roman" w:cs="Times New Roman"/>
+        </w:rPr>
+        <w:t xml:space="preserve"> important for effective implementation in higher</w:t>
+      </w:r>
+    </w:p>
+    <w:p>
+      <w:pPr>
+        <w:spacing w:after="0" w:line="276" w:lineRule="auto"/>
+        <w:rPr>
+          <w:rFonts w:ascii="Times New Roman" w:hAnsi="Times New Roman" w:cs="Times New Roman"/>
+        </w:rPr>
+      </w:pPr>
+      <w:r>
+        <w:rPr>
+          <w:rFonts w:ascii="Times New Roman" w:hAnsi="Times New Roman" w:cs="Times New Roman"/>
+        </w:rPr>
+        <w:t>education.</w:t>
+      </w:r>
+    </w:p>
+    <w:p>
+      <w:pPr>
+        <w:spacing w:after="0" w:line="276" w:lineRule="auto"/>
+        <w:rPr>
+          <w:rFonts w:ascii="Times New Roman" w:hAnsi="Times New Roman" w:cs="Times New Roman"/>
+        </w:rPr>
+      </w:pPr>
+    </w:p>
+    <w:p>
+      <w:pPr>
+        <w:spacing w:after="0" w:line="276" w:lineRule="auto"/>
+        <w:rPr>
+          <w:rFonts w:ascii="Times New Roman" w:hAnsi="Times New Roman" w:cs="Times New Roman"/>
+        </w:rPr>
+      </w:pPr>
+      <w:r>
+        <w:rPr>
+          <w:rFonts w:ascii="Times New Roman" w:hAnsi="Times New Roman" w:cs="Times New Roman"/>
+        </w:rPr>
+        <w:t>%------------------------------------------------</w:t>
+      </w:r>
+    </w:p>
+    <w:p>
+      <w:pPr>
+        <w:spacing w:after="0" w:line="276" w:lineRule="auto"/>
+        <w:rPr>
+          <w:rFonts w:ascii="Times New Roman" w:hAnsi="Times New Roman" w:cs="Times New Roman"/>
+        </w:rPr>
+      </w:pPr>
+      <w:r>
+        <w:rPr>
+          <w:rFonts w:ascii="Times New Roman" w:hAnsi="Times New Roman" w:cs="Times New Roman"/>
+        </w:rPr>
+        <w:t>\</w:t>
+      </w:r>
+      <w:proofErr w:type="gramStart"/>
+      <w:r>
+        <w:rPr>
+          <w:rFonts w:ascii="Times New Roman" w:hAnsi="Times New Roman" w:cs="Times New Roman"/>
+        </w:rPr>
+        <w:t>section{</w:t>
+      </w:r>
+      <w:proofErr w:type="gramEnd"/>
+      <w:r>
+        <w:rPr>
+          <w:rFonts w:ascii="Times New Roman" w:hAnsi="Times New Roman" w:cs="Times New Roman"/>
+        </w:rPr>
+        <w:t>Problem Statement}</w:t>
+      </w:r>
+    </w:p>
+    <w:p>
+      <w:pPr>
+        <w:spacing w:after="0" w:line="276" w:lineRule="auto"/>
+        <w:rPr>
+          <w:rFonts w:ascii="Times New Roman" w:hAnsi="Times New Roman" w:cs="Times New Roman"/>
+        </w:rPr>
+      </w:pPr>
+    </w:p>
+    <w:p>
+      <w:pPr>
+        <w:spacing w:after="0" w:line="276" w:lineRule="auto"/>
+        <w:rPr>
+          <w:rFonts w:ascii="Times New Roman" w:hAnsi="Times New Roman" w:cs="Times New Roman"/>
+        </w:rPr>
+      </w:pPr>
+      <w:r>
+        <w:rPr>
+          <w:rFonts w:ascii="Times New Roman" w:hAnsi="Times New Roman" w:cs="Times New Roman"/>
+        </w:rPr>
+        <w:t>Although AI-based educational applications are increasingly available to</w:t>
+      </w:r>
+    </w:p>
+    <w:p>
+      <w:pPr>
+        <w:spacing w:after="0" w:line="276" w:lineRule="auto"/>
+        <w:rPr>
+          <w:rFonts w:ascii="Times New Roman" w:hAnsi="Times New Roman" w:cs="Times New Roman"/>
+        </w:rPr>
+      </w:pPr>
+      <w:r>
+        <w:rPr>
+          <w:rFonts w:ascii="Times New Roman" w:hAnsi="Times New Roman" w:cs="Times New Roman"/>
+        </w:rPr>
+        <w:t>students, their acceptance and usage may vary among university students.</w:t>
+      </w:r>
+    </w:p>
+    <w:p>
+      <w:pPr>
+        <w:spacing w:after="0" w:line="276" w:lineRule="auto"/>
+        <w:rPr>
+          <w:rFonts w:ascii="Times New Roman" w:hAnsi="Times New Roman" w:cs="Times New Roman"/>
+        </w:rPr>
+      </w:pPr>
+    </w:p>
+    <w:p>
+      <w:pPr>
+        <w:spacing w:after="0" w:line="276" w:lineRule="auto"/>
+        <w:rPr>
+          <w:rFonts w:ascii="Times New Roman" w:hAnsi="Times New Roman" w:cs="Times New Roman"/>
+        </w:rPr>
+      </w:pPr>
+      <w:r>
+        <w:rPr>
+          <w:rFonts w:ascii="Times New Roman" w:hAnsi="Times New Roman" w:cs="Times New Roman"/>
+        </w:rPr>
+        <w:t>Some students may find AI applications useful and easy to use, while</w:t>
+      </w:r>
+    </w:p>
+    <w:p>
+      <w:pPr>
+        <w:spacing w:after="0" w:line="276" w:lineRule="auto"/>
+        <w:rPr>
+          <w:rFonts w:ascii="Times New Roman" w:hAnsi="Times New Roman" w:cs="Times New Roman"/>
+        </w:rPr>
+      </w:pPr>
+      <w:r>
+        <w:rPr>
+          <w:rFonts w:ascii="Times New Roman" w:hAnsi="Times New Roman" w:cs="Times New Roman"/>
+        </w:rPr>
+        <w:t>others may have concerns about accuracy, privacy, reliability, and</w:t>
+      </w:r>
+    </w:p>
+    <w:p>
+      <w:pPr>
+        <w:spacing w:after="0" w:line="276" w:lineRule="auto"/>
+        <w:rPr>
+          <w:rFonts w:ascii="Times New Roman" w:hAnsi="Times New Roman" w:cs="Times New Roman"/>
+        </w:rPr>
+      </w:pPr>
+      <w:r>
+        <w:rPr>
+          <w:rFonts w:ascii="Times New Roman" w:hAnsi="Times New Roman" w:cs="Times New Roman"/>
+        </w:rPr>
+        <w:t>academic integrity.</w:t>
+      </w:r>
+    </w:p>
+    <w:p>
+      <w:pPr>
+        <w:spacing w:after="0" w:line="276" w:lineRule="auto"/>
+        <w:rPr>
+          <w:rFonts w:ascii="Times New Roman" w:hAnsi="Times New Roman" w:cs="Times New Roman"/>
+        </w:rPr>
+      </w:pPr>
+    </w:p>
+    <w:p>
+      <w:pPr>
+        <w:spacing w:after="0" w:line="276" w:lineRule="auto"/>
+        <w:rPr>
+          <w:rFonts w:ascii="Times New Roman" w:hAnsi="Times New Roman" w:cs="Times New Roman"/>
+        </w:rPr>
+      </w:pPr>
+      <w:r>
+        <w:rPr>
+          <w:rFonts w:ascii="Times New Roman" w:hAnsi="Times New Roman" w:cs="Times New Roman"/>
+        </w:rPr>
+        <w:t>Therefore, this research focuses on identifying the factors that influence</w:t>
+      </w:r>
+    </w:p>
+    <w:p>
+      <w:pPr>
+        <w:spacing w:after="0" w:line="276" w:lineRule="auto"/>
+        <w:rPr>
+          <w:rFonts w:ascii="Times New Roman" w:hAnsi="Times New Roman" w:cs="Times New Roman"/>
+        </w:rPr>
+      </w:pPr>
+      <w:r>
+        <w:rPr>
+          <w:rFonts w:ascii="Times New Roman" w:hAnsi="Times New Roman" w:cs="Times New Roman"/>
+        </w:rPr>
+        <w:t>students' acceptance of AI-based educational applications.</w:t>
+      </w:r>
+    </w:p>
+    <w:p>
+      <w:pPr>
+        <w:spacing w:after="0" w:line="276" w:lineRule="auto"/>
+        <w:rPr>
+          <w:rFonts w:ascii="Times New Roman" w:hAnsi="Times New Roman" w:cs="Times New Roman"/>
+        </w:rPr>
+      </w:pPr>
+    </w:p>
+    <w:p>
+      <w:pPr>
+        <w:spacing w:after="0" w:line="276" w:lineRule="auto"/>
+        <w:rPr>
+          <w:rFonts w:ascii="Times New Roman" w:hAnsi="Times New Roman" w:cs="Times New Roman"/>
+        </w:rPr>
+      </w:pPr>
+      <w:r>
+        <w:rPr>
+          <w:rFonts w:ascii="Times New Roman" w:hAnsi="Times New Roman" w:cs="Times New Roman"/>
+        </w:rPr>
+        <w:t>%------------------------------------------------</w:t>
+      </w:r>
+    </w:p>
+    <w:p>
+      <w:pPr>
+        <w:spacing w:after="0" w:line="276" w:lineRule="auto"/>
+        <w:rPr>
+          <w:rFonts w:ascii="Times New Roman" w:hAnsi="Times New Roman" w:cs="Times New Roman"/>
+        </w:rPr>
+      </w:pPr>
+      <w:r>
+        <w:rPr>
+          <w:rFonts w:ascii="Times New Roman" w:hAnsi="Times New Roman" w:cs="Times New Roman"/>
+        </w:rPr>
+        <w:t>\</w:t>
+      </w:r>
+      <w:proofErr w:type="gramStart"/>
+      <w:r>
+        <w:rPr>
+          <w:rFonts w:ascii="Times New Roman" w:hAnsi="Times New Roman" w:cs="Times New Roman"/>
+        </w:rPr>
+        <w:t>section{</w:t>
+      </w:r>
+      <w:proofErr w:type="gramEnd"/>
+      <w:r>
+        <w:rPr>
+          <w:rFonts w:ascii="Times New Roman" w:hAnsi="Times New Roman" w:cs="Times New Roman"/>
+        </w:rPr>
+        <w:t>Research Objectives}</w:t>
+      </w:r>
+    </w:p>
+    <w:p>
+      <w:pPr>
+        <w:spacing w:after="0" w:line="276" w:lineRule="auto"/>
+        <w:rPr>
+          <w:rFonts w:ascii="Times New Roman" w:hAnsi="Times New Roman" w:cs="Times New Roman"/>
+        </w:rPr>
+      </w:pPr>
+    </w:p>
+    <w:p>
+      <w:pPr>
+        <w:spacing w:after="0" w:line="276" w:lineRule="auto"/>
+        <w:rPr>
+          <w:rFonts w:ascii="Times New Roman" w:hAnsi="Times New Roman" w:cs="Times New Roman"/>
+        </w:rPr>
+      </w:pPr>
+      <w:r>
+        <w:rPr>
+          <w:rFonts w:ascii="Times New Roman" w:hAnsi="Times New Roman" w:cs="Times New Roman"/>
+        </w:rPr>
+        <w:t>The main objective of this research is to study the acceptance of</w:t>
+      </w:r>
+    </w:p>
+    <w:p>
+      <w:pPr>
+        <w:spacing w:after="0" w:line="276" w:lineRule="auto"/>
+        <w:rPr>
+          <w:rFonts w:ascii="Times New Roman" w:hAnsi="Times New Roman" w:cs="Times New Roman"/>
+        </w:rPr>
+      </w:pPr>
+      <w:r>
+        <w:rPr>
+          <w:rFonts w:ascii="Times New Roman" w:hAnsi="Times New Roman" w:cs="Times New Roman"/>
+        </w:rPr>
+        <w:t>AI-based educational applications among university students.</w:t>
+      </w:r>
+    </w:p>
+    <w:p>
+      <w:pPr>
+        <w:spacing w:after="0" w:line="276" w:lineRule="auto"/>
+        <w:rPr>
+          <w:rFonts w:ascii="Times New Roman" w:hAnsi="Times New Roman" w:cs="Times New Roman"/>
+        </w:rPr>
+      </w:pPr>
+    </w:p>
+    <w:p>
+      <w:pPr>
+        <w:spacing w:after="0" w:line="276" w:lineRule="auto"/>
+        <w:rPr>
+          <w:rFonts w:ascii="Times New Roman" w:hAnsi="Times New Roman" w:cs="Times New Roman"/>
+        </w:rPr>
+      </w:pPr>
+      <w:r>
+        <w:rPr>
+          <w:rFonts w:ascii="Times New Roman" w:hAnsi="Times New Roman" w:cs="Times New Roman"/>
+        </w:rPr>
+        <w:t>The specific objectives are:</w:t>
+      </w:r>
+    </w:p>
+    <w:p>
+      <w:pPr>
+        <w:spacing w:after="0" w:line="276" w:lineRule="auto"/>
+        <w:rPr>
+          <w:rFonts w:ascii="Times New Roman" w:hAnsi="Times New Roman" w:cs="Times New Roman"/>
+        </w:rPr>
+      </w:pPr>
+    </w:p>
+    <w:p>
+      <w:pPr>
+        <w:spacing w:after="0" w:line="276" w:lineRule="auto"/>
+        <w:rPr>
+          <w:rFonts w:ascii="Times New Roman" w:hAnsi="Times New Roman" w:cs="Times New Roman"/>
+        </w:rPr>
+      </w:pPr>
+      <w:r>
+        <w:rPr>
+          <w:rFonts w:ascii="Times New Roman" w:hAnsi="Times New Roman" w:cs="Times New Roman"/>
+        </w:rPr>
+        <w:t>\begin{enumerate}</w:t>
+      </w:r>
+    </w:p>
+    <w:p>
+      <w:pPr>
+        <w:spacing w:after="0" w:line="276" w:lineRule="auto"/>
+        <w:rPr>
+          <w:rFonts w:ascii="Times New Roman" w:hAnsi="Times New Roman" w:cs="Times New Roman"/>
+        </w:rPr>
+      </w:pPr>
+      <w:r>
+        <w:rPr>
+          <w:rFonts w:ascii="Times New Roman" w:hAnsi="Times New Roman" w:cs="Times New Roman"/>
+        </w:rPr>
+        <w:t xml:space="preserve">    \</w:t>
+      </w:r>
+      <w:proofErr w:type="gramStart"/>
+      <w:r>
+        <w:rPr>
+          <w:rFonts w:ascii="Times New Roman" w:hAnsi="Times New Roman" w:cs="Times New Roman"/>
+        </w:rPr>
+        <w:t>item</w:t>
+      </w:r>
+      <w:proofErr w:type="gramEnd"/>
+      <w:r>
+        <w:rPr>
+          <w:rFonts w:ascii="Times New Roman" w:hAnsi="Times New Roman" w:cs="Times New Roman"/>
+        </w:rPr>
+        <w:t xml:space="preserve"> </w:t>
+      </w:r>
+      <w:proofErr w:type="gramStart"/>
+      <w:r>
+        <w:rPr>
+          <w:rFonts w:ascii="Times New Roman" w:hAnsi="Times New Roman" w:cs="Times New Roman"/>
+        </w:rPr>
+        <w:t>To</w:t>
+      </w:r>
+      <w:proofErr w:type="gramEnd"/>
+      <w:r>
+        <w:rPr>
+          <w:rFonts w:ascii="Times New Roman" w:hAnsi="Times New Roman" w:cs="Times New Roman"/>
+        </w:rPr>
+        <w:t xml:space="preserve"> identify the level of acceptance of AI-based educational</w:t>
+      </w:r>
+    </w:p>
+    <w:p>
+      <w:pPr>
+        <w:spacing w:after="0" w:line="276" w:lineRule="auto"/>
+        <w:rPr>
+          <w:rFonts w:ascii="Times New Roman" w:hAnsi="Times New Roman" w:cs="Times New Roman"/>
+        </w:rPr>
+      </w:pPr>
+      <w:r>
+        <w:rPr>
+          <w:rFonts w:ascii="Times New Roman" w:hAnsi="Times New Roman" w:cs="Times New Roman"/>
+        </w:rPr>
+        <w:t xml:space="preserve">    applications among university students.</w:t>
+      </w:r>
+    </w:p>
+    <w:p>
+      <w:pPr>
+        <w:spacing w:after="0" w:line="276" w:lineRule="auto"/>
+        <w:rPr>
+          <w:rFonts w:ascii="Times New Roman" w:hAnsi="Times New Roman" w:cs="Times New Roman"/>
+        </w:rPr>
+      </w:pPr>
+      <w:r>
+        <w:rPr>
+          <w:rFonts w:ascii="Times New Roman" w:hAnsi="Times New Roman" w:cs="Times New Roman"/>
+        </w:rPr>
+        <w:t xml:space="preserve">    \</w:t>
+      </w:r>
+      <w:proofErr w:type="gramStart"/>
+      <w:r>
+        <w:rPr>
+          <w:rFonts w:ascii="Times New Roman" w:hAnsi="Times New Roman" w:cs="Times New Roman"/>
+        </w:rPr>
+        <w:t>item</w:t>
+      </w:r>
+      <w:proofErr w:type="gramEnd"/>
+      <w:r>
+        <w:rPr>
+          <w:rFonts w:ascii="Times New Roman" w:hAnsi="Times New Roman" w:cs="Times New Roman"/>
+        </w:rPr>
+        <w:t xml:space="preserve"> </w:t>
+      </w:r>
+      <w:proofErr w:type="gramStart"/>
+      <w:r>
+        <w:rPr>
+          <w:rFonts w:ascii="Times New Roman" w:hAnsi="Times New Roman" w:cs="Times New Roman"/>
+        </w:rPr>
+        <w:t>To</w:t>
+      </w:r>
+      <w:proofErr w:type="gramEnd"/>
+      <w:r>
+        <w:rPr>
+          <w:rFonts w:ascii="Times New Roman" w:hAnsi="Times New Roman" w:cs="Times New Roman"/>
+        </w:rPr>
+        <w:t xml:space="preserve"> examine the effect of perceived usefulness on students'</w:t>
+      </w:r>
+    </w:p>
+    <w:p>
+      <w:pPr>
+        <w:spacing w:after="0" w:line="276" w:lineRule="auto"/>
+        <w:rPr>
+          <w:rFonts w:ascii="Times New Roman" w:hAnsi="Times New Roman" w:cs="Times New Roman"/>
+        </w:rPr>
+      </w:pPr>
+      <w:r>
+        <w:rPr>
+          <w:rFonts w:ascii="Times New Roman" w:hAnsi="Times New Roman" w:cs="Times New Roman"/>
+        </w:rPr>
         <w:lastRenderedPageBreak/>
-        <w:t>This study aims to investigate the factors affecting university students'</w:t>
-      </w:r>
-    </w:p>
-    <w:p>
-      <w:pPr>
-        <w:spacing w:after="0" w:line="276" w:lineRule="auto"/>
-        <w:rPr>
-          <w:rFonts w:ascii="Times New Roman" w:hAnsi="Times New Roman" w:cs="Times New Roman"/>
-        </w:rPr>
-      </w:pPr>
-      <w:r>
-        <w:rPr>
-          <w:rFonts w:ascii="Times New Roman" w:hAnsi="Times New Roman" w:cs="Times New Roman"/>
-        </w:rPr>
-        <w:t>acceptance of AI-based educational applications.</w:t>
+        <w:t xml:space="preserve">    acceptance of AI applications.</w:t>
+      </w:r>
+    </w:p>
+    <w:p>
+      <w:pPr>
+        <w:spacing w:after="0" w:line="276" w:lineRule="auto"/>
+        <w:rPr>
+          <w:rFonts w:ascii="Times New Roman" w:hAnsi="Times New Roman" w:cs="Times New Roman"/>
+        </w:rPr>
+      </w:pPr>
+      <w:r>
+        <w:rPr>
+          <w:rFonts w:ascii="Times New Roman" w:hAnsi="Times New Roman" w:cs="Times New Roman"/>
+        </w:rPr>
+        <w:t xml:space="preserve">    \</w:t>
+      </w:r>
+      <w:proofErr w:type="gramStart"/>
+      <w:r>
+        <w:rPr>
+          <w:rFonts w:ascii="Times New Roman" w:hAnsi="Times New Roman" w:cs="Times New Roman"/>
+        </w:rPr>
+        <w:t>item</w:t>
+      </w:r>
+      <w:proofErr w:type="gramEnd"/>
+      <w:r>
+        <w:rPr>
+          <w:rFonts w:ascii="Times New Roman" w:hAnsi="Times New Roman" w:cs="Times New Roman"/>
+        </w:rPr>
+        <w:t xml:space="preserve"> </w:t>
+      </w:r>
+      <w:proofErr w:type="gramStart"/>
+      <w:r>
+        <w:rPr>
+          <w:rFonts w:ascii="Times New Roman" w:hAnsi="Times New Roman" w:cs="Times New Roman"/>
+        </w:rPr>
+        <w:t>To</w:t>
+      </w:r>
+      <w:proofErr w:type="gramEnd"/>
+      <w:r>
+        <w:rPr>
+          <w:rFonts w:ascii="Times New Roman" w:hAnsi="Times New Roman" w:cs="Times New Roman"/>
+        </w:rPr>
+        <w:t xml:space="preserve"> examine the effect of perceived ease of use on students'</w:t>
+      </w:r>
+    </w:p>
+    <w:p>
+      <w:pPr>
+        <w:spacing w:after="0" w:line="276" w:lineRule="auto"/>
+        <w:rPr>
+          <w:rFonts w:ascii="Times New Roman" w:hAnsi="Times New Roman" w:cs="Times New Roman"/>
+        </w:rPr>
+      </w:pPr>
+      <w:r>
+        <w:rPr>
+          <w:rFonts w:ascii="Times New Roman" w:hAnsi="Times New Roman" w:cs="Times New Roman"/>
+        </w:rPr>
+        <w:t xml:space="preserve">    acceptance.</w:t>
+      </w:r>
+    </w:p>
+    <w:p>
+      <w:pPr>
+        <w:spacing w:after="0" w:line="276" w:lineRule="auto"/>
+        <w:rPr>
+          <w:rFonts w:ascii="Times New Roman" w:hAnsi="Times New Roman" w:cs="Times New Roman"/>
+        </w:rPr>
+      </w:pPr>
+      <w:r>
+        <w:rPr>
+          <w:rFonts w:ascii="Times New Roman" w:hAnsi="Times New Roman" w:cs="Times New Roman"/>
+        </w:rPr>
+        <w:t xml:space="preserve">    \</w:t>
+      </w:r>
+      <w:proofErr w:type="gramStart"/>
+      <w:r>
+        <w:rPr>
+          <w:rFonts w:ascii="Times New Roman" w:hAnsi="Times New Roman" w:cs="Times New Roman"/>
+        </w:rPr>
+        <w:t>item</w:t>
+      </w:r>
+      <w:proofErr w:type="gramEnd"/>
+      <w:r>
+        <w:rPr>
+          <w:rFonts w:ascii="Times New Roman" w:hAnsi="Times New Roman" w:cs="Times New Roman"/>
+        </w:rPr>
+        <w:t xml:space="preserve"> </w:t>
+      </w:r>
+      <w:proofErr w:type="gramStart"/>
+      <w:r>
+        <w:rPr>
+          <w:rFonts w:ascii="Times New Roman" w:hAnsi="Times New Roman" w:cs="Times New Roman"/>
+        </w:rPr>
+        <w:t>To</w:t>
+      </w:r>
+      <w:proofErr w:type="gramEnd"/>
+      <w:r>
+        <w:rPr>
+          <w:rFonts w:ascii="Times New Roman" w:hAnsi="Times New Roman" w:cs="Times New Roman"/>
+        </w:rPr>
+        <w:t xml:space="preserve"> identify students' major concerns regarding AI-based</w:t>
+      </w:r>
+    </w:p>
+    <w:p>
+      <w:pPr>
+        <w:spacing w:after="0" w:line="276" w:lineRule="auto"/>
+        <w:rPr>
+          <w:rFonts w:ascii="Times New Roman" w:hAnsi="Times New Roman" w:cs="Times New Roman"/>
+        </w:rPr>
+      </w:pPr>
+      <w:r>
+        <w:rPr>
+          <w:rFonts w:ascii="Times New Roman" w:hAnsi="Times New Roman" w:cs="Times New Roman"/>
+        </w:rPr>
+        <w:t xml:space="preserve">    educational applications.</w:t>
+      </w:r>
+    </w:p>
+    <w:p>
+      <w:pPr>
+        <w:spacing w:after="0" w:line="276" w:lineRule="auto"/>
+        <w:rPr>
+          <w:rFonts w:ascii="Times New Roman" w:hAnsi="Times New Roman" w:cs="Times New Roman"/>
+        </w:rPr>
+      </w:pPr>
+      <w:r>
+        <w:rPr>
+          <w:rFonts w:ascii="Times New Roman" w:hAnsi="Times New Roman" w:cs="Times New Roman"/>
+        </w:rPr>
+        <w:t>\</w:t>
+      </w:r>
+      <w:proofErr w:type="gramStart"/>
+      <w:r>
+        <w:rPr>
+          <w:rFonts w:ascii="Times New Roman" w:hAnsi="Times New Roman" w:cs="Times New Roman"/>
+        </w:rPr>
+        <w:t>end</w:t>
+      </w:r>
+      <w:proofErr w:type="gramEnd"/>
+      <w:r>
+        <w:rPr>
+          <w:rFonts w:ascii="Times New Roman" w:hAnsi="Times New Roman" w:cs="Times New Roman"/>
+        </w:rPr>
+        <w:t>{enumerate}</w:t>
       </w:r>
     </w:p>
     <w:p>
@@ -7168,185 +8775,211 @@
         <w:rPr>
           <w:rFonts w:ascii="Times New Roman" w:hAnsi="Times New Roman" w:cs="Times New Roman"/>
         </w:rPr>
-        <w:t>Background of the Study}</w:t>
-      </w:r>
-    </w:p>
-    <w:p>
-      <w:pPr>
-        <w:spacing w:after="0" w:line="276" w:lineRule="auto"/>
-        <w:rPr>
-          <w:rFonts w:ascii="Times New Roman" w:hAnsi="Times New Roman" w:cs="Times New Roman"/>
-        </w:rPr>
-      </w:pPr>
-    </w:p>
-    <w:p>
-      <w:pPr>
-        <w:spacing w:after="0" w:line="276" w:lineRule="auto"/>
-        <w:rPr>
-          <w:rFonts w:ascii="Times New Roman" w:hAnsi="Times New Roman" w:cs="Times New Roman"/>
-        </w:rPr>
-      </w:pPr>
-      <w:r>
-        <w:rPr>
-          <w:rFonts w:ascii="Times New Roman" w:hAnsi="Times New Roman" w:cs="Times New Roman"/>
-        </w:rPr>
-        <w:t>AI-based educational applications include intelligent tutoring systems,</w:t>
-      </w:r>
-    </w:p>
-    <w:p>
-      <w:pPr>
-        <w:spacing w:after="0" w:line="276" w:lineRule="auto"/>
-        <w:rPr>
-          <w:rFonts w:ascii="Times New Roman" w:hAnsi="Times New Roman" w:cs="Times New Roman"/>
-        </w:rPr>
-      </w:pPr>
-      <w:r>
-        <w:rPr>
-          <w:rFonts w:ascii="Times New Roman" w:hAnsi="Times New Roman" w:cs="Times New Roman"/>
-        </w:rPr>
-        <w:t>AI chatbots, automated assessment tools, recommendation systems, and</w:t>
-      </w:r>
-    </w:p>
-    <w:p>
-      <w:pPr>
-        <w:spacing w:after="0" w:line="276" w:lineRule="auto"/>
-        <w:rPr>
-          <w:rFonts w:ascii="Times New Roman" w:hAnsi="Times New Roman" w:cs="Times New Roman"/>
-        </w:rPr>
-      </w:pPr>
-      <w:r>
-        <w:rPr>
-          <w:rFonts w:ascii="Times New Roman" w:hAnsi="Times New Roman" w:cs="Times New Roman"/>
-        </w:rPr>
-        <w:t>generative AI applications.</w:t>
-      </w:r>
-    </w:p>
-    <w:p>
-      <w:pPr>
-        <w:spacing w:after="0" w:line="276" w:lineRule="auto"/>
-        <w:rPr>
-          <w:rFonts w:ascii="Times New Roman" w:hAnsi="Times New Roman" w:cs="Times New Roman"/>
-        </w:rPr>
-      </w:pPr>
-    </w:p>
-    <w:p>
-      <w:pPr>
-        <w:spacing w:after="0" w:line="276" w:lineRule="auto"/>
-        <w:rPr>
-          <w:rFonts w:ascii="Times New Roman" w:hAnsi="Times New Roman" w:cs="Times New Roman"/>
-        </w:rPr>
-      </w:pPr>
-      <w:r>
-        <w:rPr>
-          <w:rFonts w:ascii="Times New Roman" w:hAnsi="Times New Roman" w:cs="Times New Roman"/>
-        </w:rPr>
-        <w:t>These applications can support students by providing quick feedback,</w:t>
-      </w:r>
-    </w:p>
-    <w:p>
-      <w:pPr>
-        <w:spacing w:after="0" w:line="276" w:lineRule="auto"/>
-        <w:rPr>
-          <w:rFonts w:ascii="Times New Roman" w:hAnsi="Times New Roman" w:cs="Times New Roman"/>
-        </w:rPr>
-      </w:pPr>
-      <w:r>
-        <w:rPr>
-          <w:rFonts w:ascii="Times New Roman" w:hAnsi="Times New Roman" w:cs="Times New Roman"/>
-        </w:rPr>
-        <w:t>personalized assistance, and access to learning resources. Despite these</w:t>
-      </w:r>
-    </w:p>
-    <w:p>
-      <w:pPr>
-        <w:spacing w:after="0" w:line="276" w:lineRule="auto"/>
-        <w:rPr>
-          <w:rFonts w:ascii="Times New Roman" w:hAnsi="Times New Roman" w:cs="Times New Roman"/>
-        </w:rPr>
-      </w:pPr>
-      <w:r>
-        <w:rPr>
-          <w:rFonts w:ascii="Times New Roman" w:hAnsi="Times New Roman" w:cs="Times New Roman"/>
-        </w:rPr>
-        <w:t>potential benefits, students may have concerns regarding accuracy,</w:t>
-      </w:r>
-    </w:p>
-    <w:p>
-      <w:pPr>
-        <w:spacing w:after="0" w:line="276" w:lineRule="auto"/>
-        <w:rPr>
-          <w:rFonts w:ascii="Times New Roman" w:hAnsi="Times New Roman" w:cs="Times New Roman"/>
-        </w:rPr>
-      </w:pPr>
-      <w:r>
-        <w:rPr>
-          <w:rFonts w:ascii="Times New Roman" w:hAnsi="Times New Roman" w:cs="Times New Roman"/>
-        </w:rPr>
-        <w:t>privacy, reliability, academic integrity, and dependence on AI.</w:t>
-      </w:r>
-    </w:p>
-    <w:p>
-      <w:pPr>
-        <w:spacing w:after="0" w:line="276" w:lineRule="auto"/>
-        <w:rPr>
-          <w:rFonts w:ascii="Times New Roman" w:hAnsi="Times New Roman" w:cs="Times New Roman"/>
-        </w:rPr>
-      </w:pPr>
-    </w:p>
-    <w:p>
-      <w:pPr>
-        <w:spacing w:after="0" w:line="276" w:lineRule="auto"/>
-        <w:rPr>
-          <w:rFonts w:ascii="Times New Roman" w:hAnsi="Times New Roman" w:cs="Times New Roman"/>
-        </w:rPr>
-      </w:pPr>
-      <w:r>
-        <w:rPr>
-          <w:rFonts w:ascii="Times New Roman" w:hAnsi="Times New Roman" w:cs="Times New Roman"/>
-        </w:rPr>
-        <w:t>Therefore, understanding students' acceptance of AI-based educational</w:t>
-      </w:r>
-    </w:p>
-    <w:p>
-      <w:pPr>
-        <w:spacing w:after="0" w:line="276" w:lineRule="auto"/>
-        <w:rPr>
-          <w:rFonts w:ascii="Times New Roman" w:hAnsi="Times New Roman" w:cs="Times New Roman"/>
-        </w:rPr>
-      </w:pPr>
-      <w:r>
-        <w:rPr>
-          <w:rFonts w:ascii="Times New Roman" w:hAnsi="Times New Roman" w:cs="Times New Roman"/>
-        </w:rPr>
-        <w:t xml:space="preserve">applications </w:t>
+        <w:t>Research Questions}</w:t>
+      </w:r>
+    </w:p>
+    <w:p>
+      <w:pPr>
+        <w:spacing w:after="0" w:line="276" w:lineRule="auto"/>
+        <w:rPr>
+          <w:rFonts w:ascii="Times New Roman" w:hAnsi="Times New Roman" w:cs="Times New Roman"/>
+        </w:rPr>
+      </w:pPr>
+    </w:p>
+    <w:p>
+      <w:pPr>
+        <w:spacing w:after="0" w:line="276" w:lineRule="auto"/>
+        <w:rPr>
+          <w:rFonts w:ascii="Times New Roman" w:hAnsi="Times New Roman" w:cs="Times New Roman"/>
+        </w:rPr>
+      </w:pPr>
+      <w:r>
+        <w:rPr>
+          <w:rFonts w:ascii="Times New Roman" w:hAnsi="Times New Roman" w:cs="Times New Roman"/>
+        </w:rPr>
+        <w:t>\begin{enumerate}</w:t>
+      </w:r>
+    </w:p>
+    <w:p>
+      <w:pPr>
+        <w:spacing w:after="0" w:line="276" w:lineRule="auto"/>
+        <w:rPr>
+          <w:rFonts w:ascii="Times New Roman" w:hAnsi="Times New Roman" w:cs="Times New Roman"/>
+        </w:rPr>
+      </w:pPr>
+      <w:r>
+        <w:rPr>
+          <w:rFonts w:ascii="Times New Roman" w:hAnsi="Times New Roman" w:cs="Times New Roman"/>
+        </w:rPr>
+        <w:t xml:space="preserve">    \</w:t>
       </w:r>
       <w:proofErr w:type="gramStart"/>
       <w:r>
         <w:rPr>
           <w:rFonts w:ascii="Times New Roman" w:hAnsi="Times New Roman" w:cs="Times New Roman"/>
         </w:rPr>
-        <w:t>is</w:t>
+        <w:t>item</w:t>
       </w:r>
       <w:proofErr w:type="gramEnd"/>
       <w:r>
         <w:rPr>
           <w:rFonts w:ascii="Times New Roman" w:hAnsi="Times New Roman" w:cs="Times New Roman"/>
         </w:rPr>
-        <w:t xml:space="preserve"> important for effective implementation in higher</w:t>
-      </w:r>
-    </w:p>
-    <w:p>
-      <w:pPr>
-        <w:spacing w:after="0" w:line="276" w:lineRule="auto"/>
-        <w:rPr>
-          <w:rFonts w:ascii="Times New Roman" w:hAnsi="Times New Roman" w:cs="Times New Roman"/>
-        </w:rPr>
-      </w:pPr>
-      <w:r>
-        <w:rPr>
-          <w:rFonts w:ascii="Times New Roman" w:hAnsi="Times New Roman" w:cs="Times New Roman"/>
-        </w:rPr>
-        <w:t>education.</w:t>
+        <w:t xml:space="preserve"> What is the level of acceptance of AI-based educational</w:t>
+      </w:r>
+    </w:p>
+    <w:p>
+      <w:pPr>
+        <w:spacing w:after="0" w:line="276" w:lineRule="auto"/>
+        <w:rPr>
+          <w:rFonts w:ascii="Times New Roman" w:hAnsi="Times New Roman" w:cs="Times New Roman"/>
+        </w:rPr>
+      </w:pPr>
+      <w:r>
+        <w:rPr>
+          <w:rFonts w:ascii="Times New Roman" w:hAnsi="Times New Roman" w:cs="Times New Roman"/>
+        </w:rPr>
+        <w:t xml:space="preserve">    applications among university students?</w:t>
+      </w:r>
+    </w:p>
+    <w:p>
+      <w:pPr>
+        <w:spacing w:after="0" w:line="276" w:lineRule="auto"/>
+        <w:rPr>
+          <w:rFonts w:ascii="Times New Roman" w:hAnsi="Times New Roman" w:cs="Times New Roman"/>
+        </w:rPr>
+      </w:pPr>
+      <w:r>
+        <w:rPr>
+          <w:rFonts w:ascii="Times New Roman" w:hAnsi="Times New Roman" w:cs="Times New Roman"/>
+        </w:rPr>
+        <w:t xml:space="preserve">    \</w:t>
+      </w:r>
+      <w:proofErr w:type="gramStart"/>
+      <w:r>
+        <w:rPr>
+          <w:rFonts w:ascii="Times New Roman" w:hAnsi="Times New Roman" w:cs="Times New Roman"/>
+        </w:rPr>
+        <w:t>item</w:t>
+      </w:r>
+      <w:proofErr w:type="gramEnd"/>
+      <w:r>
+        <w:rPr>
+          <w:rFonts w:ascii="Times New Roman" w:hAnsi="Times New Roman" w:cs="Times New Roman"/>
+        </w:rPr>
+        <w:t xml:space="preserve"> Does perceived usefulness influence students' acceptance of</w:t>
+      </w:r>
+    </w:p>
+    <w:p>
+      <w:pPr>
+        <w:spacing w:after="0" w:line="276" w:lineRule="auto"/>
+        <w:rPr>
+          <w:rFonts w:ascii="Times New Roman" w:hAnsi="Times New Roman" w:cs="Times New Roman"/>
+        </w:rPr>
+      </w:pPr>
+      <w:r>
+        <w:rPr>
+          <w:rFonts w:ascii="Times New Roman" w:hAnsi="Times New Roman" w:cs="Times New Roman"/>
+        </w:rPr>
+        <w:t xml:space="preserve">    AI-based educational applications?</w:t>
+      </w:r>
+    </w:p>
+    <w:p>
+      <w:pPr>
+        <w:spacing w:after="0" w:line="276" w:lineRule="auto"/>
+        <w:rPr>
+          <w:rFonts w:ascii="Times New Roman" w:hAnsi="Times New Roman" w:cs="Times New Roman"/>
+        </w:rPr>
+      </w:pPr>
+      <w:r>
+        <w:rPr>
+          <w:rFonts w:ascii="Times New Roman" w:hAnsi="Times New Roman" w:cs="Times New Roman"/>
+        </w:rPr>
+        <w:t xml:space="preserve">    \</w:t>
+      </w:r>
+      <w:proofErr w:type="gramStart"/>
+      <w:r>
+        <w:rPr>
+          <w:rFonts w:ascii="Times New Roman" w:hAnsi="Times New Roman" w:cs="Times New Roman"/>
+        </w:rPr>
+        <w:t>item</w:t>
+      </w:r>
+      <w:proofErr w:type="gramEnd"/>
+      <w:r>
+        <w:rPr>
+          <w:rFonts w:ascii="Times New Roman" w:hAnsi="Times New Roman" w:cs="Times New Roman"/>
+        </w:rPr>
+        <w:t xml:space="preserve"> Does perceived ease of use influence students' acceptance?</w:t>
+      </w:r>
+    </w:p>
+    <w:p>
+      <w:pPr>
+        <w:spacing w:after="0" w:line="276" w:lineRule="auto"/>
+        <w:rPr>
+          <w:rFonts w:ascii="Times New Roman" w:hAnsi="Times New Roman" w:cs="Times New Roman"/>
+        </w:rPr>
+      </w:pPr>
+      <w:r>
+        <w:rPr>
+          <w:rFonts w:ascii="Times New Roman" w:hAnsi="Times New Roman" w:cs="Times New Roman"/>
+        </w:rPr>
+        <w:t xml:space="preserve">    \</w:t>
+      </w:r>
+      <w:proofErr w:type="gramStart"/>
+      <w:r>
+        <w:rPr>
+          <w:rFonts w:ascii="Times New Roman" w:hAnsi="Times New Roman" w:cs="Times New Roman"/>
+        </w:rPr>
+        <w:t>item</w:t>
+      </w:r>
+      <w:proofErr w:type="gramEnd"/>
+      <w:r>
+        <w:rPr>
+          <w:rFonts w:ascii="Times New Roman" w:hAnsi="Times New Roman" w:cs="Times New Roman"/>
+        </w:rPr>
+        <w:t xml:space="preserve"> What are the major concerns of students regarding AI-based</w:t>
+      </w:r>
+    </w:p>
+    <w:p>
+      <w:pPr>
+        <w:spacing w:after="0" w:line="276" w:lineRule="auto"/>
+        <w:rPr>
+          <w:rFonts w:ascii="Times New Roman" w:hAnsi="Times New Roman" w:cs="Times New Roman"/>
+        </w:rPr>
+      </w:pPr>
+      <w:r>
+        <w:rPr>
+          <w:rFonts w:ascii="Times New Roman" w:hAnsi="Times New Roman" w:cs="Times New Roman"/>
+        </w:rPr>
+        <w:t xml:space="preserve">    educational applications?</w:t>
+      </w:r>
+    </w:p>
+    <w:p>
+      <w:pPr>
+        <w:spacing w:after="0" w:line="276" w:lineRule="auto"/>
+        <w:rPr>
+          <w:rFonts w:ascii="Times New Roman" w:hAnsi="Times New Roman" w:cs="Times New Roman"/>
+        </w:rPr>
+      </w:pPr>
+      <w:r>
+        <w:rPr>
+          <w:rFonts w:ascii="Times New Roman" w:hAnsi="Times New Roman" w:cs="Times New Roman"/>
+        </w:rPr>
+        <w:t>\</w:t>
+      </w:r>
+      <w:proofErr w:type="gramStart"/>
+      <w:r>
+        <w:rPr>
+          <w:rFonts w:ascii="Times New Roman" w:hAnsi="Times New Roman" w:cs="Times New Roman"/>
+        </w:rPr>
+        <w:t>end</w:t>
+      </w:r>
+      <w:proofErr w:type="gramEnd"/>
+      <w:r>
+        <w:rPr>
+          <w:rFonts w:ascii="Times New Roman" w:hAnsi="Times New Roman" w:cs="Times New Roman"/>
+        </w:rPr>
+        <w:t>{enumerate}</w:t>
       </w:r>
     </w:p>
     <w:p>
@@ -7396,129 +9029,215 @@
         <w:rPr>
           <w:rFonts w:ascii="Times New Roman" w:hAnsi="Times New Roman" w:cs="Times New Roman"/>
         </w:rPr>
-        <w:t>Problem Statement}</w:t>
-      </w:r>
-    </w:p>
-    <w:p>
-      <w:pPr>
-        <w:spacing w:after="0" w:line="276" w:lineRule="auto"/>
-        <w:rPr>
-          <w:rFonts w:ascii="Times New Roman" w:hAnsi="Times New Roman" w:cs="Times New Roman"/>
-        </w:rPr>
-      </w:pPr>
-    </w:p>
-    <w:p>
-      <w:pPr>
-        <w:spacing w:after="0" w:line="276" w:lineRule="auto"/>
-        <w:rPr>
-          <w:rFonts w:ascii="Times New Roman" w:hAnsi="Times New Roman" w:cs="Times New Roman"/>
-        </w:rPr>
-      </w:pPr>
-      <w:r>
-        <w:rPr>
-          <w:rFonts w:ascii="Times New Roman" w:hAnsi="Times New Roman" w:cs="Times New Roman"/>
-        </w:rPr>
-        <w:t>Although AI-based educational applications are increasingly available to</w:t>
-      </w:r>
-    </w:p>
-    <w:p>
-      <w:pPr>
-        <w:spacing w:after="0" w:line="276" w:lineRule="auto"/>
-        <w:rPr>
-          <w:rFonts w:ascii="Times New Roman" w:hAnsi="Times New Roman" w:cs="Times New Roman"/>
-        </w:rPr>
-      </w:pPr>
-      <w:r>
-        <w:rPr>
-          <w:rFonts w:ascii="Times New Roman" w:hAnsi="Times New Roman" w:cs="Times New Roman"/>
-        </w:rPr>
-        <w:t>students, their acceptance and usage may vary among university students.</w:t>
-      </w:r>
-    </w:p>
-    <w:p>
-      <w:pPr>
-        <w:spacing w:after="0" w:line="276" w:lineRule="auto"/>
-        <w:rPr>
-          <w:rFonts w:ascii="Times New Roman" w:hAnsi="Times New Roman" w:cs="Times New Roman"/>
-        </w:rPr>
-      </w:pPr>
-    </w:p>
-    <w:p>
-      <w:pPr>
-        <w:spacing w:after="0" w:line="276" w:lineRule="auto"/>
-        <w:rPr>
-          <w:rFonts w:ascii="Times New Roman" w:hAnsi="Times New Roman" w:cs="Times New Roman"/>
-        </w:rPr>
-      </w:pPr>
-      <w:r>
-        <w:rPr>
-          <w:rFonts w:ascii="Times New Roman" w:hAnsi="Times New Roman" w:cs="Times New Roman"/>
-        </w:rPr>
-        <w:t>Some students may find AI applications useful and easy to use, while</w:t>
-      </w:r>
-    </w:p>
-    <w:p>
-      <w:pPr>
-        <w:spacing w:after="0" w:line="276" w:lineRule="auto"/>
-        <w:rPr>
-          <w:rFonts w:ascii="Times New Roman" w:hAnsi="Times New Roman" w:cs="Times New Roman"/>
-        </w:rPr>
-      </w:pPr>
-      <w:r>
-        <w:rPr>
-          <w:rFonts w:ascii="Times New Roman" w:hAnsi="Times New Roman" w:cs="Times New Roman"/>
-        </w:rPr>
-        <w:t>others may have concerns about accuracy, privacy, reliability, and</w:t>
-      </w:r>
-    </w:p>
-    <w:p>
-      <w:pPr>
-        <w:spacing w:after="0" w:line="276" w:lineRule="auto"/>
-        <w:rPr>
-          <w:rFonts w:ascii="Times New Roman" w:hAnsi="Times New Roman" w:cs="Times New Roman"/>
-        </w:rPr>
-      </w:pPr>
-      <w:r>
-        <w:rPr>
-          <w:rFonts w:ascii="Times New Roman" w:hAnsi="Times New Roman" w:cs="Times New Roman"/>
-        </w:rPr>
-        <w:t>academic integrity.</w:t>
-      </w:r>
-    </w:p>
-    <w:p>
-      <w:pPr>
-        <w:spacing w:after="0" w:line="276" w:lineRule="auto"/>
-        <w:rPr>
-          <w:rFonts w:ascii="Times New Roman" w:hAnsi="Times New Roman" w:cs="Times New Roman"/>
-        </w:rPr>
-      </w:pPr>
-    </w:p>
-    <w:p>
-      <w:pPr>
-        <w:spacing w:after="0" w:line="276" w:lineRule="auto"/>
-        <w:rPr>
-          <w:rFonts w:ascii="Times New Roman" w:hAnsi="Times New Roman" w:cs="Times New Roman"/>
-        </w:rPr>
-      </w:pPr>
-      <w:r>
-        <w:rPr>
-          <w:rFonts w:ascii="Times New Roman" w:hAnsi="Times New Roman" w:cs="Times New Roman"/>
-        </w:rPr>
-        <w:t>Therefore, this research focuses on identifying the factors that influence</w:t>
-      </w:r>
-    </w:p>
-    <w:p>
-      <w:pPr>
-        <w:spacing w:after="0" w:line="276" w:lineRule="auto"/>
-        <w:rPr>
-          <w:rFonts w:ascii="Times New Roman" w:hAnsi="Times New Roman" w:cs="Times New Roman"/>
-        </w:rPr>
-      </w:pPr>
-      <w:r>
-        <w:rPr>
-          <w:rFonts w:ascii="Times New Roman" w:hAnsi="Times New Roman" w:cs="Times New Roman"/>
-        </w:rPr>
-        <w:t>students' acceptance of AI-based educational applications.</w:t>
+        <w:t>Research Hypothesis}</w:t>
+      </w:r>
+    </w:p>
+    <w:p>
+      <w:pPr>
+        <w:spacing w:after="0" w:line="276" w:lineRule="auto"/>
+        <w:rPr>
+          <w:rFonts w:ascii="Times New Roman" w:hAnsi="Times New Roman" w:cs="Times New Roman"/>
+        </w:rPr>
+      </w:pPr>
+    </w:p>
+    <w:p>
+      <w:pPr>
+        <w:spacing w:after="0" w:line="276" w:lineRule="auto"/>
+        <w:rPr>
+          <w:rFonts w:ascii="Times New Roman" w:hAnsi="Times New Roman" w:cs="Times New Roman"/>
+        </w:rPr>
+      </w:pPr>
+      <w:r>
+        <w:rPr>
+          <w:rFonts w:ascii="Times New Roman" w:hAnsi="Times New Roman" w:cs="Times New Roman"/>
+        </w:rPr>
+        <w:t>The following hypotheses will be tested:</w:t>
+      </w:r>
+    </w:p>
+    <w:p>
+      <w:pPr>
+        <w:spacing w:after="0" w:line="276" w:lineRule="auto"/>
+        <w:rPr>
+          <w:rFonts w:ascii="Times New Roman" w:hAnsi="Times New Roman" w:cs="Times New Roman"/>
+        </w:rPr>
+      </w:pPr>
+    </w:p>
+    <w:p>
+      <w:pPr>
+        <w:spacing w:after="0" w:line="276" w:lineRule="auto"/>
+        <w:rPr>
+          <w:rFonts w:ascii="Times New Roman" w:hAnsi="Times New Roman" w:cs="Times New Roman"/>
+        </w:rPr>
+      </w:pPr>
+      <w:r>
+        <w:rPr>
+          <w:rFonts w:ascii="Times New Roman" w:hAnsi="Times New Roman" w:cs="Times New Roman"/>
+        </w:rPr>
+        <w:t>\begin{itemize}</w:t>
+      </w:r>
+    </w:p>
+    <w:p>
+      <w:pPr>
+        <w:spacing w:after="0" w:line="276" w:lineRule="auto"/>
+        <w:rPr>
+          <w:rFonts w:ascii="Times New Roman" w:hAnsi="Times New Roman" w:cs="Times New Roman"/>
+        </w:rPr>
+      </w:pPr>
+      <w:r>
+        <w:rPr>
+          <w:rFonts w:ascii="Times New Roman" w:hAnsi="Times New Roman" w:cs="Times New Roman"/>
+        </w:rPr>
+        <w:t xml:space="preserve">    \item $H_0$: Perceived usefulness has no significant relationship with</w:t>
+      </w:r>
+    </w:p>
+    <w:p>
+      <w:pPr>
+        <w:spacing w:after="0" w:line="276" w:lineRule="auto"/>
+        <w:rPr>
+          <w:rFonts w:ascii="Times New Roman" w:hAnsi="Times New Roman" w:cs="Times New Roman"/>
+        </w:rPr>
+      </w:pPr>
+      <w:r>
+        <w:rPr>
+          <w:rFonts w:ascii="Times New Roman" w:hAnsi="Times New Roman" w:cs="Times New Roman"/>
+        </w:rPr>
+        <w:t xml:space="preserve">    students' acceptance of AI-based educational applications.</w:t>
+      </w:r>
+    </w:p>
+    <w:p>
+      <w:pPr>
+        <w:spacing w:after="0" w:line="276" w:lineRule="auto"/>
+        <w:rPr>
+          <w:rFonts w:ascii="Times New Roman" w:hAnsi="Times New Roman" w:cs="Times New Roman"/>
+        </w:rPr>
+      </w:pPr>
+    </w:p>
+    <w:p>
+      <w:pPr>
+        <w:spacing w:after="0" w:line="276" w:lineRule="auto"/>
+        <w:rPr>
+          <w:rFonts w:ascii="Times New Roman" w:hAnsi="Times New Roman" w:cs="Times New Roman"/>
+        </w:rPr>
+      </w:pPr>
+      <w:r>
+        <w:rPr>
+          <w:rFonts w:ascii="Times New Roman" w:hAnsi="Times New Roman" w:cs="Times New Roman"/>
+        </w:rPr>
+        <w:t xml:space="preserve">    \item $H_1$: Perceived usefulness has a significant relationship with</w:t>
+      </w:r>
+    </w:p>
+    <w:p>
+      <w:pPr>
+        <w:spacing w:after="0" w:line="276" w:lineRule="auto"/>
+        <w:rPr>
+          <w:rFonts w:ascii="Times New Roman" w:hAnsi="Times New Roman" w:cs="Times New Roman"/>
+        </w:rPr>
+      </w:pPr>
+      <w:r>
+        <w:rPr>
+          <w:rFonts w:ascii="Times New Roman" w:hAnsi="Times New Roman" w:cs="Times New Roman"/>
+        </w:rPr>
+        <w:t xml:space="preserve">    students' acceptance of AI-based educational applications.</w:t>
+      </w:r>
+    </w:p>
+    <w:p>
+      <w:pPr>
+        <w:spacing w:after="0" w:line="276" w:lineRule="auto"/>
+        <w:rPr>
+          <w:rFonts w:ascii="Times New Roman" w:hAnsi="Times New Roman" w:cs="Times New Roman"/>
+        </w:rPr>
+      </w:pPr>
+    </w:p>
+    <w:p>
+      <w:pPr>
+        <w:spacing w:after="0" w:line="276" w:lineRule="auto"/>
+        <w:rPr>
+          <w:rFonts w:ascii="Times New Roman" w:hAnsi="Times New Roman" w:cs="Times New Roman"/>
+        </w:rPr>
+      </w:pPr>
+      <w:r>
+        <w:rPr>
+          <w:rFonts w:ascii="Times New Roman" w:hAnsi="Times New Roman" w:cs="Times New Roman"/>
+        </w:rPr>
+        <w:t xml:space="preserve">    \item $H_0$: Perceived ease of use has no significant relationship with</w:t>
+      </w:r>
+    </w:p>
+    <w:p>
+      <w:pPr>
+        <w:spacing w:after="0" w:line="276" w:lineRule="auto"/>
+        <w:rPr>
+          <w:rFonts w:ascii="Times New Roman" w:hAnsi="Times New Roman" w:cs="Times New Roman"/>
+        </w:rPr>
+      </w:pPr>
+      <w:r>
+        <w:rPr>
+          <w:rFonts w:ascii="Times New Roman" w:hAnsi="Times New Roman" w:cs="Times New Roman"/>
+        </w:rPr>
+        <w:t xml:space="preserve">    students' acceptance of AI-based educational applications.</w:t>
+      </w:r>
+    </w:p>
+    <w:p>
+      <w:pPr>
+        <w:spacing w:after="0" w:line="276" w:lineRule="auto"/>
+        <w:rPr>
+          <w:rFonts w:ascii="Times New Roman" w:hAnsi="Times New Roman" w:cs="Times New Roman"/>
+        </w:rPr>
+      </w:pPr>
+    </w:p>
+    <w:p>
+      <w:pPr>
+        <w:spacing w:after="0" w:line="276" w:lineRule="auto"/>
+        <w:rPr>
+          <w:rFonts w:ascii="Times New Roman" w:hAnsi="Times New Roman" w:cs="Times New Roman"/>
+        </w:rPr>
+      </w:pPr>
+      <w:r>
+        <w:rPr>
+          <w:rFonts w:ascii="Times New Roman" w:hAnsi="Times New Roman" w:cs="Times New Roman"/>
+        </w:rPr>
+        <w:t xml:space="preserve">    \item $H_1$: Perceived ease of use has a significant relationship with</w:t>
+      </w:r>
+    </w:p>
+    <w:p>
+      <w:pPr>
+        <w:spacing w:after="0" w:line="276" w:lineRule="auto"/>
+        <w:rPr>
+          <w:rFonts w:ascii="Times New Roman" w:hAnsi="Times New Roman" w:cs="Times New Roman"/>
+        </w:rPr>
+      </w:pPr>
+      <w:r>
+        <w:rPr>
+          <w:rFonts w:ascii="Times New Roman" w:hAnsi="Times New Roman" w:cs="Times New Roman"/>
+        </w:rPr>
+        <w:t xml:space="preserve">    students' acceptance of AI-based educational applications.</w:t>
+      </w:r>
+    </w:p>
+    <w:p>
+      <w:pPr>
+        <w:spacing w:after="0" w:line="276" w:lineRule="auto"/>
+        <w:rPr>
+          <w:rFonts w:ascii="Times New Roman" w:hAnsi="Times New Roman" w:cs="Times New Roman"/>
+        </w:rPr>
+      </w:pPr>
+      <w:r>
+        <w:rPr>
+          <w:rFonts w:ascii="Times New Roman" w:hAnsi="Times New Roman" w:cs="Times New Roman"/>
+        </w:rPr>
+        <w:t>\</w:t>
+      </w:r>
+      <w:proofErr w:type="gramStart"/>
+      <w:r>
+        <w:rPr>
+          <w:rFonts w:ascii="Times New Roman" w:hAnsi="Times New Roman" w:cs="Times New Roman"/>
+        </w:rPr>
+        <w:t>end</w:t>
+      </w:r>
+      <w:proofErr w:type="gramEnd"/>
+      <w:r>
+        <w:rPr>
+          <w:rFonts w:ascii="Times New Roman" w:hAnsi="Times New Roman" w:cs="Times New Roman"/>
+        </w:rPr>
+        <w:t>{itemize}</w:t>
       </w:r>
     </w:p>
     <w:p>
@@ -7568,87 +9287,51 @@
         <w:rPr>
           <w:rFonts w:ascii="Times New Roman" w:hAnsi="Times New Roman" w:cs="Times New Roman"/>
         </w:rPr>
-        <w:t>Research Objectives}</w:t>
-      </w:r>
-    </w:p>
-    <w:p>
-      <w:pPr>
-        <w:spacing w:after="0" w:line="276" w:lineRule="auto"/>
-        <w:rPr>
-          <w:rFonts w:ascii="Times New Roman" w:hAnsi="Times New Roman" w:cs="Times New Roman"/>
-        </w:rPr>
-      </w:pPr>
-    </w:p>
-    <w:p>
-      <w:pPr>
-        <w:spacing w:after="0" w:line="276" w:lineRule="auto"/>
-        <w:rPr>
-          <w:rFonts w:ascii="Times New Roman" w:hAnsi="Times New Roman" w:cs="Times New Roman"/>
-        </w:rPr>
-      </w:pPr>
-      <w:r>
-        <w:rPr>
-          <w:rFonts w:ascii="Times New Roman" w:hAnsi="Times New Roman" w:cs="Times New Roman"/>
-        </w:rPr>
-        <w:t>The main objective of this research is to study the acceptance of</w:t>
-      </w:r>
-    </w:p>
-    <w:p>
-      <w:pPr>
-        <w:spacing w:after="0" w:line="276" w:lineRule="auto"/>
-        <w:rPr>
-          <w:rFonts w:ascii="Times New Roman" w:hAnsi="Times New Roman" w:cs="Times New Roman"/>
-        </w:rPr>
-      </w:pPr>
-      <w:r>
-        <w:rPr>
-          <w:rFonts w:ascii="Times New Roman" w:hAnsi="Times New Roman" w:cs="Times New Roman"/>
-        </w:rPr>
-        <w:t>AI-based educational applications among university students.</w:t>
-      </w:r>
-    </w:p>
-    <w:p>
-      <w:pPr>
-        <w:spacing w:after="0" w:line="276" w:lineRule="auto"/>
-        <w:rPr>
-          <w:rFonts w:ascii="Times New Roman" w:hAnsi="Times New Roman" w:cs="Times New Roman"/>
-        </w:rPr>
-      </w:pPr>
-    </w:p>
-    <w:p>
-      <w:pPr>
-        <w:spacing w:after="0" w:line="276" w:lineRule="auto"/>
-        <w:rPr>
-          <w:rFonts w:ascii="Times New Roman" w:hAnsi="Times New Roman" w:cs="Times New Roman"/>
-        </w:rPr>
-      </w:pPr>
-      <w:r>
-        <w:rPr>
-          <w:rFonts w:ascii="Times New Roman" w:hAnsi="Times New Roman" w:cs="Times New Roman"/>
-        </w:rPr>
-        <w:t>The specific objectives are:</w:t>
-      </w:r>
-    </w:p>
-    <w:p>
-      <w:pPr>
-        <w:spacing w:after="0" w:line="276" w:lineRule="auto"/>
-        <w:rPr>
-          <w:rFonts w:ascii="Times New Roman" w:hAnsi="Times New Roman" w:cs="Times New Roman"/>
-        </w:rPr>
-      </w:pPr>
-    </w:p>
-    <w:p>
-      <w:pPr>
-        <w:spacing w:after="0" w:line="276" w:lineRule="auto"/>
-        <w:rPr>
-          <w:rFonts w:ascii="Times New Roman" w:hAnsi="Times New Roman" w:cs="Times New Roman"/>
-        </w:rPr>
-      </w:pPr>
-      <w:r>
-        <w:rPr>
-          <w:rFonts w:ascii="Times New Roman" w:hAnsi="Times New Roman" w:cs="Times New Roman"/>
-        </w:rPr>
-        <w:t>\begin{enumerate}</w:t>
+        <w:t>Significance of the Study}</w:t>
+      </w:r>
+    </w:p>
+    <w:p>
+      <w:pPr>
+        <w:spacing w:after="0" w:line="276" w:lineRule="auto"/>
+        <w:rPr>
+          <w:rFonts w:ascii="Times New Roman" w:hAnsi="Times New Roman" w:cs="Times New Roman"/>
+        </w:rPr>
+      </w:pPr>
+    </w:p>
+    <w:p>
+      <w:pPr>
+        <w:spacing w:after="0" w:line="276" w:lineRule="auto"/>
+        <w:rPr>
+          <w:rFonts w:ascii="Times New Roman" w:hAnsi="Times New Roman" w:cs="Times New Roman"/>
+        </w:rPr>
+      </w:pPr>
+      <w:r>
+        <w:rPr>
+          <w:rFonts w:ascii="Times New Roman" w:hAnsi="Times New Roman" w:cs="Times New Roman"/>
+        </w:rPr>
+        <w:t>The study may be useful to:</w:t>
+      </w:r>
+    </w:p>
+    <w:p>
+      <w:pPr>
+        <w:spacing w:after="0" w:line="276" w:lineRule="auto"/>
+        <w:rPr>
+          <w:rFonts w:ascii="Times New Roman" w:hAnsi="Times New Roman" w:cs="Times New Roman"/>
+        </w:rPr>
+      </w:pPr>
+    </w:p>
+    <w:p>
+      <w:pPr>
+        <w:spacing w:after="0" w:line="276" w:lineRule="auto"/>
+        <w:rPr>
+          <w:rFonts w:ascii="Times New Roman" w:hAnsi="Times New Roman" w:cs="Times New Roman"/>
+        </w:rPr>
+      </w:pPr>
+      <w:r>
+        <w:rPr>
+          <w:rFonts w:ascii="Times New Roman" w:hAnsi="Times New Roman" w:cs="Times New Roman"/>
+        </w:rPr>
+        <w:t>\begin{itemize}</w:t>
       </w:r>
     </w:p>
     <w:p>
@@ -7676,35 +9359,64 @@
         <w:rPr>
           <w:rFonts w:ascii="Times New Roman" w:hAnsi="Times New Roman" w:cs="Times New Roman"/>
         </w:rPr>
-        <w:t xml:space="preserve"> </w:t>
+        <w:t xml:space="preserve"> University students for understanding the effective use of</w:t>
+      </w:r>
+    </w:p>
+    <w:p>
+      <w:pPr>
+        <w:spacing w:after="0" w:line="276" w:lineRule="auto"/>
+        <w:rPr>
+          <w:rFonts w:ascii="Times New Roman" w:hAnsi="Times New Roman" w:cs="Times New Roman"/>
+        </w:rPr>
+      </w:pPr>
+      <w:r>
+        <w:rPr>
+          <w:rFonts w:ascii="Times New Roman" w:hAnsi="Times New Roman" w:cs="Times New Roman"/>
+        </w:rPr>
+        <w:lastRenderedPageBreak/>
+        <w:t xml:space="preserve">    AI-based educational applications.</w:t>
+      </w:r>
+    </w:p>
+    <w:p>
+      <w:pPr>
+        <w:spacing w:after="0" w:line="276" w:lineRule="auto"/>
+        <w:rPr>
+          <w:rFonts w:ascii="Times New Roman" w:hAnsi="Times New Roman" w:cs="Times New Roman"/>
+        </w:rPr>
+      </w:pPr>
+      <w:r>
+        <w:rPr>
+          <w:rFonts w:ascii="Times New Roman" w:hAnsi="Times New Roman" w:cs="Times New Roman"/>
+        </w:rPr>
+        <w:t xml:space="preserve">    \</w:t>
       </w:r>
       <w:proofErr w:type="gramStart"/>
       <w:r>
         <w:rPr>
           <w:rFonts w:ascii="Times New Roman" w:hAnsi="Times New Roman" w:cs="Times New Roman"/>
         </w:rPr>
-        <w:t>To</w:t>
+        <w:t>item</w:t>
       </w:r>
       <w:proofErr w:type="gramEnd"/>
       <w:r>
         <w:rPr>
           <w:rFonts w:ascii="Times New Roman" w:hAnsi="Times New Roman" w:cs="Times New Roman"/>
         </w:rPr>
-        <w:t xml:space="preserve"> identify the level of acceptance of AI-based educational</w:t>
-      </w:r>
-    </w:p>
-    <w:p>
-      <w:pPr>
-        <w:spacing w:after="0" w:line="276" w:lineRule="auto"/>
-        <w:rPr>
-          <w:rFonts w:ascii="Times New Roman" w:hAnsi="Times New Roman" w:cs="Times New Roman"/>
-        </w:rPr>
-      </w:pPr>
-      <w:r>
-        <w:rPr>
-          <w:rFonts w:ascii="Times New Roman" w:hAnsi="Times New Roman" w:cs="Times New Roman"/>
-        </w:rPr>
-        <w:t xml:space="preserve">    applications among university students.</w:t>
+        <w:t xml:space="preserve"> Teachers and educators for understanding students' acceptance of</w:t>
+      </w:r>
+    </w:p>
+    <w:p>
+      <w:pPr>
+        <w:spacing w:after="0" w:line="276" w:lineRule="auto"/>
+        <w:rPr>
+          <w:rFonts w:ascii="Times New Roman" w:hAnsi="Times New Roman" w:cs="Times New Roman"/>
+        </w:rPr>
+      </w:pPr>
+      <w:r>
+        <w:rPr>
+          <w:rFonts w:ascii="Times New Roman" w:hAnsi="Times New Roman" w:cs="Times New Roman"/>
+        </w:rPr>
+        <w:t xml:space="preserve">    AI technologies.</w:t>
       </w:r>
     </w:p>
     <w:p>
@@ -7732,35 +9444,1145 @@
         <w:rPr>
           <w:rFonts w:ascii="Times New Roman" w:hAnsi="Times New Roman" w:cs="Times New Roman"/>
         </w:rPr>
-        <w:t xml:space="preserve"> </w:t>
+        <w:t xml:space="preserve"> Educational institutions for planning AI-supported learning</w:t>
+      </w:r>
+    </w:p>
+    <w:p>
+      <w:pPr>
+        <w:spacing w:after="0" w:line="276" w:lineRule="auto"/>
+        <w:rPr>
+          <w:rFonts w:ascii="Times New Roman" w:hAnsi="Times New Roman" w:cs="Times New Roman"/>
+        </w:rPr>
+      </w:pPr>
+      <w:r>
+        <w:rPr>
+          <w:rFonts w:ascii="Times New Roman" w:hAnsi="Times New Roman" w:cs="Times New Roman"/>
+        </w:rPr>
+        <w:t xml:space="preserve">    activities.</w:t>
+      </w:r>
+    </w:p>
+    <w:p>
+      <w:pPr>
+        <w:spacing w:after="0" w:line="276" w:lineRule="auto"/>
+        <w:rPr>
+          <w:rFonts w:ascii="Times New Roman" w:hAnsi="Times New Roman" w:cs="Times New Roman"/>
+        </w:rPr>
+      </w:pPr>
+      <w:r>
+        <w:rPr>
+          <w:rFonts w:ascii="Times New Roman" w:hAnsi="Times New Roman" w:cs="Times New Roman"/>
+        </w:rPr>
+        <w:t xml:space="preserve">    \</w:t>
       </w:r>
       <w:proofErr w:type="gramStart"/>
       <w:r>
         <w:rPr>
           <w:rFonts w:ascii="Times New Roman" w:hAnsi="Times New Roman" w:cs="Times New Roman"/>
         </w:rPr>
-        <w:t>To</w:t>
+        <w:t>item</w:t>
       </w:r>
       <w:proofErr w:type="gramEnd"/>
       <w:r>
         <w:rPr>
           <w:rFonts w:ascii="Times New Roman" w:hAnsi="Times New Roman" w:cs="Times New Roman"/>
         </w:rPr>
-        <w:t xml:space="preserve"> examine the effect of perceived usefulness on students'</w:t>
-      </w:r>
-    </w:p>
-    <w:p>
-      <w:pPr>
-        <w:spacing w:after="0" w:line="276" w:lineRule="auto"/>
-        <w:rPr>
-          <w:rFonts w:ascii="Times New Roman" w:hAnsi="Times New Roman" w:cs="Times New Roman"/>
-        </w:rPr>
-      </w:pPr>
-      <w:r>
-        <w:rPr>
-          <w:rFonts w:ascii="Times New Roman" w:hAnsi="Times New Roman" w:cs="Times New Roman"/>
-        </w:rPr>
-        <w:t xml:space="preserve">    acceptance of AI applications.</w:t>
+        <w:t xml:space="preserve"> Researchers for conducting further research on AI in education.</w:t>
+      </w:r>
+    </w:p>
+    <w:p>
+      <w:pPr>
+        <w:spacing w:after="0" w:line="276" w:lineRule="auto"/>
+        <w:rPr>
+          <w:rFonts w:ascii="Times New Roman" w:hAnsi="Times New Roman" w:cs="Times New Roman"/>
+        </w:rPr>
+      </w:pPr>
+      <w:r>
+        <w:rPr>
+          <w:rFonts w:ascii="Times New Roman" w:hAnsi="Times New Roman" w:cs="Times New Roman"/>
+        </w:rPr>
+        <w:t>\</w:t>
+      </w:r>
+      <w:proofErr w:type="gramStart"/>
+      <w:r>
+        <w:rPr>
+          <w:rFonts w:ascii="Times New Roman" w:hAnsi="Times New Roman" w:cs="Times New Roman"/>
+        </w:rPr>
+        <w:t>end</w:t>
+      </w:r>
+      <w:proofErr w:type="gramEnd"/>
+      <w:r>
+        <w:rPr>
+          <w:rFonts w:ascii="Times New Roman" w:hAnsi="Times New Roman" w:cs="Times New Roman"/>
+        </w:rPr>
+        <w:t>{itemize}</w:t>
+      </w:r>
+    </w:p>
+    <w:p>
+      <w:pPr>
+        <w:spacing w:after="0" w:line="276" w:lineRule="auto"/>
+        <w:rPr>
+          <w:rFonts w:ascii="Times New Roman" w:hAnsi="Times New Roman" w:cs="Times New Roman"/>
+        </w:rPr>
+      </w:pPr>
+    </w:p>
+    <w:p>
+      <w:pPr>
+        <w:spacing w:after="0" w:line="276" w:lineRule="auto"/>
+        <w:rPr>
+          <w:rFonts w:ascii="Times New Roman" w:hAnsi="Times New Roman" w:cs="Times New Roman"/>
+        </w:rPr>
+      </w:pPr>
+      <w:r>
+        <w:rPr>
+          <w:rFonts w:ascii="Times New Roman" w:hAnsi="Times New Roman" w:cs="Times New Roman"/>
+        </w:rPr>
+        <w:t>%------------------------------------------------</w:t>
+      </w:r>
+    </w:p>
+    <w:p>
+      <w:pPr>
+        <w:spacing w:after="0" w:line="276" w:lineRule="auto"/>
+        <w:rPr>
+          <w:rFonts w:ascii="Times New Roman" w:hAnsi="Times New Roman" w:cs="Times New Roman"/>
+        </w:rPr>
+      </w:pPr>
+      <w:r>
+        <w:rPr>
+          <w:rFonts w:ascii="Times New Roman" w:hAnsi="Times New Roman" w:cs="Times New Roman"/>
+        </w:rPr>
+        <w:t>\</w:t>
+      </w:r>
+      <w:proofErr w:type="gramStart"/>
+      <w:r>
+        <w:rPr>
+          <w:rFonts w:ascii="Times New Roman" w:hAnsi="Times New Roman" w:cs="Times New Roman"/>
+        </w:rPr>
+        <w:t>section{</w:t>
+      </w:r>
+      <w:proofErr w:type="gramEnd"/>
+      <w:r>
+        <w:rPr>
+          <w:rFonts w:ascii="Times New Roman" w:hAnsi="Times New Roman" w:cs="Times New Roman"/>
+        </w:rPr>
+        <w:t>Scope and Limitations}</w:t>
+      </w:r>
+    </w:p>
+    <w:p>
+      <w:pPr>
+        <w:spacing w:after="0" w:line="276" w:lineRule="auto"/>
+        <w:rPr>
+          <w:rFonts w:ascii="Times New Roman" w:hAnsi="Times New Roman" w:cs="Times New Roman"/>
+        </w:rPr>
+      </w:pPr>
+    </w:p>
+    <w:p>
+      <w:pPr>
+        <w:spacing w:after="0" w:line="276" w:lineRule="auto"/>
+        <w:rPr>
+          <w:rFonts w:ascii="Times New Roman" w:hAnsi="Times New Roman" w:cs="Times New Roman"/>
+        </w:rPr>
+      </w:pPr>
+      <w:r>
+        <w:rPr>
+          <w:rFonts w:ascii="Times New Roman" w:hAnsi="Times New Roman" w:cs="Times New Roman"/>
+        </w:rPr>
+        <w:t>The study focuses on university students and their acceptance of</w:t>
+      </w:r>
+    </w:p>
+    <w:p>
+      <w:pPr>
+        <w:spacing w:after="0" w:line="276" w:lineRule="auto"/>
+        <w:rPr>
+          <w:rFonts w:ascii="Times New Roman" w:hAnsi="Times New Roman" w:cs="Times New Roman"/>
+        </w:rPr>
+      </w:pPr>
+      <w:r>
+        <w:rPr>
+          <w:rFonts w:ascii="Times New Roman" w:hAnsi="Times New Roman" w:cs="Times New Roman"/>
+        </w:rPr>
+        <w:t>AI-based educational applications.</w:t>
+      </w:r>
+    </w:p>
+    <w:p>
+      <w:pPr>
+        <w:spacing w:after="0" w:line="276" w:lineRule="auto"/>
+        <w:rPr>
+          <w:rFonts w:ascii="Times New Roman" w:hAnsi="Times New Roman" w:cs="Times New Roman"/>
+        </w:rPr>
+      </w:pPr>
+    </w:p>
+    <w:p>
+      <w:pPr>
+        <w:spacing w:after="0" w:line="276" w:lineRule="auto"/>
+        <w:rPr>
+          <w:rFonts w:ascii="Times New Roman" w:hAnsi="Times New Roman" w:cs="Times New Roman"/>
+        </w:rPr>
+      </w:pPr>
+      <w:r>
+        <w:rPr>
+          <w:rFonts w:ascii="Times New Roman" w:hAnsi="Times New Roman" w:cs="Times New Roman"/>
+        </w:rPr>
+        <w:t>The study is limited to selected university students and may not represent</w:t>
+      </w:r>
+    </w:p>
+    <w:p>
+      <w:pPr>
+        <w:spacing w:after="0" w:line="276" w:lineRule="auto"/>
+        <w:rPr>
+          <w:rFonts w:ascii="Times New Roman" w:hAnsi="Times New Roman" w:cs="Times New Roman"/>
+        </w:rPr>
+      </w:pPr>
+      <w:r>
+        <w:rPr>
+          <w:rFonts w:ascii="Times New Roman" w:hAnsi="Times New Roman" w:cs="Times New Roman"/>
+        </w:rPr>
+        <w:t>all students. The findings will also depend on the accuracy and honesty of</w:t>
+      </w:r>
+    </w:p>
+    <w:p>
+      <w:pPr>
+        <w:spacing w:after="0" w:line="276" w:lineRule="auto"/>
+        <w:rPr>
+          <w:rFonts w:ascii="Times New Roman" w:hAnsi="Times New Roman" w:cs="Times New Roman"/>
+        </w:rPr>
+      </w:pPr>
+      <w:r>
+        <w:rPr>
+          <w:rFonts w:ascii="Times New Roman" w:hAnsi="Times New Roman" w:cs="Times New Roman"/>
+        </w:rPr>
+        <w:t>the responses provided by participants.</w:t>
+      </w:r>
+    </w:p>
+    <w:p>
+      <w:pPr>
+        <w:spacing w:after="0" w:line="276" w:lineRule="auto"/>
+        <w:rPr>
+          <w:rFonts w:ascii="Times New Roman" w:hAnsi="Times New Roman" w:cs="Times New Roman"/>
+        </w:rPr>
+      </w:pPr>
+    </w:p>
+    <w:p>
+      <w:pPr>
+        <w:spacing w:after="0" w:line="276" w:lineRule="auto"/>
+        <w:rPr>
+          <w:rFonts w:ascii="Times New Roman" w:hAnsi="Times New Roman" w:cs="Times New Roman"/>
+        </w:rPr>
+      </w:pPr>
+      <w:r>
+        <w:rPr>
+          <w:rFonts w:ascii="Times New Roman" w:hAnsi="Times New Roman" w:cs="Times New Roman"/>
+        </w:rPr>
+        <w:t>%------------------------------------------------</w:t>
+      </w:r>
+    </w:p>
+    <w:p>
+      <w:pPr>
+        <w:spacing w:after="0" w:line="276" w:lineRule="auto"/>
+        <w:rPr>
+          <w:rFonts w:ascii="Times New Roman" w:hAnsi="Times New Roman" w:cs="Times New Roman"/>
+        </w:rPr>
+      </w:pPr>
+      <w:r>
+        <w:rPr>
+          <w:rFonts w:ascii="Times New Roman" w:hAnsi="Times New Roman" w:cs="Times New Roman"/>
+        </w:rPr>
+        <w:t>\</w:t>
+      </w:r>
+      <w:proofErr w:type="gramStart"/>
+      <w:r>
+        <w:rPr>
+          <w:rFonts w:ascii="Times New Roman" w:hAnsi="Times New Roman" w:cs="Times New Roman"/>
+        </w:rPr>
+        <w:t>section{</w:t>
+      </w:r>
+      <w:proofErr w:type="gramEnd"/>
+      <w:r>
+        <w:rPr>
+          <w:rFonts w:ascii="Times New Roman" w:hAnsi="Times New Roman" w:cs="Times New Roman"/>
+        </w:rPr>
+        <w:t>Literature Review}</w:t>
+      </w:r>
+    </w:p>
+    <w:p>
+      <w:pPr>
+        <w:spacing w:after="0" w:line="276" w:lineRule="auto"/>
+        <w:rPr>
+          <w:rFonts w:ascii="Times New Roman" w:hAnsi="Times New Roman" w:cs="Times New Roman"/>
+        </w:rPr>
+      </w:pPr>
+    </w:p>
+    <w:p>
+      <w:pPr>
+        <w:spacing w:after="0" w:line="276" w:lineRule="auto"/>
+        <w:rPr>
+          <w:rFonts w:ascii="Times New Roman" w:hAnsi="Times New Roman" w:cs="Times New Roman"/>
+        </w:rPr>
+      </w:pPr>
+      <w:r>
+        <w:rPr>
+          <w:rFonts w:ascii="Times New Roman" w:hAnsi="Times New Roman" w:cs="Times New Roman"/>
+        </w:rPr>
+        <w:t>Previous research on educational technology indicates that perceived</w:t>
+      </w:r>
+    </w:p>
+    <w:p>
+      <w:pPr>
+        <w:spacing w:after="0" w:line="276" w:lineRule="auto"/>
+        <w:rPr>
+          <w:rFonts w:ascii="Times New Roman" w:hAnsi="Times New Roman" w:cs="Times New Roman"/>
+        </w:rPr>
+      </w:pPr>
+      <w:r>
+        <w:rPr>
+          <w:rFonts w:ascii="Times New Roman" w:hAnsi="Times New Roman" w:cs="Times New Roman"/>
+        </w:rPr>
+        <w:t>usefulness and perceived ease of use are important factors in technology</w:t>
+      </w:r>
+    </w:p>
+    <w:p>
+      <w:pPr>
+        <w:spacing w:after="0" w:line="276" w:lineRule="auto"/>
+        <w:rPr>
+          <w:rFonts w:ascii="Times New Roman" w:hAnsi="Times New Roman" w:cs="Times New Roman"/>
+        </w:rPr>
+      </w:pPr>
+      <w:r>
+        <w:rPr>
+          <w:rFonts w:ascii="Times New Roman" w:hAnsi="Times New Roman" w:cs="Times New Roman"/>
+        </w:rPr>
+        <w:t>acceptance.</w:t>
+      </w:r>
+    </w:p>
+    <w:p>
+      <w:pPr>
+        <w:spacing w:after="0" w:line="276" w:lineRule="auto"/>
+        <w:rPr>
+          <w:rFonts w:ascii="Times New Roman" w:hAnsi="Times New Roman" w:cs="Times New Roman"/>
+        </w:rPr>
+      </w:pPr>
+    </w:p>
+    <w:p>
+      <w:pPr>
+        <w:spacing w:after="0" w:line="276" w:lineRule="auto"/>
+        <w:rPr>
+          <w:rFonts w:ascii="Times New Roman" w:hAnsi="Times New Roman" w:cs="Times New Roman"/>
+        </w:rPr>
+      </w:pPr>
+      <w:r>
+        <w:rPr>
+          <w:rFonts w:ascii="Times New Roman" w:hAnsi="Times New Roman" w:cs="Times New Roman"/>
+        </w:rPr>
+        <w:t>AI-based educational applications provide students with opportunities for</w:t>
+      </w:r>
+    </w:p>
+    <w:p>
+      <w:pPr>
+        <w:spacing w:after="0" w:line="276" w:lineRule="auto"/>
+        <w:rPr>
+          <w:rFonts w:ascii="Times New Roman" w:hAnsi="Times New Roman" w:cs="Times New Roman"/>
+        </w:rPr>
+      </w:pPr>
+      <w:r>
+        <w:rPr>
+          <w:rFonts w:ascii="Times New Roman" w:hAnsi="Times New Roman" w:cs="Times New Roman"/>
+        </w:rPr>
+        <w:t>personalized learning, automated assistance, and interactive learning.</w:t>
+      </w:r>
+    </w:p>
+    <w:p>
+      <w:pPr>
+        <w:spacing w:after="0" w:line="276" w:lineRule="auto"/>
+        <w:rPr>
+          <w:rFonts w:ascii="Times New Roman" w:hAnsi="Times New Roman" w:cs="Times New Roman"/>
+        </w:rPr>
+      </w:pPr>
+      <w:r>
+        <w:rPr>
+          <w:rFonts w:ascii="Times New Roman" w:hAnsi="Times New Roman" w:cs="Times New Roman"/>
+        </w:rPr>
+        <w:t>However, concerns related to privacy, reliability, accuracy, and academic</w:t>
+      </w:r>
+    </w:p>
+    <w:p>
+      <w:pPr>
+        <w:spacing w:after="0" w:line="276" w:lineRule="auto"/>
+        <w:rPr>
+          <w:rFonts w:ascii="Times New Roman" w:hAnsi="Times New Roman" w:cs="Times New Roman"/>
+        </w:rPr>
+      </w:pPr>
+      <w:r>
+        <w:rPr>
+          <w:rFonts w:ascii="Times New Roman" w:hAnsi="Times New Roman" w:cs="Times New Roman"/>
+        </w:rPr>
+        <w:t>integrity may affect students' willingness to use such applications.</w:t>
+      </w:r>
+    </w:p>
+    <w:p>
+      <w:pPr>
+        <w:spacing w:after="0" w:line="276" w:lineRule="auto"/>
+        <w:rPr>
+          <w:rFonts w:ascii="Times New Roman" w:hAnsi="Times New Roman" w:cs="Times New Roman"/>
+        </w:rPr>
+      </w:pPr>
+    </w:p>
+    <w:p>
+      <w:pPr>
+        <w:spacing w:after="0" w:line="276" w:lineRule="auto"/>
+        <w:rPr>
+          <w:rFonts w:ascii="Times New Roman" w:hAnsi="Times New Roman" w:cs="Times New Roman"/>
+        </w:rPr>
+      </w:pPr>
+      <w:r>
+        <w:rPr>
+          <w:rFonts w:ascii="Times New Roman" w:hAnsi="Times New Roman" w:cs="Times New Roman"/>
+        </w:rPr>
+        <w:t>This study will review relevant research articles to identify existing</w:t>
+      </w:r>
+    </w:p>
+    <w:p>
+      <w:pPr>
+        <w:spacing w:after="0" w:line="276" w:lineRule="auto"/>
+        <w:rPr>
+          <w:rFonts w:ascii="Times New Roman" w:hAnsi="Times New Roman" w:cs="Times New Roman"/>
+        </w:rPr>
+      </w:pPr>
+      <w:r>
+        <w:rPr>
+          <w:rFonts w:ascii="Times New Roman" w:hAnsi="Times New Roman" w:cs="Times New Roman"/>
+        </w:rPr>
+        <w:t>findings and research gaps related to students' acceptance of AI-based</w:t>
+      </w:r>
+    </w:p>
+    <w:p>
+      <w:pPr>
+        <w:spacing w:after="0" w:line="276" w:lineRule="auto"/>
+        <w:rPr>
+          <w:rFonts w:ascii="Times New Roman" w:hAnsi="Times New Roman" w:cs="Times New Roman"/>
+        </w:rPr>
+      </w:pPr>
+      <w:r>
+        <w:rPr>
+          <w:rFonts w:ascii="Times New Roman" w:hAnsi="Times New Roman" w:cs="Times New Roman"/>
+        </w:rPr>
+        <w:t>educational applications.</w:t>
+      </w:r>
+    </w:p>
+    <w:p>
+      <w:pPr>
+        <w:spacing w:after="0" w:line="276" w:lineRule="auto"/>
+        <w:rPr>
+          <w:rFonts w:ascii="Times New Roman" w:hAnsi="Times New Roman" w:cs="Times New Roman"/>
+        </w:rPr>
+      </w:pPr>
+    </w:p>
+    <w:p>
+      <w:pPr>
+        <w:spacing w:after="0" w:line="276" w:lineRule="auto"/>
+        <w:rPr>
+          <w:rFonts w:ascii="Times New Roman" w:hAnsi="Times New Roman" w:cs="Times New Roman"/>
+        </w:rPr>
+      </w:pPr>
+      <w:r>
+        <w:rPr>
+          <w:rFonts w:ascii="Times New Roman" w:hAnsi="Times New Roman" w:cs="Times New Roman"/>
+        </w:rPr>
+        <w:t>%------------------------------------------------</w:t>
+      </w:r>
+    </w:p>
+    <w:p>
+      <w:pPr>
+        <w:spacing w:after="0" w:line="276" w:lineRule="auto"/>
+        <w:rPr>
+          <w:rFonts w:ascii="Times New Roman" w:hAnsi="Times New Roman" w:cs="Times New Roman"/>
+        </w:rPr>
+      </w:pPr>
+      <w:r>
+        <w:rPr>
+          <w:rFonts w:ascii="Times New Roman" w:hAnsi="Times New Roman" w:cs="Times New Roman"/>
+        </w:rPr>
+        <w:t>\</w:t>
+      </w:r>
+      <w:proofErr w:type="gramStart"/>
+      <w:r>
+        <w:rPr>
+          <w:rFonts w:ascii="Times New Roman" w:hAnsi="Times New Roman" w:cs="Times New Roman"/>
+        </w:rPr>
+        <w:t>section{</w:t>
+      </w:r>
+      <w:proofErr w:type="gramEnd"/>
+      <w:r>
+        <w:rPr>
+          <w:rFonts w:ascii="Times New Roman" w:hAnsi="Times New Roman" w:cs="Times New Roman"/>
+        </w:rPr>
+        <w:t>Research Methodology}</w:t>
+      </w:r>
+    </w:p>
+    <w:p>
+      <w:pPr>
+        <w:spacing w:after="0" w:line="276" w:lineRule="auto"/>
+        <w:rPr>
+          <w:rFonts w:ascii="Times New Roman" w:hAnsi="Times New Roman" w:cs="Times New Roman"/>
+        </w:rPr>
+      </w:pPr>
+    </w:p>
+    <w:p>
+      <w:pPr>
+        <w:spacing w:after="0" w:line="276" w:lineRule="auto"/>
+        <w:rPr>
+          <w:rFonts w:ascii="Times New Roman" w:hAnsi="Times New Roman" w:cs="Times New Roman"/>
+        </w:rPr>
+      </w:pPr>
+      <w:r>
+        <w:rPr>
+          <w:rFonts w:ascii="Times New Roman" w:hAnsi="Times New Roman" w:cs="Times New Roman"/>
+        </w:rPr>
+        <w:t>This study will use a quantitative research approach. Primary data will</w:t>
+      </w:r>
+    </w:p>
+    <w:p>
+      <w:pPr>
+        <w:spacing w:after="0" w:line="276" w:lineRule="auto"/>
+        <w:rPr>
+          <w:rFonts w:ascii="Times New Roman" w:hAnsi="Times New Roman" w:cs="Times New Roman"/>
+        </w:rPr>
+      </w:pPr>
+      <w:r>
+        <w:rPr>
+          <w:rFonts w:ascii="Times New Roman" w:hAnsi="Times New Roman" w:cs="Times New Roman"/>
+        </w:rPr>
+        <w:t>be collected from university students using a structured questionnaire.</w:t>
+      </w:r>
+    </w:p>
+    <w:p>
+      <w:pPr>
+        <w:spacing w:after="0" w:line="276" w:lineRule="auto"/>
+        <w:rPr>
+          <w:rFonts w:ascii="Times New Roman" w:hAnsi="Times New Roman" w:cs="Times New Roman"/>
+        </w:rPr>
+      </w:pPr>
+    </w:p>
+    <w:p>
+      <w:pPr>
+        <w:spacing w:after="0" w:line="276" w:lineRule="auto"/>
+        <w:rPr>
+          <w:rFonts w:ascii="Times New Roman" w:hAnsi="Times New Roman" w:cs="Times New Roman"/>
+        </w:rPr>
+      </w:pPr>
+      <w:r>
+        <w:rPr>
+          <w:rFonts w:ascii="Times New Roman" w:hAnsi="Times New Roman" w:cs="Times New Roman"/>
+        </w:rPr>
+        <w:t>The questionnaire will contain demographic questions, multiple-choice</w:t>
+      </w:r>
+    </w:p>
+    <w:p>
+      <w:pPr>
+        <w:spacing w:after="0" w:line="276" w:lineRule="auto"/>
+        <w:rPr>
+          <w:rFonts w:ascii="Times New Roman" w:hAnsi="Times New Roman" w:cs="Times New Roman"/>
+        </w:rPr>
+      </w:pPr>
+      <w:r>
+        <w:rPr>
+          <w:rFonts w:ascii="Times New Roman" w:hAnsi="Times New Roman" w:cs="Times New Roman"/>
+        </w:rPr>
+        <w:t>questions, Yes/No questions, Likert-scale questions, rating-scale</w:t>
+      </w:r>
+    </w:p>
+    <w:p>
+      <w:pPr>
+        <w:spacing w:after="0" w:line="276" w:lineRule="auto"/>
+        <w:rPr>
+          <w:rFonts w:ascii="Times New Roman" w:hAnsi="Times New Roman" w:cs="Times New Roman"/>
+        </w:rPr>
+      </w:pPr>
+      <w:r>
+        <w:rPr>
+          <w:rFonts w:ascii="Times New Roman" w:hAnsi="Times New Roman" w:cs="Times New Roman"/>
+        </w:rPr>
+        <w:t>questions, and open-ended questions.</w:t>
+      </w:r>
+    </w:p>
+    <w:p>
+      <w:pPr>
+        <w:spacing w:after="0" w:line="276" w:lineRule="auto"/>
+        <w:rPr>
+          <w:rFonts w:ascii="Times New Roman" w:hAnsi="Times New Roman" w:cs="Times New Roman"/>
+        </w:rPr>
+      </w:pPr>
+    </w:p>
+    <w:p>
+      <w:pPr>
+        <w:spacing w:after="0" w:line="276" w:lineRule="auto"/>
+        <w:rPr>
+          <w:rFonts w:ascii="Times New Roman" w:hAnsi="Times New Roman" w:cs="Times New Roman"/>
+        </w:rPr>
+      </w:pPr>
+      <w:r>
+        <w:rPr>
+          <w:rFonts w:ascii="Times New Roman" w:hAnsi="Times New Roman" w:cs="Times New Roman"/>
+        </w:rPr>
+        <w:t>%------------------------------------------------</w:t>
+      </w:r>
+    </w:p>
+    <w:p>
+      <w:pPr>
+        <w:spacing w:after="0" w:line="276" w:lineRule="auto"/>
+        <w:rPr>
+          <w:rFonts w:ascii="Times New Roman" w:hAnsi="Times New Roman" w:cs="Times New Roman"/>
+        </w:rPr>
+      </w:pPr>
+      <w:r>
+        <w:rPr>
+          <w:rFonts w:ascii="Times New Roman" w:hAnsi="Times New Roman" w:cs="Times New Roman"/>
+        </w:rPr>
+        <w:t>\</w:t>
+      </w:r>
+      <w:proofErr w:type="gramStart"/>
+      <w:r>
+        <w:rPr>
+          <w:rFonts w:ascii="Times New Roman" w:hAnsi="Times New Roman" w:cs="Times New Roman"/>
+        </w:rPr>
+        <w:t>section{</w:t>
+      </w:r>
+      <w:proofErr w:type="gramEnd"/>
+      <w:r>
+        <w:rPr>
+          <w:rFonts w:ascii="Times New Roman" w:hAnsi="Times New Roman" w:cs="Times New Roman"/>
+        </w:rPr>
+        <w:t>Research Design}</w:t>
+      </w:r>
+    </w:p>
+    <w:p>
+      <w:pPr>
+        <w:spacing w:after="0" w:line="276" w:lineRule="auto"/>
+        <w:rPr>
+          <w:rFonts w:ascii="Times New Roman" w:hAnsi="Times New Roman" w:cs="Times New Roman"/>
+        </w:rPr>
+      </w:pPr>
+    </w:p>
+    <w:p>
+      <w:pPr>
+        <w:spacing w:after="0" w:line="276" w:lineRule="auto"/>
+        <w:rPr>
+          <w:rFonts w:ascii="Times New Roman" w:hAnsi="Times New Roman" w:cs="Times New Roman"/>
+        </w:rPr>
+      </w:pPr>
+      <w:r>
+        <w:rPr>
+          <w:rFonts w:ascii="Times New Roman" w:hAnsi="Times New Roman" w:cs="Times New Roman"/>
+        </w:rPr>
+        <w:t>A descriptive and analytical research design will be used.</w:t>
+      </w:r>
+    </w:p>
+    <w:p>
+      <w:pPr>
+        <w:spacing w:after="0" w:line="276" w:lineRule="auto"/>
+        <w:rPr>
+          <w:rFonts w:ascii="Times New Roman" w:hAnsi="Times New Roman" w:cs="Times New Roman"/>
+        </w:rPr>
+      </w:pPr>
+    </w:p>
+    <w:p>
+      <w:pPr>
+        <w:spacing w:after="0" w:line="276" w:lineRule="auto"/>
+        <w:rPr>
+          <w:rFonts w:ascii="Times New Roman" w:hAnsi="Times New Roman" w:cs="Times New Roman"/>
+        </w:rPr>
+      </w:pPr>
+      <w:r>
+        <w:rPr>
+          <w:rFonts w:ascii="Times New Roman" w:hAnsi="Times New Roman" w:cs="Times New Roman"/>
+        </w:rPr>
+        <w:t>The descriptive component will describe students' AI usage and acceptance,</w:t>
+      </w:r>
+    </w:p>
+    <w:p>
+      <w:pPr>
+        <w:spacing w:after="0" w:line="276" w:lineRule="auto"/>
+        <w:rPr>
+          <w:rFonts w:ascii="Times New Roman" w:hAnsi="Times New Roman" w:cs="Times New Roman"/>
+        </w:rPr>
+      </w:pPr>
+      <w:r>
+        <w:rPr>
+          <w:rFonts w:ascii="Times New Roman" w:hAnsi="Times New Roman" w:cs="Times New Roman"/>
+        </w:rPr>
+        <w:t>while the analytical component will examine relationships between</w:t>
+      </w:r>
+    </w:p>
+    <w:p>
+      <w:pPr>
+        <w:spacing w:after="0" w:line="276" w:lineRule="auto"/>
+        <w:rPr>
+          <w:rFonts w:ascii="Times New Roman" w:hAnsi="Times New Roman" w:cs="Times New Roman"/>
+        </w:rPr>
+      </w:pPr>
+      <w:r>
+        <w:rPr>
+          <w:rFonts w:ascii="Times New Roman" w:hAnsi="Times New Roman" w:cs="Times New Roman"/>
+        </w:rPr>
+        <w:t>variables such as perceived usefulness, perceived ease of use, and</w:t>
+      </w:r>
+    </w:p>
+    <w:p>
+      <w:pPr>
+        <w:spacing w:after="0" w:line="276" w:lineRule="auto"/>
+        <w:rPr>
+          <w:rFonts w:ascii="Times New Roman" w:hAnsi="Times New Roman" w:cs="Times New Roman"/>
+        </w:rPr>
+      </w:pPr>
+      <w:r>
+        <w:rPr>
+          <w:rFonts w:ascii="Times New Roman" w:hAnsi="Times New Roman" w:cs="Times New Roman"/>
+        </w:rPr>
+        <w:t>acceptance.</w:t>
+      </w:r>
+    </w:p>
+    <w:p>
+      <w:pPr>
+        <w:spacing w:after="0" w:line="276" w:lineRule="auto"/>
+        <w:rPr>
+          <w:rFonts w:ascii="Times New Roman" w:hAnsi="Times New Roman" w:cs="Times New Roman"/>
+        </w:rPr>
+      </w:pPr>
+    </w:p>
+    <w:p>
+      <w:pPr>
+        <w:spacing w:after="0" w:line="276" w:lineRule="auto"/>
+        <w:rPr>
+          <w:rFonts w:ascii="Times New Roman" w:hAnsi="Times New Roman" w:cs="Times New Roman"/>
+        </w:rPr>
+      </w:pPr>
+      <w:r>
+        <w:rPr>
+          <w:rFonts w:ascii="Times New Roman" w:hAnsi="Times New Roman" w:cs="Times New Roman"/>
+        </w:rPr>
+        <w:t>%------------------------------------------------</w:t>
+      </w:r>
+    </w:p>
+    <w:p>
+      <w:pPr>
+        <w:spacing w:after="0" w:line="276" w:lineRule="auto"/>
+        <w:rPr>
+          <w:rFonts w:ascii="Times New Roman" w:hAnsi="Times New Roman" w:cs="Times New Roman"/>
+        </w:rPr>
+      </w:pPr>
+      <w:r>
+        <w:rPr>
+          <w:rFonts w:ascii="Times New Roman" w:hAnsi="Times New Roman" w:cs="Times New Roman"/>
+        </w:rPr>
+        <w:t>\</w:t>
+      </w:r>
+      <w:proofErr w:type="gramStart"/>
+      <w:r>
+        <w:rPr>
+          <w:rFonts w:ascii="Times New Roman" w:hAnsi="Times New Roman" w:cs="Times New Roman"/>
+        </w:rPr>
+        <w:t>section{</w:t>
+      </w:r>
+      <w:proofErr w:type="gramEnd"/>
+      <w:r>
+        <w:rPr>
+          <w:rFonts w:ascii="Times New Roman" w:hAnsi="Times New Roman" w:cs="Times New Roman"/>
+        </w:rPr>
+        <w:t>Population and Sample}</w:t>
+      </w:r>
+    </w:p>
+    <w:p>
+      <w:pPr>
+        <w:spacing w:after="0" w:line="276" w:lineRule="auto"/>
+        <w:rPr>
+          <w:rFonts w:ascii="Times New Roman" w:hAnsi="Times New Roman" w:cs="Times New Roman"/>
+        </w:rPr>
+      </w:pPr>
+    </w:p>
+    <w:p>
+      <w:pPr>
+        <w:spacing w:after="0" w:line="276" w:lineRule="auto"/>
+        <w:rPr>
+          <w:rFonts w:ascii="Times New Roman" w:hAnsi="Times New Roman" w:cs="Times New Roman"/>
+        </w:rPr>
+      </w:pPr>
+      <w:r>
+        <w:rPr>
+          <w:rFonts w:ascii="Times New Roman" w:hAnsi="Times New Roman" w:cs="Times New Roman"/>
+        </w:rPr>
+        <w:t>The population of the study will consist of university students who use</w:t>
+      </w:r>
+    </w:p>
+    <w:p>
+      <w:pPr>
+        <w:spacing w:after="0" w:line="276" w:lineRule="auto"/>
+        <w:rPr>
+          <w:rFonts w:ascii="Times New Roman" w:hAnsi="Times New Roman" w:cs="Times New Roman"/>
+        </w:rPr>
+      </w:pPr>
+      <w:r>
+        <w:rPr>
+          <w:rFonts w:ascii="Times New Roman" w:hAnsi="Times New Roman" w:cs="Times New Roman"/>
+        </w:rPr>
+        <w:t>or have experience with AI-based educational applications.</w:t>
+      </w:r>
+    </w:p>
+    <w:p>
+      <w:pPr>
+        <w:spacing w:after="0" w:line="276" w:lineRule="auto"/>
+        <w:rPr>
+          <w:rFonts w:ascii="Times New Roman" w:hAnsi="Times New Roman" w:cs="Times New Roman"/>
+        </w:rPr>
+      </w:pPr>
+    </w:p>
+    <w:p>
+      <w:pPr>
+        <w:spacing w:after="0" w:line="276" w:lineRule="auto"/>
+        <w:rPr>
+          <w:rFonts w:ascii="Times New Roman" w:hAnsi="Times New Roman" w:cs="Times New Roman"/>
+        </w:rPr>
+      </w:pPr>
+      <w:r>
+        <w:rPr>
+          <w:rFonts w:ascii="Times New Roman" w:hAnsi="Times New Roman" w:cs="Times New Roman"/>
+        </w:rPr>
+        <w:t>A sample of selected university students will be taken for the study.</w:t>
+      </w:r>
+    </w:p>
+    <w:p>
+      <w:pPr>
+        <w:spacing w:after="0" w:line="276" w:lineRule="auto"/>
+        <w:rPr>
+          <w:rFonts w:ascii="Times New Roman" w:hAnsi="Times New Roman" w:cs="Times New Roman"/>
+        </w:rPr>
+      </w:pPr>
+    </w:p>
+    <w:p>
+      <w:pPr>
+        <w:spacing w:after="0" w:line="276" w:lineRule="auto"/>
+        <w:rPr>
+          <w:rFonts w:ascii="Times New Roman" w:hAnsi="Times New Roman" w:cs="Times New Roman"/>
+        </w:rPr>
+      </w:pPr>
+      <w:r>
+        <w:rPr>
+          <w:rFonts w:ascii="Times New Roman" w:hAnsi="Times New Roman" w:cs="Times New Roman"/>
+        </w:rPr>
+        <w:t>%------------------------------------------------</w:t>
+      </w:r>
+    </w:p>
+    <w:p>
+      <w:pPr>
+        <w:spacing w:after="0" w:line="276" w:lineRule="auto"/>
+        <w:rPr>
+          <w:rFonts w:ascii="Times New Roman" w:hAnsi="Times New Roman" w:cs="Times New Roman"/>
+        </w:rPr>
+      </w:pPr>
+      <w:r>
+        <w:rPr>
+          <w:rFonts w:ascii="Times New Roman" w:hAnsi="Times New Roman" w:cs="Times New Roman"/>
+        </w:rPr>
+        <w:t>\</w:t>
+      </w:r>
+      <w:proofErr w:type="gramStart"/>
+      <w:r>
+        <w:rPr>
+          <w:rFonts w:ascii="Times New Roman" w:hAnsi="Times New Roman" w:cs="Times New Roman"/>
+        </w:rPr>
+        <w:t>section{</w:t>
+      </w:r>
+      <w:proofErr w:type="gramEnd"/>
+      <w:r>
+        <w:rPr>
+          <w:rFonts w:ascii="Times New Roman" w:hAnsi="Times New Roman" w:cs="Times New Roman"/>
+        </w:rPr>
+        <w:t>Sampling Technique}</w:t>
+      </w:r>
+    </w:p>
+    <w:p>
+      <w:pPr>
+        <w:spacing w:after="0" w:line="276" w:lineRule="auto"/>
+        <w:rPr>
+          <w:rFonts w:ascii="Times New Roman" w:hAnsi="Times New Roman" w:cs="Times New Roman"/>
+        </w:rPr>
+      </w:pPr>
+    </w:p>
+    <w:p>
+      <w:pPr>
+        <w:spacing w:after="0" w:line="276" w:lineRule="auto"/>
+        <w:rPr>
+          <w:rFonts w:ascii="Times New Roman" w:hAnsi="Times New Roman" w:cs="Times New Roman"/>
+        </w:rPr>
+      </w:pPr>
+      <w:r>
+        <w:rPr>
+          <w:rFonts w:ascii="Times New Roman" w:hAnsi="Times New Roman" w:cs="Times New Roman"/>
+        </w:rPr>
+        <w:t>Convenience sampling will be used to select respondents who are available</w:t>
+      </w:r>
+    </w:p>
+    <w:p>
+      <w:pPr>
+        <w:spacing w:after="0" w:line="276" w:lineRule="auto"/>
+        <w:rPr>
+          <w:rFonts w:ascii="Times New Roman" w:hAnsi="Times New Roman" w:cs="Times New Roman"/>
+        </w:rPr>
+      </w:pPr>
+      <w:r>
+        <w:rPr>
+          <w:rFonts w:ascii="Times New Roman" w:hAnsi="Times New Roman" w:cs="Times New Roman"/>
+        </w:rPr>
+        <w:t>and willing to participate in the study.</w:t>
+      </w:r>
+    </w:p>
+    <w:p>
+      <w:pPr>
+        <w:spacing w:after="0" w:line="276" w:lineRule="auto"/>
+        <w:rPr>
+          <w:rFonts w:ascii="Times New Roman" w:hAnsi="Times New Roman" w:cs="Times New Roman"/>
+        </w:rPr>
+      </w:pPr>
+    </w:p>
+    <w:p>
+      <w:pPr>
+        <w:spacing w:after="0" w:line="276" w:lineRule="auto"/>
+        <w:rPr>
+          <w:rFonts w:ascii="Times New Roman" w:hAnsi="Times New Roman" w:cs="Times New Roman"/>
+        </w:rPr>
+      </w:pPr>
+      <w:r>
+        <w:rPr>
+          <w:rFonts w:ascii="Times New Roman" w:hAnsi="Times New Roman" w:cs="Times New Roman"/>
+        </w:rPr>
+        <w:t>%------------------------------------------------</w:t>
+      </w:r>
+    </w:p>
+    <w:p>
+      <w:pPr>
+        <w:spacing w:after="0" w:line="276" w:lineRule="auto"/>
+        <w:rPr>
+          <w:rFonts w:ascii="Times New Roman" w:hAnsi="Times New Roman" w:cs="Times New Roman"/>
+        </w:rPr>
+      </w:pPr>
+      <w:r>
+        <w:rPr>
+          <w:rFonts w:ascii="Times New Roman" w:hAnsi="Times New Roman" w:cs="Times New Roman"/>
+        </w:rPr>
+        <w:t>\</w:t>
+      </w:r>
+      <w:proofErr w:type="gramStart"/>
+      <w:r>
+        <w:rPr>
+          <w:rFonts w:ascii="Times New Roman" w:hAnsi="Times New Roman" w:cs="Times New Roman"/>
+        </w:rPr>
+        <w:t>section{</w:t>
+      </w:r>
+      <w:proofErr w:type="gramEnd"/>
+      <w:r>
+        <w:rPr>
+          <w:rFonts w:ascii="Times New Roman" w:hAnsi="Times New Roman" w:cs="Times New Roman"/>
+        </w:rPr>
+        <w:t>Data Collection Methods}</w:t>
+      </w:r>
+    </w:p>
+    <w:p>
+      <w:pPr>
+        <w:spacing w:after="0" w:line="276" w:lineRule="auto"/>
+        <w:rPr>
+          <w:rFonts w:ascii="Times New Roman" w:hAnsi="Times New Roman" w:cs="Times New Roman"/>
+        </w:rPr>
+      </w:pPr>
+    </w:p>
+    <w:p>
+      <w:pPr>
+        <w:spacing w:after="0" w:line="276" w:lineRule="auto"/>
+        <w:rPr>
+          <w:rFonts w:ascii="Times New Roman" w:hAnsi="Times New Roman" w:cs="Times New Roman"/>
+        </w:rPr>
+      </w:pPr>
+      <w:r>
+        <w:rPr>
+          <w:rFonts w:ascii="Times New Roman" w:hAnsi="Times New Roman" w:cs="Times New Roman"/>
+        </w:rPr>
+        <w:t>Primary data will be collected using a structured questionnaire.</w:t>
+      </w:r>
+    </w:p>
+    <w:p>
+      <w:pPr>
+        <w:spacing w:after="0" w:line="276" w:lineRule="auto"/>
+        <w:rPr>
+          <w:rFonts w:ascii="Times New Roman" w:hAnsi="Times New Roman" w:cs="Times New Roman"/>
+        </w:rPr>
+      </w:pPr>
+    </w:p>
+    <w:p>
+      <w:pPr>
+        <w:spacing w:after="0" w:line="276" w:lineRule="auto"/>
+        <w:rPr>
+          <w:rFonts w:ascii="Times New Roman" w:hAnsi="Times New Roman" w:cs="Times New Roman"/>
+        </w:rPr>
+      </w:pPr>
+      <w:r>
+        <w:rPr>
+          <w:rFonts w:ascii="Times New Roman" w:hAnsi="Times New Roman" w:cs="Times New Roman"/>
+        </w:rPr>
+        <w:t>The questionnaire will be distributed to selected university students</w:t>
+      </w:r>
+    </w:p>
+    <w:p>
+      <w:pPr>
+        <w:spacing w:after="0" w:line="276" w:lineRule="auto"/>
+        <w:rPr>
+          <w:rFonts w:ascii="Times New Roman" w:hAnsi="Times New Roman" w:cs="Times New Roman"/>
+        </w:rPr>
+      </w:pPr>
+      <w:r>
+        <w:rPr>
+          <w:rFonts w:ascii="Times New Roman" w:hAnsi="Times New Roman" w:cs="Times New Roman"/>
+        </w:rPr>
+        <w:t>through online or physical forms. Respondents will be informed that the</w:t>
+      </w:r>
+    </w:p>
+    <w:p>
+      <w:pPr>
+        <w:spacing w:after="0" w:line="276" w:lineRule="auto"/>
+        <w:rPr>
+          <w:rFonts w:ascii="Times New Roman" w:hAnsi="Times New Roman" w:cs="Times New Roman"/>
+        </w:rPr>
+      </w:pPr>
+      <w:r>
+        <w:rPr>
+          <w:rFonts w:ascii="Times New Roman" w:hAnsi="Times New Roman" w:cs="Times New Roman"/>
+        </w:rPr>
+        <w:t>collected information will be used only for academic research purposes.</w:t>
+      </w:r>
+    </w:p>
+    <w:p>
+      <w:pPr>
+        <w:spacing w:after="0" w:line="276" w:lineRule="auto"/>
+        <w:rPr>
+          <w:rFonts w:ascii="Times New Roman" w:hAnsi="Times New Roman" w:cs="Times New Roman"/>
+        </w:rPr>
+      </w:pPr>
+    </w:p>
+    <w:p>
+      <w:pPr>
+        <w:spacing w:after="0" w:line="276" w:lineRule="auto"/>
+        <w:rPr>
+          <w:rFonts w:ascii="Times New Roman" w:hAnsi="Times New Roman" w:cs="Times New Roman"/>
+        </w:rPr>
+      </w:pPr>
+      <w:r>
+        <w:rPr>
+          <w:rFonts w:ascii="Times New Roman" w:hAnsi="Times New Roman" w:cs="Times New Roman"/>
+        </w:rPr>
+        <w:t>%------------------------------------------------</w:t>
+      </w:r>
+    </w:p>
+    <w:p>
+      <w:pPr>
+        <w:spacing w:after="0" w:line="276" w:lineRule="auto"/>
+        <w:rPr>
+          <w:rFonts w:ascii="Times New Roman" w:hAnsi="Times New Roman" w:cs="Times New Roman"/>
+        </w:rPr>
+      </w:pPr>
+      <w:r>
+        <w:rPr>
+          <w:rFonts w:ascii="Times New Roman" w:hAnsi="Times New Roman" w:cs="Times New Roman"/>
+        </w:rPr>
+        <w:t>\</w:t>
+      </w:r>
+      <w:proofErr w:type="gramStart"/>
+      <w:r>
+        <w:rPr>
+          <w:rFonts w:ascii="Times New Roman" w:hAnsi="Times New Roman" w:cs="Times New Roman"/>
+        </w:rPr>
+        <w:t>section{</w:t>
+      </w:r>
+      <w:proofErr w:type="gramEnd"/>
+      <w:r>
+        <w:rPr>
+          <w:rFonts w:ascii="Times New Roman" w:hAnsi="Times New Roman" w:cs="Times New Roman"/>
+        </w:rPr>
+        <w:t>Data Analysis Techniques}</w:t>
+      </w:r>
+    </w:p>
+    <w:p>
+      <w:pPr>
+        <w:spacing w:after="0" w:line="276" w:lineRule="auto"/>
+        <w:rPr>
+          <w:rFonts w:ascii="Times New Roman" w:hAnsi="Times New Roman" w:cs="Times New Roman"/>
+        </w:rPr>
+      </w:pPr>
+    </w:p>
+    <w:p>
+      <w:pPr>
+        <w:spacing w:after="0" w:line="276" w:lineRule="auto"/>
+        <w:rPr>
+          <w:rFonts w:ascii="Times New Roman" w:hAnsi="Times New Roman" w:cs="Times New Roman"/>
+        </w:rPr>
+      </w:pPr>
+      <w:r>
+        <w:rPr>
+          <w:rFonts w:ascii="Times New Roman" w:hAnsi="Times New Roman" w:cs="Times New Roman"/>
+        </w:rPr>
+        <w:t>The collected data will be analyzed using statistical software such as</w:t>
+      </w:r>
+    </w:p>
+    <w:p>
+      <w:pPr>
+        <w:spacing w:after="0" w:line="276" w:lineRule="auto"/>
+        <w:rPr>
+          <w:rFonts w:ascii="Times New Roman" w:hAnsi="Times New Roman" w:cs="Times New Roman"/>
+        </w:rPr>
+      </w:pPr>
+      <w:r>
+        <w:rPr>
+          <w:rFonts w:ascii="Times New Roman" w:hAnsi="Times New Roman" w:cs="Times New Roman"/>
+        </w:rPr>
+        <w:t>Python, R, SPSS, or other relevant tools.</w:t>
+      </w:r>
+    </w:p>
+    <w:p>
+      <w:pPr>
+        <w:spacing w:after="0" w:line="276" w:lineRule="auto"/>
+        <w:rPr>
+          <w:rFonts w:ascii="Times New Roman" w:hAnsi="Times New Roman" w:cs="Times New Roman"/>
+        </w:rPr>
+      </w:pPr>
+    </w:p>
+    <w:p>
+      <w:pPr>
+        <w:spacing w:after="0" w:line="276" w:lineRule="auto"/>
+        <w:rPr>
+          <w:rFonts w:ascii="Times New Roman" w:hAnsi="Times New Roman" w:cs="Times New Roman"/>
+        </w:rPr>
+      </w:pPr>
+      <w:r>
+        <w:rPr>
+          <w:rFonts w:ascii="Times New Roman" w:hAnsi="Times New Roman" w:cs="Times New Roman"/>
+        </w:rPr>
+        <w:t>The following techniques may be used:</w:t>
+      </w:r>
+    </w:p>
+    <w:p>
+      <w:pPr>
+        <w:spacing w:after="0" w:line="276" w:lineRule="auto"/>
+        <w:rPr>
+          <w:rFonts w:ascii="Times New Roman" w:hAnsi="Times New Roman" w:cs="Times New Roman"/>
+        </w:rPr>
+      </w:pPr>
+    </w:p>
+    <w:p>
+      <w:pPr>
+        <w:spacing w:after="0" w:line="276" w:lineRule="auto"/>
+        <w:rPr>
+          <w:rFonts w:ascii="Times New Roman" w:hAnsi="Times New Roman" w:cs="Times New Roman"/>
+        </w:rPr>
+      </w:pPr>
+      <w:r>
+        <w:rPr>
+          <w:rFonts w:ascii="Times New Roman" w:hAnsi="Times New Roman" w:cs="Times New Roman"/>
+        </w:rPr>
+        <w:t>\begin{itemize}</w:t>
       </w:r>
     </w:p>
     <w:p>
@@ -7788,35 +10610,35 @@
         <w:rPr>
           <w:rFonts w:ascii="Times New Roman" w:hAnsi="Times New Roman" w:cs="Times New Roman"/>
         </w:rPr>
-        <w:t xml:space="preserve"> </w:t>
+        <w:t xml:space="preserve"> Frequency and percentage</w:t>
+      </w:r>
+    </w:p>
+    <w:p>
+      <w:pPr>
+        <w:spacing w:after="0" w:line="276" w:lineRule="auto"/>
+        <w:rPr>
+          <w:rFonts w:ascii="Times New Roman" w:hAnsi="Times New Roman" w:cs="Times New Roman"/>
+        </w:rPr>
+      </w:pPr>
+      <w:r>
+        <w:rPr>
+          <w:rFonts w:ascii="Times New Roman" w:hAnsi="Times New Roman" w:cs="Times New Roman"/>
+        </w:rPr>
+        <w:t xml:space="preserve">    \</w:t>
       </w:r>
       <w:proofErr w:type="gramStart"/>
       <w:r>
         <w:rPr>
           <w:rFonts w:ascii="Times New Roman" w:hAnsi="Times New Roman" w:cs="Times New Roman"/>
         </w:rPr>
-        <w:t>To</w:t>
+        <w:t>item</w:t>
       </w:r>
       <w:proofErr w:type="gramEnd"/>
       <w:r>
         <w:rPr>
           <w:rFonts w:ascii="Times New Roman" w:hAnsi="Times New Roman" w:cs="Times New Roman"/>
         </w:rPr>
-        <w:t xml:space="preserve"> examine the effect of perceived ease of use on students'</w:t>
-      </w:r>
-    </w:p>
-    <w:p>
-      <w:pPr>
-        <w:spacing w:after="0" w:line="276" w:lineRule="auto"/>
-        <w:rPr>
-          <w:rFonts w:ascii="Times New Roman" w:hAnsi="Times New Roman" w:cs="Times New Roman"/>
-        </w:rPr>
-      </w:pPr>
-      <w:r>
-        <w:rPr>
-          <w:rFonts w:ascii="Times New Roman" w:hAnsi="Times New Roman" w:cs="Times New Roman"/>
-        </w:rPr>
-        <w:t xml:space="preserve">    acceptance.</w:t>
+        <w:t xml:space="preserve"> Mean and standard deviation</w:t>
       </w:r>
     </w:p>
     <w:p>
@@ -7844,36 +10666,63 @@
         <w:rPr>
           <w:rFonts w:ascii="Times New Roman" w:hAnsi="Times New Roman" w:cs="Times New Roman"/>
         </w:rPr>
-        <w:t xml:space="preserve"> </w:t>
+        <w:t xml:space="preserve"> Correlation analysis</w:t>
+      </w:r>
+    </w:p>
+    <w:p>
+      <w:pPr>
+        <w:spacing w:after="0" w:line="276" w:lineRule="auto"/>
+        <w:rPr>
+          <w:rFonts w:ascii="Times New Roman" w:hAnsi="Times New Roman" w:cs="Times New Roman"/>
+        </w:rPr>
+      </w:pPr>
+      <w:r>
+        <w:rPr>
+          <w:rFonts w:ascii="Times New Roman" w:hAnsi="Times New Roman" w:cs="Times New Roman"/>
+        </w:rPr>
+        <w:t xml:space="preserve">    \</w:t>
       </w:r>
       <w:proofErr w:type="gramStart"/>
       <w:r>
         <w:rPr>
           <w:rFonts w:ascii="Times New Roman" w:hAnsi="Times New Roman" w:cs="Times New Roman"/>
         </w:rPr>
-        <w:t>To</w:t>
+        <w:t>item</w:t>
       </w:r>
       <w:proofErr w:type="gramEnd"/>
       <w:r>
         <w:rPr>
           <w:rFonts w:ascii="Times New Roman" w:hAnsi="Times New Roman" w:cs="Times New Roman"/>
         </w:rPr>
-        <w:t xml:space="preserve"> identify students' major concerns regarding AI-based</w:t>
-      </w:r>
-    </w:p>
-    <w:p>
-      <w:pPr>
-        <w:spacing w:after="0" w:line="276" w:lineRule="auto"/>
-        <w:rPr>
-          <w:rFonts w:ascii="Times New Roman" w:hAnsi="Times New Roman" w:cs="Times New Roman"/>
-        </w:rPr>
-      </w:pPr>
-      <w:r>
-        <w:rPr>
-          <w:rFonts w:ascii="Times New Roman" w:hAnsi="Times New Roman" w:cs="Times New Roman"/>
-        </w:rPr>
-        <w:lastRenderedPageBreak/>
-        <w:t xml:space="preserve">    educational applications.</w:t>
+        <w:t xml:space="preserve"> Chi-square test</w:t>
+      </w:r>
+    </w:p>
+    <w:p>
+      <w:pPr>
+        <w:spacing w:after="0" w:line="276" w:lineRule="auto"/>
+        <w:rPr>
+          <w:rFonts w:ascii="Times New Roman" w:hAnsi="Times New Roman" w:cs="Times New Roman"/>
+        </w:rPr>
+      </w:pPr>
+      <w:r>
+        <w:rPr>
+          <w:rFonts w:ascii="Times New Roman" w:hAnsi="Times New Roman" w:cs="Times New Roman"/>
+        </w:rPr>
+        <w:t xml:space="preserve">    \</w:t>
+      </w:r>
+      <w:proofErr w:type="gramStart"/>
+      <w:r>
+        <w:rPr>
+          <w:rFonts w:ascii="Times New Roman" w:hAnsi="Times New Roman" w:cs="Times New Roman"/>
+        </w:rPr>
+        <w:t>item</w:t>
+      </w:r>
+      <w:proofErr w:type="gramEnd"/>
+      <w:r>
+        <w:rPr>
+          <w:rFonts w:ascii="Times New Roman" w:hAnsi="Times New Roman" w:cs="Times New Roman"/>
+        </w:rPr>
+        <w:t xml:space="preserve"> Appropriate hypothesis testing</w:t>
       </w:r>
     </w:p>
     <w:p>
@@ -7901,7 +10750,29 @@
         <w:rPr>
           <w:rFonts w:ascii="Times New Roman" w:hAnsi="Times New Roman" w:cs="Times New Roman"/>
         </w:rPr>
-        <w:t>{enumerate}</w:t>
+        <w:t>{itemize}</w:t>
+      </w:r>
+    </w:p>
+    <w:p>
+      <w:pPr>
+        <w:spacing w:after="0" w:line="276" w:lineRule="auto"/>
+        <w:rPr>
+          <w:rFonts w:ascii="Times New Roman" w:hAnsi="Times New Roman" w:cs="Times New Roman"/>
+        </w:rPr>
+      </w:pPr>
+    </w:p>
+    <w:p>
+      <w:pPr>
+        <w:spacing w:after="0" w:line="276" w:lineRule="auto"/>
+        <w:rPr>
+          <w:rFonts w:ascii="Times New Roman" w:hAnsi="Times New Roman" w:cs="Times New Roman"/>
+        </w:rPr>
+      </w:pPr>
+      <w:r>
+        <w:rPr>
+          <w:rFonts w:ascii="Times New Roman" w:hAnsi="Times New Roman" w:cs="Times New Roman"/>
+        </w:rPr>
+        <w:t>The results will be presented using tables and appropriate charts.</w:t>
       </w:r>
     </w:p>
     <w:p>
@@ -7951,2054 +10822,6 @@
         <w:rPr>
           <w:rFonts w:ascii="Times New Roman" w:hAnsi="Times New Roman" w:cs="Times New Roman"/>
         </w:rPr>
-        <w:t>Research Questions}</w:t>
-      </w:r>
-    </w:p>
-    <w:p>
-      <w:pPr>
-        <w:spacing w:after="0" w:line="276" w:lineRule="auto"/>
-        <w:rPr>
-          <w:rFonts w:ascii="Times New Roman" w:hAnsi="Times New Roman" w:cs="Times New Roman"/>
-        </w:rPr>
-      </w:pPr>
-    </w:p>
-    <w:p>
-      <w:pPr>
-        <w:spacing w:after="0" w:line="276" w:lineRule="auto"/>
-        <w:rPr>
-          <w:rFonts w:ascii="Times New Roman" w:hAnsi="Times New Roman" w:cs="Times New Roman"/>
-        </w:rPr>
-      </w:pPr>
-      <w:r>
-        <w:rPr>
-          <w:rFonts w:ascii="Times New Roman" w:hAnsi="Times New Roman" w:cs="Times New Roman"/>
-        </w:rPr>
-        <w:t>\begin{enumerate}</w:t>
-      </w:r>
-    </w:p>
-    <w:p>
-      <w:pPr>
-        <w:spacing w:after="0" w:line="276" w:lineRule="auto"/>
-        <w:rPr>
-          <w:rFonts w:ascii="Times New Roman" w:hAnsi="Times New Roman" w:cs="Times New Roman"/>
-        </w:rPr>
-      </w:pPr>
-      <w:r>
-        <w:rPr>
-          <w:rFonts w:ascii="Times New Roman" w:hAnsi="Times New Roman" w:cs="Times New Roman"/>
-        </w:rPr>
-        <w:t xml:space="preserve">    \</w:t>
-      </w:r>
-      <w:proofErr w:type="gramStart"/>
-      <w:r>
-        <w:rPr>
-          <w:rFonts w:ascii="Times New Roman" w:hAnsi="Times New Roman" w:cs="Times New Roman"/>
-        </w:rPr>
-        <w:t>item</w:t>
-      </w:r>
-      <w:proofErr w:type="gramEnd"/>
-      <w:r>
-        <w:rPr>
-          <w:rFonts w:ascii="Times New Roman" w:hAnsi="Times New Roman" w:cs="Times New Roman"/>
-        </w:rPr>
-        <w:t xml:space="preserve"> What is the level of acceptance of AI-based educational</w:t>
-      </w:r>
-    </w:p>
-    <w:p>
-      <w:pPr>
-        <w:spacing w:after="0" w:line="276" w:lineRule="auto"/>
-        <w:rPr>
-          <w:rFonts w:ascii="Times New Roman" w:hAnsi="Times New Roman" w:cs="Times New Roman"/>
-        </w:rPr>
-      </w:pPr>
-      <w:r>
-        <w:rPr>
-          <w:rFonts w:ascii="Times New Roman" w:hAnsi="Times New Roman" w:cs="Times New Roman"/>
-        </w:rPr>
-        <w:t xml:space="preserve">    applications among university students?</w:t>
-      </w:r>
-    </w:p>
-    <w:p>
-      <w:pPr>
-        <w:spacing w:after="0" w:line="276" w:lineRule="auto"/>
-        <w:rPr>
-          <w:rFonts w:ascii="Times New Roman" w:hAnsi="Times New Roman" w:cs="Times New Roman"/>
-        </w:rPr>
-      </w:pPr>
-      <w:r>
-        <w:rPr>
-          <w:rFonts w:ascii="Times New Roman" w:hAnsi="Times New Roman" w:cs="Times New Roman"/>
-        </w:rPr>
-        <w:t xml:space="preserve">    \</w:t>
-      </w:r>
-      <w:proofErr w:type="gramStart"/>
-      <w:r>
-        <w:rPr>
-          <w:rFonts w:ascii="Times New Roman" w:hAnsi="Times New Roman" w:cs="Times New Roman"/>
-        </w:rPr>
-        <w:t>item</w:t>
-      </w:r>
-      <w:proofErr w:type="gramEnd"/>
-      <w:r>
-        <w:rPr>
-          <w:rFonts w:ascii="Times New Roman" w:hAnsi="Times New Roman" w:cs="Times New Roman"/>
-        </w:rPr>
-        <w:t xml:space="preserve"> Does perceived usefulness influence students' acceptance of</w:t>
-      </w:r>
-    </w:p>
-    <w:p>
-      <w:pPr>
-        <w:spacing w:after="0" w:line="276" w:lineRule="auto"/>
-        <w:rPr>
-          <w:rFonts w:ascii="Times New Roman" w:hAnsi="Times New Roman" w:cs="Times New Roman"/>
-        </w:rPr>
-      </w:pPr>
-      <w:r>
-        <w:rPr>
-          <w:rFonts w:ascii="Times New Roman" w:hAnsi="Times New Roman" w:cs="Times New Roman"/>
-        </w:rPr>
-        <w:t xml:space="preserve">    AI-based educational applications?</w:t>
-      </w:r>
-    </w:p>
-    <w:p>
-      <w:pPr>
-        <w:spacing w:after="0" w:line="276" w:lineRule="auto"/>
-        <w:rPr>
-          <w:rFonts w:ascii="Times New Roman" w:hAnsi="Times New Roman" w:cs="Times New Roman"/>
-        </w:rPr>
-      </w:pPr>
-      <w:r>
-        <w:rPr>
-          <w:rFonts w:ascii="Times New Roman" w:hAnsi="Times New Roman" w:cs="Times New Roman"/>
-        </w:rPr>
-        <w:t xml:space="preserve">    \</w:t>
-      </w:r>
-      <w:proofErr w:type="gramStart"/>
-      <w:r>
-        <w:rPr>
-          <w:rFonts w:ascii="Times New Roman" w:hAnsi="Times New Roman" w:cs="Times New Roman"/>
-        </w:rPr>
-        <w:t>item</w:t>
-      </w:r>
-      <w:proofErr w:type="gramEnd"/>
-      <w:r>
-        <w:rPr>
-          <w:rFonts w:ascii="Times New Roman" w:hAnsi="Times New Roman" w:cs="Times New Roman"/>
-        </w:rPr>
-        <w:t xml:space="preserve"> Does perceived ease of use influence students' acceptance?</w:t>
-      </w:r>
-    </w:p>
-    <w:p>
-      <w:pPr>
-        <w:spacing w:after="0" w:line="276" w:lineRule="auto"/>
-        <w:rPr>
-          <w:rFonts w:ascii="Times New Roman" w:hAnsi="Times New Roman" w:cs="Times New Roman"/>
-        </w:rPr>
-      </w:pPr>
-      <w:r>
-        <w:rPr>
-          <w:rFonts w:ascii="Times New Roman" w:hAnsi="Times New Roman" w:cs="Times New Roman"/>
-        </w:rPr>
-        <w:t xml:space="preserve">    \</w:t>
-      </w:r>
-      <w:proofErr w:type="gramStart"/>
-      <w:r>
-        <w:rPr>
-          <w:rFonts w:ascii="Times New Roman" w:hAnsi="Times New Roman" w:cs="Times New Roman"/>
-        </w:rPr>
-        <w:t>item</w:t>
-      </w:r>
-      <w:proofErr w:type="gramEnd"/>
-      <w:r>
-        <w:rPr>
-          <w:rFonts w:ascii="Times New Roman" w:hAnsi="Times New Roman" w:cs="Times New Roman"/>
-        </w:rPr>
-        <w:t xml:space="preserve"> What are the major concerns of students regarding AI-based</w:t>
-      </w:r>
-    </w:p>
-    <w:p>
-      <w:pPr>
-        <w:spacing w:after="0" w:line="276" w:lineRule="auto"/>
-        <w:rPr>
-          <w:rFonts w:ascii="Times New Roman" w:hAnsi="Times New Roman" w:cs="Times New Roman"/>
-        </w:rPr>
-      </w:pPr>
-      <w:r>
-        <w:rPr>
-          <w:rFonts w:ascii="Times New Roman" w:hAnsi="Times New Roman" w:cs="Times New Roman"/>
-        </w:rPr>
-        <w:t xml:space="preserve">    educational applications?</w:t>
-      </w:r>
-    </w:p>
-    <w:p>
-      <w:pPr>
-        <w:spacing w:after="0" w:line="276" w:lineRule="auto"/>
-        <w:rPr>
-          <w:rFonts w:ascii="Times New Roman" w:hAnsi="Times New Roman" w:cs="Times New Roman"/>
-        </w:rPr>
-      </w:pPr>
-      <w:r>
-        <w:rPr>
-          <w:rFonts w:ascii="Times New Roman" w:hAnsi="Times New Roman" w:cs="Times New Roman"/>
-        </w:rPr>
-        <w:t>\</w:t>
-      </w:r>
-      <w:proofErr w:type="gramStart"/>
-      <w:r>
-        <w:rPr>
-          <w:rFonts w:ascii="Times New Roman" w:hAnsi="Times New Roman" w:cs="Times New Roman"/>
-        </w:rPr>
-        <w:t>end</w:t>
-      </w:r>
-      <w:proofErr w:type="gramEnd"/>
-      <w:r>
-        <w:rPr>
-          <w:rFonts w:ascii="Times New Roman" w:hAnsi="Times New Roman" w:cs="Times New Roman"/>
-        </w:rPr>
-        <w:t>{enumerate}</w:t>
-      </w:r>
-    </w:p>
-    <w:p>
-      <w:pPr>
-        <w:spacing w:after="0" w:line="276" w:lineRule="auto"/>
-        <w:rPr>
-          <w:rFonts w:ascii="Times New Roman" w:hAnsi="Times New Roman" w:cs="Times New Roman"/>
-        </w:rPr>
-      </w:pPr>
-    </w:p>
-    <w:p>
-      <w:pPr>
-        <w:spacing w:after="0" w:line="276" w:lineRule="auto"/>
-        <w:rPr>
-          <w:rFonts w:ascii="Times New Roman" w:hAnsi="Times New Roman" w:cs="Times New Roman"/>
-        </w:rPr>
-      </w:pPr>
-      <w:r>
-        <w:rPr>
-          <w:rFonts w:ascii="Times New Roman" w:hAnsi="Times New Roman" w:cs="Times New Roman"/>
-        </w:rPr>
-        <w:t>%------------------------------------------------</w:t>
-      </w:r>
-    </w:p>
-    <w:p>
-      <w:pPr>
-        <w:spacing w:after="0" w:line="276" w:lineRule="auto"/>
-        <w:rPr>
-          <w:rFonts w:ascii="Times New Roman" w:hAnsi="Times New Roman" w:cs="Times New Roman"/>
-        </w:rPr>
-      </w:pPr>
-      <w:r>
-        <w:rPr>
-          <w:rFonts w:ascii="Times New Roman" w:hAnsi="Times New Roman" w:cs="Times New Roman"/>
-        </w:rPr>
-        <w:t>\</w:t>
-      </w:r>
-      <w:proofErr w:type="gramStart"/>
-      <w:r>
-        <w:rPr>
-          <w:rFonts w:ascii="Times New Roman" w:hAnsi="Times New Roman" w:cs="Times New Roman"/>
-        </w:rPr>
-        <w:t>section{</w:t>
-      </w:r>
-      <w:proofErr w:type="gramEnd"/>
-      <w:r>
-        <w:rPr>
-          <w:rFonts w:ascii="Times New Roman" w:hAnsi="Times New Roman" w:cs="Times New Roman"/>
-        </w:rPr>
-        <w:t>Research Hypothesis}</w:t>
-      </w:r>
-    </w:p>
-    <w:p>
-      <w:pPr>
-        <w:spacing w:after="0" w:line="276" w:lineRule="auto"/>
-        <w:rPr>
-          <w:rFonts w:ascii="Times New Roman" w:hAnsi="Times New Roman" w:cs="Times New Roman"/>
-        </w:rPr>
-      </w:pPr>
-    </w:p>
-    <w:p>
-      <w:pPr>
-        <w:spacing w:after="0" w:line="276" w:lineRule="auto"/>
-        <w:rPr>
-          <w:rFonts w:ascii="Times New Roman" w:hAnsi="Times New Roman" w:cs="Times New Roman"/>
-        </w:rPr>
-      </w:pPr>
-      <w:r>
-        <w:rPr>
-          <w:rFonts w:ascii="Times New Roman" w:hAnsi="Times New Roman" w:cs="Times New Roman"/>
-        </w:rPr>
-        <w:t>The following hypotheses will be tested:</w:t>
-      </w:r>
-    </w:p>
-    <w:p>
-      <w:pPr>
-        <w:spacing w:after="0" w:line="276" w:lineRule="auto"/>
-        <w:rPr>
-          <w:rFonts w:ascii="Times New Roman" w:hAnsi="Times New Roman" w:cs="Times New Roman"/>
-        </w:rPr>
-      </w:pPr>
-    </w:p>
-    <w:p>
-      <w:pPr>
-        <w:spacing w:after="0" w:line="276" w:lineRule="auto"/>
-        <w:rPr>
-          <w:rFonts w:ascii="Times New Roman" w:hAnsi="Times New Roman" w:cs="Times New Roman"/>
-        </w:rPr>
-      </w:pPr>
-      <w:r>
-        <w:rPr>
-          <w:rFonts w:ascii="Times New Roman" w:hAnsi="Times New Roman" w:cs="Times New Roman"/>
-        </w:rPr>
-        <w:t>\begin{itemize}</w:t>
-      </w:r>
-    </w:p>
-    <w:p>
-      <w:pPr>
-        <w:spacing w:after="0" w:line="276" w:lineRule="auto"/>
-        <w:rPr>
-          <w:rFonts w:ascii="Times New Roman" w:hAnsi="Times New Roman" w:cs="Times New Roman"/>
-        </w:rPr>
-      </w:pPr>
-      <w:r>
-        <w:rPr>
-          <w:rFonts w:ascii="Times New Roman" w:hAnsi="Times New Roman" w:cs="Times New Roman"/>
-        </w:rPr>
-        <w:t xml:space="preserve">    \item $H_0$: Perceived usefulness has no significant relationship with</w:t>
-      </w:r>
-    </w:p>
-    <w:p>
-      <w:pPr>
-        <w:spacing w:after="0" w:line="276" w:lineRule="auto"/>
-        <w:rPr>
-          <w:rFonts w:ascii="Times New Roman" w:hAnsi="Times New Roman" w:cs="Times New Roman"/>
-        </w:rPr>
-      </w:pPr>
-      <w:r>
-        <w:rPr>
-          <w:rFonts w:ascii="Times New Roman" w:hAnsi="Times New Roman" w:cs="Times New Roman"/>
-        </w:rPr>
-        <w:t xml:space="preserve">    students' acceptance of AI-based educational applications.</w:t>
-      </w:r>
-    </w:p>
-    <w:p>
-      <w:pPr>
-        <w:spacing w:after="0" w:line="276" w:lineRule="auto"/>
-        <w:rPr>
-          <w:rFonts w:ascii="Times New Roman" w:hAnsi="Times New Roman" w:cs="Times New Roman"/>
-        </w:rPr>
-      </w:pPr>
-    </w:p>
-    <w:p>
-      <w:pPr>
-        <w:spacing w:after="0" w:line="276" w:lineRule="auto"/>
-        <w:rPr>
-          <w:rFonts w:ascii="Times New Roman" w:hAnsi="Times New Roman" w:cs="Times New Roman"/>
-        </w:rPr>
-      </w:pPr>
-      <w:r>
-        <w:rPr>
-          <w:rFonts w:ascii="Times New Roman" w:hAnsi="Times New Roman" w:cs="Times New Roman"/>
-        </w:rPr>
-        <w:t xml:space="preserve">    \item $H_1$: Perceived usefulness has a significant relationship with</w:t>
-      </w:r>
-    </w:p>
-    <w:p>
-      <w:pPr>
-        <w:spacing w:after="0" w:line="276" w:lineRule="auto"/>
-        <w:rPr>
-          <w:rFonts w:ascii="Times New Roman" w:hAnsi="Times New Roman" w:cs="Times New Roman"/>
-        </w:rPr>
-      </w:pPr>
-      <w:r>
-        <w:rPr>
-          <w:rFonts w:ascii="Times New Roman" w:hAnsi="Times New Roman" w:cs="Times New Roman"/>
-        </w:rPr>
-        <w:t xml:space="preserve">    students' acceptance of AI-based educational applications.</w:t>
-      </w:r>
-    </w:p>
-    <w:p>
-      <w:pPr>
-        <w:spacing w:after="0" w:line="276" w:lineRule="auto"/>
-        <w:rPr>
-          <w:rFonts w:ascii="Times New Roman" w:hAnsi="Times New Roman" w:cs="Times New Roman"/>
-        </w:rPr>
-      </w:pPr>
-    </w:p>
-    <w:p>
-      <w:pPr>
-        <w:spacing w:after="0" w:line="276" w:lineRule="auto"/>
-        <w:rPr>
-          <w:rFonts w:ascii="Times New Roman" w:hAnsi="Times New Roman" w:cs="Times New Roman"/>
-        </w:rPr>
-      </w:pPr>
-      <w:r>
-        <w:rPr>
-          <w:rFonts w:ascii="Times New Roman" w:hAnsi="Times New Roman" w:cs="Times New Roman"/>
-        </w:rPr>
-        <w:t xml:space="preserve">    \item $H_0$: Perceived ease of use has no significant relationship with</w:t>
-      </w:r>
-    </w:p>
-    <w:p>
-      <w:pPr>
-        <w:spacing w:after="0" w:line="276" w:lineRule="auto"/>
-        <w:rPr>
-          <w:rFonts w:ascii="Times New Roman" w:hAnsi="Times New Roman" w:cs="Times New Roman"/>
-        </w:rPr>
-      </w:pPr>
-      <w:r>
-        <w:rPr>
-          <w:rFonts w:ascii="Times New Roman" w:hAnsi="Times New Roman" w:cs="Times New Roman"/>
-        </w:rPr>
-        <w:t xml:space="preserve">    students' acceptance of AI-based educational applications.</w:t>
-      </w:r>
-    </w:p>
-    <w:p>
-      <w:pPr>
-        <w:spacing w:after="0" w:line="276" w:lineRule="auto"/>
-        <w:rPr>
-          <w:rFonts w:ascii="Times New Roman" w:hAnsi="Times New Roman" w:cs="Times New Roman"/>
-        </w:rPr>
-      </w:pPr>
-    </w:p>
-    <w:p>
-      <w:pPr>
-        <w:spacing w:after="0" w:line="276" w:lineRule="auto"/>
-        <w:rPr>
-          <w:rFonts w:ascii="Times New Roman" w:hAnsi="Times New Roman" w:cs="Times New Roman"/>
-        </w:rPr>
-      </w:pPr>
-      <w:r>
-        <w:rPr>
-          <w:rFonts w:ascii="Times New Roman" w:hAnsi="Times New Roman" w:cs="Times New Roman"/>
-        </w:rPr>
-        <w:t xml:space="preserve">    \item $H_1$: Perceived ease of use has a significant relationship with</w:t>
-      </w:r>
-    </w:p>
-    <w:p>
-      <w:pPr>
-        <w:spacing w:after="0" w:line="276" w:lineRule="auto"/>
-        <w:rPr>
-          <w:rFonts w:ascii="Times New Roman" w:hAnsi="Times New Roman" w:cs="Times New Roman"/>
-        </w:rPr>
-      </w:pPr>
-      <w:r>
-        <w:rPr>
-          <w:rFonts w:ascii="Times New Roman" w:hAnsi="Times New Roman" w:cs="Times New Roman"/>
-        </w:rPr>
-        <w:t xml:space="preserve">    students' acceptance of AI-based educational applications.</w:t>
-      </w:r>
-    </w:p>
-    <w:p>
-      <w:pPr>
-        <w:spacing w:after="0" w:line="276" w:lineRule="auto"/>
-        <w:rPr>
-          <w:rFonts w:ascii="Times New Roman" w:hAnsi="Times New Roman" w:cs="Times New Roman"/>
-        </w:rPr>
-      </w:pPr>
-      <w:r>
-        <w:rPr>
-          <w:rFonts w:ascii="Times New Roman" w:hAnsi="Times New Roman" w:cs="Times New Roman"/>
-        </w:rPr>
-        <w:t>\</w:t>
-      </w:r>
-      <w:proofErr w:type="gramStart"/>
-      <w:r>
-        <w:rPr>
-          <w:rFonts w:ascii="Times New Roman" w:hAnsi="Times New Roman" w:cs="Times New Roman"/>
-        </w:rPr>
-        <w:t>end</w:t>
-      </w:r>
-      <w:proofErr w:type="gramEnd"/>
-      <w:r>
-        <w:rPr>
-          <w:rFonts w:ascii="Times New Roman" w:hAnsi="Times New Roman" w:cs="Times New Roman"/>
-        </w:rPr>
-        <w:t>{itemize}</w:t>
-      </w:r>
-    </w:p>
-    <w:p>
-      <w:pPr>
-        <w:spacing w:after="0" w:line="276" w:lineRule="auto"/>
-        <w:rPr>
-          <w:rFonts w:ascii="Times New Roman" w:hAnsi="Times New Roman" w:cs="Times New Roman"/>
-        </w:rPr>
-      </w:pPr>
-    </w:p>
-    <w:p>
-      <w:pPr>
-        <w:spacing w:after="0" w:line="276" w:lineRule="auto"/>
-        <w:rPr>
-          <w:rFonts w:ascii="Times New Roman" w:hAnsi="Times New Roman" w:cs="Times New Roman"/>
-        </w:rPr>
-      </w:pPr>
-      <w:r>
-        <w:rPr>
-          <w:rFonts w:ascii="Times New Roman" w:hAnsi="Times New Roman" w:cs="Times New Roman"/>
-        </w:rPr>
-        <w:t>%------------------------------------------------</w:t>
-      </w:r>
-    </w:p>
-    <w:p>
-      <w:pPr>
-        <w:spacing w:after="0" w:line="276" w:lineRule="auto"/>
-        <w:rPr>
-          <w:rFonts w:ascii="Times New Roman" w:hAnsi="Times New Roman" w:cs="Times New Roman"/>
-        </w:rPr>
-      </w:pPr>
-      <w:r>
-        <w:rPr>
-          <w:rFonts w:ascii="Times New Roman" w:hAnsi="Times New Roman" w:cs="Times New Roman"/>
-        </w:rPr>
-        <w:t>\</w:t>
-      </w:r>
-      <w:proofErr w:type="gramStart"/>
-      <w:r>
-        <w:rPr>
-          <w:rFonts w:ascii="Times New Roman" w:hAnsi="Times New Roman" w:cs="Times New Roman"/>
-        </w:rPr>
-        <w:t>section{</w:t>
-      </w:r>
-      <w:proofErr w:type="gramEnd"/>
-      <w:r>
-        <w:rPr>
-          <w:rFonts w:ascii="Times New Roman" w:hAnsi="Times New Roman" w:cs="Times New Roman"/>
-        </w:rPr>
-        <w:t>Significance of the Study}</w:t>
-      </w:r>
-    </w:p>
-    <w:p>
-      <w:pPr>
-        <w:spacing w:after="0" w:line="276" w:lineRule="auto"/>
-        <w:rPr>
-          <w:rFonts w:ascii="Times New Roman" w:hAnsi="Times New Roman" w:cs="Times New Roman"/>
-        </w:rPr>
-      </w:pPr>
-    </w:p>
-    <w:p>
-      <w:pPr>
-        <w:spacing w:after="0" w:line="276" w:lineRule="auto"/>
-        <w:rPr>
-          <w:rFonts w:ascii="Times New Roman" w:hAnsi="Times New Roman" w:cs="Times New Roman"/>
-        </w:rPr>
-      </w:pPr>
-      <w:r>
-        <w:rPr>
-          <w:rFonts w:ascii="Times New Roman" w:hAnsi="Times New Roman" w:cs="Times New Roman"/>
-        </w:rPr>
-        <w:t>The study may be useful to:</w:t>
-      </w:r>
-    </w:p>
-    <w:p>
-      <w:pPr>
-        <w:spacing w:after="0" w:line="276" w:lineRule="auto"/>
-        <w:rPr>
-          <w:rFonts w:ascii="Times New Roman" w:hAnsi="Times New Roman" w:cs="Times New Roman"/>
-        </w:rPr>
-      </w:pPr>
-    </w:p>
-    <w:p>
-      <w:pPr>
-        <w:spacing w:after="0" w:line="276" w:lineRule="auto"/>
-        <w:rPr>
-          <w:rFonts w:ascii="Times New Roman" w:hAnsi="Times New Roman" w:cs="Times New Roman"/>
-        </w:rPr>
-      </w:pPr>
-      <w:r>
-        <w:rPr>
-          <w:rFonts w:ascii="Times New Roman" w:hAnsi="Times New Roman" w:cs="Times New Roman"/>
-        </w:rPr>
-        <w:t>\begin{itemize}</w:t>
-      </w:r>
-    </w:p>
-    <w:p>
-      <w:pPr>
-        <w:spacing w:after="0" w:line="276" w:lineRule="auto"/>
-        <w:rPr>
-          <w:rFonts w:ascii="Times New Roman" w:hAnsi="Times New Roman" w:cs="Times New Roman"/>
-        </w:rPr>
-      </w:pPr>
-      <w:r>
-        <w:rPr>
-          <w:rFonts w:ascii="Times New Roman" w:hAnsi="Times New Roman" w:cs="Times New Roman"/>
-        </w:rPr>
-        <w:t xml:space="preserve">    \</w:t>
-      </w:r>
-      <w:proofErr w:type="gramStart"/>
-      <w:r>
-        <w:rPr>
-          <w:rFonts w:ascii="Times New Roman" w:hAnsi="Times New Roman" w:cs="Times New Roman"/>
-        </w:rPr>
-        <w:t>item</w:t>
-      </w:r>
-      <w:proofErr w:type="gramEnd"/>
-      <w:r>
-        <w:rPr>
-          <w:rFonts w:ascii="Times New Roman" w:hAnsi="Times New Roman" w:cs="Times New Roman"/>
-        </w:rPr>
-        <w:t xml:space="preserve"> University students for understanding the effective use of</w:t>
-      </w:r>
-    </w:p>
-    <w:p>
-      <w:pPr>
-        <w:spacing w:after="0" w:line="276" w:lineRule="auto"/>
-        <w:rPr>
-          <w:rFonts w:ascii="Times New Roman" w:hAnsi="Times New Roman" w:cs="Times New Roman"/>
-        </w:rPr>
-      </w:pPr>
-      <w:r>
-        <w:rPr>
-          <w:rFonts w:ascii="Times New Roman" w:hAnsi="Times New Roman" w:cs="Times New Roman"/>
-        </w:rPr>
-        <w:t xml:space="preserve">    AI-based educational applications.</w:t>
-      </w:r>
-    </w:p>
-    <w:p>
-      <w:pPr>
-        <w:spacing w:after="0" w:line="276" w:lineRule="auto"/>
-        <w:rPr>
-          <w:rFonts w:ascii="Times New Roman" w:hAnsi="Times New Roman" w:cs="Times New Roman"/>
-        </w:rPr>
-      </w:pPr>
-      <w:r>
-        <w:rPr>
-          <w:rFonts w:ascii="Times New Roman" w:hAnsi="Times New Roman" w:cs="Times New Roman"/>
-        </w:rPr>
-        <w:t xml:space="preserve">    \</w:t>
-      </w:r>
-      <w:proofErr w:type="gramStart"/>
-      <w:r>
-        <w:rPr>
-          <w:rFonts w:ascii="Times New Roman" w:hAnsi="Times New Roman" w:cs="Times New Roman"/>
-        </w:rPr>
-        <w:t>item</w:t>
-      </w:r>
-      <w:proofErr w:type="gramEnd"/>
-      <w:r>
-        <w:rPr>
-          <w:rFonts w:ascii="Times New Roman" w:hAnsi="Times New Roman" w:cs="Times New Roman"/>
-        </w:rPr>
-        <w:t xml:space="preserve"> Teachers and educators for understanding students' acceptance of</w:t>
-      </w:r>
-    </w:p>
-    <w:p>
-      <w:pPr>
-        <w:spacing w:after="0" w:line="276" w:lineRule="auto"/>
-        <w:rPr>
-          <w:rFonts w:ascii="Times New Roman" w:hAnsi="Times New Roman" w:cs="Times New Roman"/>
-        </w:rPr>
-      </w:pPr>
-      <w:r>
-        <w:rPr>
-          <w:rFonts w:ascii="Times New Roman" w:hAnsi="Times New Roman" w:cs="Times New Roman"/>
-        </w:rPr>
-        <w:t xml:space="preserve">    AI technologies.</w:t>
-      </w:r>
-    </w:p>
-    <w:p>
-      <w:pPr>
-        <w:spacing w:after="0" w:line="276" w:lineRule="auto"/>
-        <w:rPr>
-          <w:rFonts w:ascii="Times New Roman" w:hAnsi="Times New Roman" w:cs="Times New Roman"/>
-        </w:rPr>
-      </w:pPr>
-      <w:r>
-        <w:rPr>
-          <w:rFonts w:ascii="Times New Roman" w:hAnsi="Times New Roman" w:cs="Times New Roman"/>
-        </w:rPr>
-        <w:t xml:space="preserve">    \</w:t>
-      </w:r>
-      <w:proofErr w:type="gramStart"/>
-      <w:r>
-        <w:rPr>
-          <w:rFonts w:ascii="Times New Roman" w:hAnsi="Times New Roman" w:cs="Times New Roman"/>
-        </w:rPr>
-        <w:t>item</w:t>
-      </w:r>
-      <w:proofErr w:type="gramEnd"/>
-      <w:r>
-        <w:rPr>
-          <w:rFonts w:ascii="Times New Roman" w:hAnsi="Times New Roman" w:cs="Times New Roman"/>
-        </w:rPr>
-        <w:t xml:space="preserve"> Educational institutions for planning AI-supported learning</w:t>
-      </w:r>
-    </w:p>
-    <w:p>
-      <w:pPr>
-        <w:spacing w:after="0" w:line="276" w:lineRule="auto"/>
-        <w:rPr>
-          <w:rFonts w:ascii="Times New Roman" w:hAnsi="Times New Roman" w:cs="Times New Roman"/>
-        </w:rPr>
-      </w:pPr>
-      <w:r>
-        <w:rPr>
-          <w:rFonts w:ascii="Times New Roman" w:hAnsi="Times New Roman" w:cs="Times New Roman"/>
-        </w:rPr>
-        <w:t xml:space="preserve">    activities.</w:t>
-      </w:r>
-    </w:p>
-    <w:p>
-      <w:pPr>
-        <w:spacing w:after="0" w:line="276" w:lineRule="auto"/>
-        <w:rPr>
-          <w:rFonts w:ascii="Times New Roman" w:hAnsi="Times New Roman" w:cs="Times New Roman"/>
-        </w:rPr>
-      </w:pPr>
-      <w:r>
-        <w:rPr>
-          <w:rFonts w:ascii="Times New Roman" w:hAnsi="Times New Roman" w:cs="Times New Roman"/>
-        </w:rPr>
-        <w:t xml:space="preserve">    \</w:t>
-      </w:r>
-      <w:proofErr w:type="gramStart"/>
-      <w:r>
-        <w:rPr>
-          <w:rFonts w:ascii="Times New Roman" w:hAnsi="Times New Roman" w:cs="Times New Roman"/>
-        </w:rPr>
-        <w:t>item</w:t>
-      </w:r>
-      <w:proofErr w:type="gramEnd"/>
-      <w:r>
-        <w:rPr>
-          <w:rFonts w:ascii="Times New Roman" w:hAnsi="Times New Roman" w:cs="Times New Roman"/>
-        </w:rPr>
-        <w:t xml:space="preserve"> Researchers for conducting further research on AI in education.</w:t>
-      </w:r>
-    </w:p>
-    <w:p>
-      <w:pPr>
-        <w:spacing w:after="0" w:line="276" w:lineRule="auto"/>
-        <w:rPr>
-          <w:rFonts w:ascii="Times New Roman" w:hAnsi="Times New Roman" w:cs="Times New Roman"/>
-        </w:rPr>
-      </w:pPr>
-      <w:r>
-        <w:rPr>
-          <w:rFonts w:ascii="Times New Roman" w:hAnsi="Times New Roman" w:cs="Times New Roman"/>
-        </w:rPr>
-        <w:lastRenderedPageBreak/>
-        <w:t>\</w:t>
-      </w:r>
-      <w:proofErr w:type="gramStart"/>
-      <w:r>
-        <w:rPr>
-          <w:rFonts w:ascii="Times New Roman" w:hAnsi="Times New Roman" w:cs="Times New Roman"/>
-        </w:rPr>
-        <w:t>end</w:t>
-      </w:r>
-      <w:proofErr w:type="gramEnd"/>
-      <w:r>
-        <w:rPr>
-          <w:rFonts w:ascii="Times New Roman" w:hAnsi="Times New Roman" w:cs="Times New Roman"/>
-        </w:rPr>
-        <w:t>{itemize}</w:t>
-      </w:r>
-    </w:p>
-    <w:p>
-      <w:pPr>
-        <w:spacing w:after="0" w:line="276" w:lineRule="auto"/>
-        <w:rPr>
-          <w:rFonts w:ascii="Times New Roman" w:hAnsi="Times New Roman" w:cs="Times New Roman"/>
-        </w:rPr>
-      </w:pPr>
-    </w:p>
-    <w:p>
-      <w:pPr>
-        <w:spacing w:after="0" w:line="276" w:lineRule="auto"/>
-        <w:rPr>
-          <w:rFonts w:ascii="Times New Roman" w:hAnsi="Times New Roman" w:cs="Times New Roman"/>
-        </w:rPr>
-      </w:pPr>
-      <w:r>
-        <w:rPr>
-          <w:rFonts w:ascii="Times New Roman" w:hAnsi="Times New Roman" w:cs="Times New Roman"/>
-        </w:rPr>
-        <w:t>%------------------------------------------------</w:t>
-      </w:r>
-    </w:p>
-    <w:p>
-      <w:pPr>
-        <w:spacing w:after="0" w:line="276" w:lineRule="auto"/>
-        <w:rPr>
-          <w:rFonts w:ascii="Times New Roman" w:hAnsi="Times New Roman" w:cs="Times New Roman"/>
-        </w:rPr>
-      </w:pPr>
-      <w:r>
-        <w:rPr>
-          <w:rFonts w:ascii="Times New Roman" w:hAnsi="Times New Roman" w:cs="Times New Roman"/>
-        </w:rPr>
-        <w:t>\</w:t>
-      </w:r>
-      <w:proofErr w:type="gramStart"/>
-      <w:r>
-        <w:rPr>
-          <w:rFonts w:ascii="Times New Roman" w:hAnsi="Times New Roman" w:cs="Times New Roman"/>
-        </w:rPr>
-        <w:t>section{</w:t>
-      </w:r>
-      <w:proofErr w:type="gramEnd"/>
-      <w:r>
-        <w:rPr>
-          <w:rFonts w:ascii="Times New Roman" w:hAnsi="Times New Roman" w:cs="Times New Roman"/>
-        </w:rPr>
-        <w:t>Scope and Limitations}</w:t>
-      </w:r>
-    </w:p>
-    <w:p>
-      <w:pPr>
-        <w:spacing w:after="0" w:line="276" w:lineRule="auto"/>
-        <w:rPr>
-          <w:rFonts w:ascii="Times New Roman" w:hAnsi="Times New Roman" w:cs="Times New Roman"/>
-        </w:rPr>
-      </w:pPr>
-    </w:p>
-    <w:p>
-      <w:pPr>
-        <w:spacing w:after="0" w:line="276" w:lineRule="auto"/>
-        <w:rPr>
-          <w:rFonts w:ascii="Times New Roman" w:hAnsi="Times New Roman" w:cs="Times New Roman"/>
-        </w:rPr>
-      </w:pPr>
-      <w:r>
-        <w:rPr>
-          <w:rFonts w:ascii="Times New Roman" w:hAnsi="Times New Roman" w:cs="Times New Roman"/>
-        </w:rPr>
-        <w:t>The study focuses on university students and their acceptance of</w:t>
-      </w:r>
-    </w:p>
-    <w:p>
-      <w:pPr>
-        <w:spacing w:after="0" w:line="276" w:lineRule="auto"/>
-        <w:rPr>
-          <w:rFonts w:ascii="Times New Roman" w:hAnsi="Times New Roman" w:cs="Times New Roman"/>
-        </w:rPr>
-      </w:pPr>
-      <w:r>
-        <w:rPr>
-          <w:rFonts w:ascii="Times New Roman" w:hAnsi="Times New Roman" w:cs="Times New Roman"/>
-        </w:rPr>
-        <w:t>AI-based educational applications.</w:t>
-      </w:r>
-    </w:p>
-    <w:p>
-      <w:pPr>
-        <w:spacing w:after="0" w:line="276" w:lineRule="auto"/>
-        <w:rPr>
-          <w:rFonts w:ascii="Times New Roman" w:hAnsi="Times New Roman" w:cs="Times New Roman"/>
-        </w:rPr>
-      </w:pPr>
-    </w:p>
-    <w:p>
-      <w:pPr>
-        <w:spacing w:after="0" w:line="276" w:lineRule="auto"/>
-        <w:rPr>
-          <w:rFonts w:ascii="Times New Roman" w:hAnsi="Times New Roman" w:cs="Times New Roman"/>
-        </w:rPr>
-      </w:pPr>
-      <w:r>
-        <w:rPr>
-          <w:rFonts w:ascii="Times New Roman" w:hAnsi="Times New Roman" w:cs="Times New Roman"/>
-        </w:rPr>
-        <w:t>The study is limited to selected university students and may not represent</w:t>
-      </w:r>
-    </w:p>
-    <w:p>
-      <w:pPr>
-        <w:spacing w:after="0" w:line="276" w:lineRule="auto"/>
-        <w:rPr>
-          <w:rFonts w:ascii="Times New Roman" w:hAnsi="Times New Roman" w:cs="Times New Roman"/>
-        </w:rPr>
-      </w:pPr>
-      <w:r>
-        <w:rPr>
-          <w:rFonts w:ascii="Times New Roman" w:hAnsi="Times New Roman" w:cs="Times New Roman"/>
-        </w:rPr>
-        <w:t>all students. The findings will also depend on the accuracy and honesty of</w:t>
-      </w:r>
-    </w:p>
-    <w:p>
-      <w:pPr>
-        <w:spacing w:after="0" w:line="276" w:lineRule="auto"/>
-        <w:rPr>
-          <w:rFonts w:ascii="Times New Roman" w:hAnsi="Times New Roman" w:cs="Times New Roman"/>
-        </w:rPr>
-      </w:pPr>
-      <w:r>
-        <w:rPr>
-          <w:rFonts w:ascii="Times New Roman" w:hAnsi="Times New Roman" w:cs="Times New Roman"/>
-        </w:rPr>
-        <w:t>the responses provided by participants.</w:t>
-      </w:r>
-    </w:p>
-    <w:p>
-      <w:pPr>
-        <w:spacing w:after="0" w:line="276" w:lineRule="auto"/>
-        <w:rPr>
-          <w:rFonts w:ascii="Times New Roman" w:hAnsi="Times New Roman" w:cs="Times New Roman"/>
-        </w:rPr>
-      </w:pPr>
-    </w:p>
-    <w:p>
-      <w:pPr>
-        <w:spacing w:after="0" w:line="276" w:lineRule="auto"/>
-        <w:rPr>
-          <w:rFonts w:ascii="Times New Roman" w:hAnsi="Times New Roman" w:cs="Times New Roman"/>
-        </w:rPr>
-      </w:pPr>
-      <w:r>
-        <w:rPr>
-          <w:rFonts w:ascii="Times New Roman" w:hAnsi="Times New Roman" w:cs="Times New Roman"/>
-        </w:rPr>
-        <w:t>%------------------------------------------------</w:t>
-      </w:r>
-    </w:p>
-    <w:p>
-      <w:pPr>
-        <w:spacing w:after="0" w:line="276" w:lineRule="auto"/>
-        <w:rPr>
-          <w:rFonts w:ascii="Times New Roman" w:hAnsi="Times New Roman" w:cs="Times New Roman"/>
-        </w:rPr>
-      </w:pPr>
-      <w:r>
-        <w:rPr>
-          <w:rFonts w:ascii="Times New Roman" w:hAnsi="Times New Roman" w:cs="Times New Roman"/>
-        </w:rPr>
-        <w:t>\</w:t>
-      </w:r>
-      <w:proofErr w:type="gramStart"/>
-      <w:r>
-        <w:rPr>
-          <w:rFonts w:ascii="Times New Roman" w:hAnsi="Times New Roman" w:cs="Times New Roman"/>
-        </w:rPr>
-        <w:t>section{</w:t>
-      </w:r>
-      <w:proofErr w:type="gramEnd"/>
-      <w:r>
-        <w:rPr>
-          <w:rFonts w:ascii="Times New Roman" w:hAnsi="Times New Roman" w:cs="Times New Roman"/>
-        </w:rPr>
-        <w:t>Literature Review}</w:t>
-      </w:r>
-    </w:p>
-    <w:p>
-      <w:pPr>
-        <w:spacing w:after="0" w:line="276" w:lineRule="auto"/>
-        <w:rPr>
-          <w:rFonts w:ascii="Times New Roman" w:hAnsi="Times New Roman" w:cs="Times New Roman"/>
-        </w:rPr>
-      </w:pPr>
-    </w:p>
-    <w:p>
-      <w:pPr>
-        <w:spacing w:after="0" w:line="276" w:lineRule="auto"/>
-        <w:rPr>
-          <w:rFonts w:ascii="Times New Roman" w:hAnsi="Times New Roman" w:cs="Times New Roman"/>
-        </w:rPr>
-      </w:pPr>
-      <w:r>
-        <w:rPr>
-          <w:rFonts w:ascii="Times New Roman" w:hAnsi="Times New Roman" w:cs="Times New Roman"/>
-        </w:rPr>
-        <w:t>Previous research on educational technology indicates that perceived</w:t>
-      </w:r>
-    </w:p>
-    <w:p>
-      <w:pPr>
-        <w:spacing w:after="0" w:line="276" w:lineRule="auto"/>
-        <w:rPr>
-          <w:rFonts w:ascii="Times New Roman" w:hAnsi="Times New Roman" w:cs="Times New Roman"/>
-        </w:rPr>
-      </w:pPr>
-      <w:r>
-        <w:rPr>
-          <w:rFonts w:ascii="Times New Roman" w:hAnsi="Times New Roman" w:cs="Times New Roman"/>
-        </w:rPr>
-        <w:t>usefulness and perceived ease of use are important factors in technology</w:t>
-      </w:r>
-    </w:p>
-    <w:p>
-      <w:pPr>
-        <w:spacing w:after="0" w:line="276" w:lineRule="auto"/>
-        <w:rPr>
-          <w:rFonts w:ascii="Times New Roman" w:hAnsi="Times New Roman" w:cs="Times New Roman"/>
-        </w:rPr>
-      </w:pPr>
-      <w:r>
-        <w:rPr>
-          <w:rFonts w:ascii="Times New Roman" w:hAnsi="Times New Roman" w:cs="Times New Roman"/>
-        </w:rPr>
-        <w:t>acceptance.</w:t>
-      </w:r>
-    </w:p>
-    <w:p>
-      <w:pPr>
-        <w:spacing w:after="0" w:line="276" w:lineRule="auto"/>
-        <w:rPr>
-          <w:rFonts w:ascii="Times New Roman" w:hAnsi="Times New Roman" w:cs="Times New Roman"/>
-        </w:rPr>
-      </w:pPr>
-    </w:p>
-    <w:p>
-      <w:pPr>
-        <w:spacing w:after="0" w:line="276" w:lineRule="auto"/>
-        <w:rPr>
-          <w:rFonts w:ascii="Times New Roman" w:hAnsi="Times New Roman" w:cs="Times New Roman"/>
-        </w:rPr>
-      </w:pPr>
-      <w:r>
-        <w:rPr>
-          <w:rFonts w:ascii="Times New Roman" w:hAnsi="Times New Roman" w:cs="Times New Roman"/>
-        </w:rPr>
-        <w:t>AI-based educational applications provide students with opportunities for</w:t>
-      </w:r>
-    </w:p>
-    <w:p>
-      <w:pPr>
-        <w:spacing w:after="0" w:line="276" w:lineRule="auto"/>
-        <w:rPr>
-          <w:rFonts w:ascii="Times New Roman" w:hAnsi="Times New Roman" w:cs="Times New Roman"/>
-        </w:rPr>
-      </w:pPr>
-      <w:r>
-        <w:rPr>
-          <w:rFonts w:ascii="Times New Roman" w:hAnsi="Times New Roman" w:cs="Times New Roman"/>
-        </w:rPr>
-        <w:t>personalized learning, automated assistance, and interactive learning.</w:t>
-      </w:r>
-    </w:p>
-    <w:p>
-      <w:pPr>
-        <w:spacing w:after="0" w:line="276" w:lineRule="auto"/>
-        <w:rPr>
-          <w:rFonts w:ascii="Times New Roman" w:hAnsi="Times New Roman" w:cs="Times New Roman"/>
-        </w:rPr>
-      </w:pPr>
-      <w:r>
-        <w:rPr>
-          <w:rFonts w:ascii="Times New Roman" w:hAnsi="Times New Roman" w:cs="Times New Roman"/>
-        </w:rPr>
-        <w:t>However, concerns related to privacy, reliability, accuracy, and academic</w:t>
-      </w:r>
-    </w:p>
-    <w:p>
-      <w:pPr>
-        <w:spacing w:after="0" w:line="276" w:lineRule="auto"/>
-        <w:rPr>
-          <w:rFonts w:ascii="Times New Roman" w:hAnsi="Times New Roman" w:cs="Times New Roman"/>
-        </w:rPr>
-      </w:pPr>
-      <w:r>
-        <w:rPr>
-          <w:rFonts w:ascii="Times New Roman" w:hAnsi="Times New Roman" w:cs="Times New Roman"/>
-        </w:rPr>
-        <w:t>integrity may affect students' willingness to use such applications.</w:t>
-      </w:r>
-    </w:p>
-    <w:p>
-      <w:pPr>
-        <w:spacing w:after="0" w:line="276" w:lineRule="auto"/>
-        <w:rPr>
-          <w:rFonts w:ascii="Times New Roman" w:hAnsi="Times New Roman" w:cs="Times New Roman"/>
-        </w:rPr>
-      </w:pPr>
-    </w:p>
-    <w:p>
-      <w:pPr>
-        <w:spacing w:after="0" w:line="276" w:lineRule="auto"/>
-        <w:rPr>
-          <w:rFonts w:ascii="Times New Roman" w:hAnsi="Times New Roman" w:cs="Times New Roman"/>
-        </w:rPr>
-      </w:pPr>
-      <w:r>
-        <w:rPr>
-          <w:rFonts w:ascii="Times New Roman" w:hAnsi="Times New Roman" w:cs="Times New Roman"/>
-        </w:rPr>
-        <w:t>This study will review relevant research articles to identify existing</w:t>
-      </w:r>
-    </w:p>
-    <w:p>
-      <w:pPr>
-        <w:spacing w:after="0" w:line="276" w:lineRule="auto"/>
-        <w:rPr>
-          <w:rFonts w:ascii="Times New Roman" w:hAnsi="Times New Roman" w:cs="Times New Roman"/>
-        </w:rPr>
-      </w:pPr>
-      <w:r>
-        <w:rPr>
-          <w:rFonts w:ascii="Times New Roman" w:hAnsi="Times New Roman" w:cs="Times New Roman"/>
-        </w:rPr>
-        <w:t>findings and research gaps related to students' acceptance of AI-based</w:t>
-      </w:r>
-    </w:p>
-    <w:p>
-      <w:pPr>
-        <w:spacing w:after="0" w:line="276" w:lineRule="auto"/>
-        <w:rPr>
-          <w:rFonts w:ascii="Times New Roman" w:hAnsi="Times New Roman" w:cs="Times New Roman"/>
-        </w:rPr>
-      </w:pPr>
-      <w:r>
-        <w:rPr>
-          <w:rFonts w:ascii="Times New Roman" w:hAnsi="Times New Roman" w:cs="Times New Roman"/>
-        </w:rPr>
-        <w:t>educational applications.</w:t>
-      </w:r>
-    </w:p>
-    <w:p>
-      <w:pPr>
-        <w:spacing w:after="0" w:line="276" w:lineRule="auto"/>
-        <w:rPr>
-          <w:rFonts w:ascii="Times New Roman" w:hAnsi="Times New Roman" w:cs="Times New Roman"/>
-        </w:rPr>
-      </w:pPr>
-    </w:p>
-    <w:p>
-      <w:pPr>
-        <w:spacing w:after="0" w:line="276" w:lineRule="auto"/>
-        <w:rPr>
-          <w:rFonts w:ascii="Times New Roman" w:hAnsi="Times New Roman" w:cs="Times New Roman"/>
-        </w:rPr>
-      </w:pPr>
-      <w:r>
-        <w:rPr>
-          <w:rFonts w:ascii="Times New Roman" w:hAnsi="Times New Roman" w:cs="Times New Roman"/>
-        </w:rPr>
-        <w:t>%------------------------------------------------</w:t>
-      </w:r>
-    </w:p>
-    <w:p>
-      <w:pPr>
-        <w:spacing w:after="0" w:line="276" w:lineRule="auto"/>
-        <w:rPr>
-          <w:rFonts w:ascii="Times New Roman" w:hAnsi="Times New Roman" w:cs="Times New Roman"/>
-        </w:rPr>
-      </w:pPr>
-      <w:r>
-        <w:rPr>
-          <w:rFonts w:ascii="Times New Roman" w:hAnsi="Times New Roman" w:cs="Times New Roman"/>
-        </w:rPr>
-        <w:t>\</w:t>
-      </w:r>
-      <w:proofErr w:type="gramStart"/>
-      <w:r>
-        <w:rPr>
-          <w:rFonts w:ascii="Times New Roman" w:hAnsi="Times New Roman" w:cs="Times New Roman"/>
-        </w:rPr>
-        <w:t>section{</w:t>
-      </w:r>
-      <w:proofErr w:type="gramEnd"/>
-      <w:r>
-        <w:rPr>
-          <w:rFonts w:ascii="Times New Roman" w:hAnsi="Times New Roman" w:cs="Times New Roman"/>
-        </w:rPr>
-        <w:t>Research Methodology}</w:t>
-      </w:r>
-    </w:p>
-    <w:p>
-      <w:pPr>
-        <w:spacing w:after="0" w:line="276" w:lineRule="auto"/>
-        <w:rPr>
-          <w:rFonts w:ascii="Times New Roman" w:hAnsi="Times New Roman" w:cs="Times New Roman"/>
-        </w:rPr>
-      </w:pPr>
-    </w:p>
-    <w:p>
-      <w:pPr>
-        <w:spacing w:after="0" w:line="276" w:lineRule="auto"/>
-        <w:rPr>
-          <w:rFonts w:ascii="Times New Roman" w:hAnsi="Times New Roman" w:cs="Times New Roman"/>
-        </w:rPr>
-      </w:pPr>
-      <w:r>
-        <w:rPr>
-          <w:rFonts w:ascii="Times New Roman" w:hAnsi="Times New Roman" w:cs="Times New Roman"/>
-        </w:rPr>
-        <w:t>This study will use a quantitative research approach. Primary data will</w:t>
-      </w:r>
-    </w:p>
-    <w:p>
-      <w:pPr>
-        <w:spacing w:after="0" w:line="276" w:lineRule="auto"/>
-        <w:rPr>
-          <w:rFonts w:ascii="Times New Roman" w:hAnsi="Times New Roman" w:cs="Times New Roman"/>
-        </w:rPr>
-      </w:pPr>
-      <w:r>
-        <w:rPr>
-          <w:rFonts w:ascii="Times New Roman" w:hAnsi="Times New Roman" w:cs="Times New Roman"/>
-        </w:rPr>
-        <w:t>be collected from university students using a structured questionnaire.</w:t>
-      </w:r>
-    </w:p>
-    <w:p>
-      <w:pPr>
-        <w:spacing w:after="0" w:line="276" w:lineRule="auto"/>
-        <w:rPr>
-          <w:rFonts w:ascii="Times New Roman" w:hAnsi="Times New Roman" w:cs="Times New Roman"/>
-        </w:rPr>
-      </w:pPr>
-    </w:p>
-    <w:p>
-      <w:pPr>
-        <w:spacing w:after="0" w:line="276" w:lineRule="auto"/>
-        <w:rPr>
-          <w:rFonts w:ascii="Times New Roman" w:hAnsi="Times New Roman" w:cs="Times New Roman"/>
-        </w:rPr>
-      </w:pPr>
-      <w:r>
-        <w:rPr>
-          <w:rFonts w:ascii="Times New Roman" w:hAnsi="Times New Roman" w:cs="Times New Roman"/>
-        </w:rPr>
-        <w:t>The questionnaire will contain demographic questions, multiple-choice</w:t>
-      </w:r>
-    </w:p>
-    <w:p>
-      <w:pPr>
-        <w:spacing w:after="0" w:line="276" w:lineRule="auto"/>
-        <w:rPr>
-          <w:rFonts w:ascii="Times New Roman" w:hAnsi="Times New Roman" w:cs="Times New Roman"/>
-        </w:rPr>
-      </w:pPr>
-      <w:r>
-        <w:rPr>
-          <w:rFonts w:ascii="Times New Roman" w:hAnsi="Times New Roman" w:cs="Times New Roman"/>
-        </w:rPr>
-        <w:t>questions, Yes/No questions, Likert-scale questions, rating-scale</w:t>
-      </w:r>
-    </w:p>
-    <w:p>
-      <w:pPr>
-        <w:spacing w:after="0" w:line="276" w:lineRule="auto"/>
-        <w:rPr>
-          <w:rFonts w:ascii="Times New Roman" w:hAnsi="Times New Roman" w:cs="Times New Roman"/>
-        </w:rPr>
-      </w:pPr>
-      <w:r>
-        <w:rPr>
-          <w:rFonts w:ascii="Times New Roman" w:hAnsi="Times New Roman" w:cs="Times New Roman"/>
-        </w:rPr>
-        <w:t>questions, and open-ended questions.</w:t>
-      </w:r>
-    </w:p>
-    <w:p>
-      <w:pPr>
-        <w:spacing w:after="0" w:line="276" w:lineRule="auto"/>
-        <w:rPr>
-          <w:rFonts w:ascii="Times New Roman" w:hAnsi="Times New Roman" w:cs="Times New Roman"/>
-        </w:rPr>
-      </w:pPr>
-    </w:p>
-    <w:p>
-      <w:pPr>
-        <w:spacing w:after="0" w:line="276" w:lineRule="auto"/>
-        <w:rPr>
-          <w:rFonts w:ascii="Times New Roman" w:hAnsi="Times New Roman" w:cs="Times New Roman"/>
-        </w:rPr>
-      </w:pPr>
-      <w:r>
-        <w:rPr>
-          <w:rFonts w:ascii="Times New Roman" w:hAnsi="Times New Roman" w:cs="Times New Roman"/>
-        </w:rPr>
-        <w:t>%------------------------------------------------</w:t>
-      </w:r>
-    </w:p>
-    <w:p>
-      <w:pPr>
-        <w:spacing w:after="0" w:line="276" w:lineRule="auto"/>
-        <w:rPr>
-          <w:rFonts w:ascii="Times New Roman" w:hAnsi="Times New Roman" w:cs="Times New Roman"/>
-        </w:rPr>
-      </w:pPr>
-      <w:r>
-        <w:rPr>
-          <w:rFonts w:ascii="Times New Roman" w:hAnsi="Times New Roman" w:cs="Times New Roman"/>
-        </w:rPr>
-        <w:t>\</w:t>
-      </w:r>
-      <w:proofErr w:type="gramStart"/>
-      <w:r>
-        <w:rPr>
-          <w:rFonts w:ascii="Times New Roman" w:hAnsi="Times New Roman" w:cs="Times New Roman"/>
-        </w:rPr>
-        <w:t>section{</w:t>
-      </w:r>
-      <w:proofErr w:type="gramEnd"/>
-      <w:r>
-        <w:rPr>
-          <w:rFonts w:ascii="Times New Roman" w:hAnsi="Times New Roman" w:cs="Times New Roman"/>
-        </w:rPr>
-        <w:t>Research Design}</w:t>
-      </w:r>
-    </w:p>
-    <w:p>
-      <w:pPr>
-        <w:spacing w:after="0" w:line="276" w:lineRule="auto"/>
-        <w:rPr>
-          <w:rFonts w:ascii="Times New Roman" w:hAnsi="Times New Roman" w:cs="Times New Roman"/>
-        </w:rPr>
-      </w:pPr>
-    </w:p>
-    <w:p>
-      <w:pPr>
-        <w:spacing w:after="0" w:line="276" w:lineRule="auto"/>
-        <w:rPr>
-          <w:rFonts w:ascii="Times New Roman" w:hAnsi="Times New Roman" w:cs="Times New Roman"/>
-        </w:rPr>
-      </w:pPr>
-      <w:r>
-        <w:rPr>
-          <w:rFonts w:ascii="Times New Roman" w:hAnsi="Times New Roman" w:cs="Times New Roman"/>
-        </w:rPr>
-        <w:t>A descriptive and analytical research design will be used.</w:t>
-      </w:r>
-    </w:p>
-    <w:p>
-      <w:pPr>
-        <w:spacing w:after="0" w:line="276" w:lineRule="auto"/>
-        <w:rPr>
-          <w:rFonts w:ascii="Times New Roman" w:hAnsi="Times New Roman" w:cs="Times New Roman"/>
-        </w:rPr>
-      </w:pPr>
-    </w:p>
-    <w:p>
-      <w:pPr>
-        <w:spacing w:after="0" w:line="276" w:lineRule="auto"/>
-        <w:rPr>
-          <w:rFonts w:ascii="Times New Roman" w:hAnsi="Times New Roman" w:cs="Times New Roman"/>
-        </w:rPr>
-      </w:pPr>
-      <w:r>
-        <w:rPr>
-          <w:rFonts w:ascii="Times New Roman" w:hAnsi="Times New Roman" w:cs="Times New Roman"/>
-        </w:rPr>
-        <w:t>The descriptive component will describe students' AI usage and acceptance,</w:t>
-      </w:r>
-    </w:p>
-    <w:p>
-      <w:pPr>
-        <w:spacing w:after="0" w:line="276" w:lineRule="auto"/>
-        <w:rPr>
-          <w:rFonts w:ascii="Times New Roman" w:hAnsi="Times New Roman" w:cs="Times New Roman"/>
-        </w:rPr>
-      </w:pPr>
-      <w:r>
-        <w:rPr>
-          <w:rFonts w:ascii="Times New Roman" w:hAnsi="Times New Roman" w:cs="Times New Roman"/>
-        </w:rPr>
-        <w:t>while the analytical component will examine relationships between</w:t>
-      </w:r>
-    </w:p>
-    <w:p>
-      <w:pPr>
-        <w:spacing w:after="0" w:line="276" w:lineRule="auto"/>
-        <w:rPr>
-          <w:rFonts w:ascii="Times New Roman" w:hAnsi="Times New Roman" w:cs="Times New Roman"/>
-        </w:rPr>
-      </w:pPr>
-      <w:r>
-        <w:rPr>
-          <w:rFonts w:ascii="Times New Roman" w:hAnsi="Times New Roman" w:cs="Times New Roman"/>
-        </w:rPr>
-        <w:t>variables such as perceived usefulness, perceived ease of use, and</w:t>
-      </w:r>
-    </w:p>
-    <w:p>
-      <w:pPr>
-        <w:spacing w:after="0" w:line="276" w:lineRule="auto"/>
-        <w:rPr>
-          <w:rFonts w:ascii="Times New Roman" w:hAnsi="Times New Roman" w:cs="Times New Roman"/>
-        </w:rPr>
-      </w:pPr>
-      <w:r>
-        <w:rPr>
-          <w:rFonts w:ascii="Times New Roman" w:hAnsi="Times New Roman" w:cs="Times New Roman"/>
-        </w:rPr>
-        <w:t>acceptance.</w:t>
-      </w:r>
-    </w:p>
-    <w:p>
-      <w:pPr>
-        <w:spacing w:after="0" w:line="276" w:lineRule="auto"/>
-        <w:rPr>
-          <w:rFonts w:ascii="Times New Roman" w:hAnsi="Times New Roman" w:cs="Times New Roman"/>
-        </w:rPr>
-      </w:pPr>
-    </w:p>
-    <w:p>
-      <w:pPr>
-        <w:spacing w:after="0" w:line="276" w:lineRule="auto"/>
-        <w:rPr>
-          <w:rFonts w:ascii="Times New Roman" w:hAnsi="Times New Roman" w:cs="Times New Roman"/>
-        </w:rPr>
-      </w:pPr>
-      <w:r>
-        <w:rPr>
-          <w:rFonts w:ascii="Times New Roman" w:hAnsi="Times New Roman" w:cs="Times New Roman"/>
-        </w:rPr>
-        <w:lastRenderedPageBreak/>
-        <w:t>%------------------------------------------------</w:t>
-      </w:r>
-    </w:p>
-    <w:p>
-      <w:pPr>
-        <w:spacing w:after="0" w:line="276" w:lineRule="auto"/>
-        <w:rPr>
-          <w:rFonts w:ascii="Times New Roman" w:hAnsi="Times New Roman" w:cs="Times New Roman"/>
-        </w:rPr>
-      </w:pPr>
-      <w:r>
-        <w:rPr>
-          <w:rFonts w:ascii="Times New Roman" w:hAnsi="Times New Roman" w:cs="Times New Roman"/>
-        </w:rPr>
-        <w:t>\</w:t>
-      </w:r>
-      <w:proofErr w:type="gramStart"/>
-      <w:r>
-        <w:rPr>
-          <w:rFonts w:ascii="Times New Roman" w:hAnsi="Times New Roman" w:cs="Times New Roman"/>
-        </w:rPr>
-        <w:t>section{</w:t>
-      </w:r>
-      <w:proofErr w:type="gramEnd"/>
-      <w:r>
-        <w:rPr>
-          <w:rFonts w:ascii="Times New Roman" w:hAnsi="Times New Roman" w:cs="Times New Roman"/>
-        </w:rPr>
-        <w:t>Population and Sample}</w:t>
-      </w:r>
-    </w:p>
-    <w:p>
-      <w:pPr>
-        <w:spacing w:after="0" w:line="276" w:lineRule="auto"/>
-        <w:rPr>
-          <w:rFonts w:ascii="Times New Roman" w:hAnsi="Times New Roman" w:cs="Times New Roman"/>
-        </w:rPr>
-      </w:pPr>
-    </w:p>
-    <w:p>
-      <w:pPr>
-        <w:spacing w:after="0" w:line="276" w:lineRule="auto"/>
-        <w:rPr>
-          <w:rFonts w:ascii="Times New Roman" w:hAnsi="Times New Roman" w:cs="Times New Roman"/>
-        </w:rPr>
-      </w:pPr>
-      <w:r>
-        <w:rPr>
-          <w:rFonts w:ascii="Times New Roman" w:hAnsi="Times New Roman" w:cs="Times New Roman"/>
-        </w:rPr>
-        <w:t>The population of the study will consist of university students who use</w:t>
-      </w:r>
-    </w:p>
-    <w:p>
-      <w:pPr>
-        <w:spacing w:after="0" w:line="276" w:lineRule="auto"/>
-        <w:rPr>
-          <w:rFonts w:ascii="Times New Roman" w:hAnsi="Times New Roman" w:cs="Times New Roman"/>
-        </w:rPr>
-      </w:pPr>
-      <w:r>
-        <w:rPr>
-          <w:rFonts w:ascii="Times New Roman" w:hAnsi="Times New Roman" w:cs="Times New Roman"/>
-        </w:rPr>
-        <w:t>or have experience with AI-based educational applications.</w:t>
-      </w:r>
-    </w:p>
-    <w:p>
-      <w:pPr>
-        <w:spacing w:after="0" w:line="276" w:lineRule="auto"/>
-        <w:rPr>
-          <w:rFonts w:ascii="Times New Roman" w:hAnsi="Times New Roman" w:cs="Times New Roman"/>
-        </w:rPr>
-      </w:pPr>
-    </w:p>
-    <w:p>
-      <w:pPr>
-        <w:spacing w:after="0" w:line="276" w:lineRule="auto"/>
-        <w:rPr>
-          <w:rFonts w:ascii="Times New Roman" w:hAnsi="Times New Roman" w:cs="Times New Roman"/>
-        </w:rPr>
-      </w:pPr>
-      <w:r>
-        <w:rPr>
-          <w:rFonts w:ascii="Times New Roman" w:hAnsi="Times New Roman" w:cs="Times New Roman"/>
-        </w:rPr>
-        <w:t>A sample of selected university students will be taken for the study.</w:t>
-      </w:r>
-    </w:p>
-    <w:p>
-      <w:pPr>
-        <w:spacing w:after="0" w:line="276" w:lineRule="auto"/>
-        <w:rPr>
-          <w:rFonts w:ascii="Times New Roman" w:hAnsi="Times New Roman" w:cs="Times New Roman"/>
-        </w:rPr>
-      </w:pPr>
-    </w:p>
-    <w:p>
-      <w:pPr>
-        <w:spacing w:after="0" w:line="276" w:lineRule="auto"/>
-        <w:rPr>
-          <w:rFonts w:ascii="Times New Roman" w:hAnsi="Times New Roman" w:cs="Times New Roman"/>
-        </w:rPr>
-      </w:pPr>
-      <w:r>
-        <w:rPr>
-          <w:rFonts w:ascii="Times New Roman" w:hAnsi="Times New Roman" w:cs="Times New Roman"/>
-        </w:rPr>
-        <w:t>%------------------------------------------------</w:t>
-      </w:r>
-    </w:p>
-    <w:p>
-      <w:pPr>
-        <w:spacing w:after="0" w:line="276" w:lineRule="auto"/>
-        <w:rPr>
-          <w:rFonts w:ascii="Times New Roman" w:hAnsi="Times New Roman" w:cs="Times New Roman"/>
-        </w:rPr>
-      </w:pPr>
-      <w:r>
-        <w:rPr>
-          <w:rFonts w:ascii="Times New Roman" w:hAnsi="Times New Roman" w:cs="Times New Roman"/>
-        </w:rPr>
-        <w:t>\</w:t>
-      </w:r>
-      <w:proofErr w:type="gramStart"/>
-      <w:r>
-        <w:rPr>
-          <w:rFonts w:ascii="Times New Roman" w:hAnsi="Times New Roman" w:cs="Times New Roman"/>
-        </w:rPr>
-        <w:t>section{</w:t>
-      </w:r>
-      <w:proofErr w:type="gramEnd"/>
-      <w:r>
-        <w:rPr>
-          <w:rFonts w:ascii="Times New Roman" w:hAnsi="Times New Roman" w:cs="Times New Roman"/>
-        </w:rPr>
-        <w:t>Sampling Technique}</w:t>
-      </w:r>
-    </w:p>
-    <w:p>
-      <w:pPr>
-        <w:spacing w:after="0" w:line="276" w:lineRule="auto"/>
-        <w:rPr>
-          <w:rFonts w:ascii="Times New Roman" w:hAnsi="Times New Roman" w:cs="Times New Roman"/>
-        </w:rPr>
-      </w:pPr>
-    </w:p>
-    <w:p>
-      <w:pPr>
-        <w:spacing w:after="0" w:line="276" w:lineRule="auto"/>
-        <w:rPr>
-          <w:rFonts w:ascii="Times New Roman" w:hAnsi="Times New Roman" w:cs="Times New Roman"/>
-        </w:rPr>
-      </w:pPr>
-      <w:r>
-        <w:rPr>
-          <w:rFonts w:ascii="Times New Roman" w:hAnsi="Times New Roman" w:cs="Times New Roman"/>
-        </w:rPr>
-        <w:t>Convenience sampling will be used to select respondents who are available</w:t>
-      </w:r>
-    </w:p>
-    <w:p>
-      <w:pPr>
-        <w:spacing w:after="0" w:line="276" w:lineRule="auto"/>
-        <w:rPr>
-          <w:rFonts w:ascii="Times New Roman" w:hAnsi="Times New Roman" w:cs="Times New Roman"/>
-        </w:rPr>
-      </w:pPr>
-      <w:r>
-        <w:rPr>
-          <w:rFonts w:ascii="Times New Roman" w:hAnsi="Times New Roman" w:cs="Times New Roman"/>
-        </w:rPr>
-        <w:t>and willing to participate in the study.</w:t>
-      </w:r>
-    </w:p>
-    <w:p>
-      <w:pPr>
-        <w:spacing w:after="0" w:line="276" w:lineRule="auto"/>
-        <w:rPr>
-          <w:rFonts w:ascii="Times New Roman" w:hAnsi="Times New Roman" w:cs="Times New Roman"/>
-        </w:rPr>
-      </w:pPr>
-    </w:p>
-    <w:p>
-      <w:pPr>
-        <w:spacing w:after="0" w:line="276" w:lineRule="auto"/>
-        <w:rPr>
-          <w:rFonts w:ascii="Times New Roman" w:hAnsi="Times New Roman" w:cs="Times New Roman"/>
-        </w:rPr>
-      </w:pPr>
-      <w:r>
-        <w:rPr>
-          <w:rFonts w:ascii="Times New Roman" w:hAnsi="Times New Roman" w:cs="Times New Roman"/>
-        </w:rPr>
-        <w:t>%------------------------------------------------</w:t>
-      </w:r>
-    </w:p>
-    <w:p>
-      <w:pPr>
-        <w:spacing w:after="0" w:line="276" w:lineRule="auto"/>
-        <w:rPr>
-          <w:rFonts w:ascii="Times New Roman" w:hAnsi="Times New Roman" w:cs="Times New Roman"/>
-        </w:rPr>
-      </w:pPr>
-      <w:r>
-        <w:rPr>
-          <w:rFonts w:ascii="Times New Roman" w:hAnsi="Times New Roman" w:cs="Times New Roman"/>
-        </w:rPr>
-        <w:t>\</w:t>
-      </w:r>
-      <w:proofErr w:type="gramStart"/>
-      <w:r>
-        <w:rPr>
-          <w:rFonts w:ascii="Times New Roman" w:hAnsi="Times New Roman" w:cs="Times New Roman"/>
-        </w:rPr>
-        <w:t>section{</w:t>
-      </w:r>
-      <w:proofErr w:type="gramEnd"/>
-      <w:r>
-        <w:rPr>
-          <w:rFonts w:ascii="Times New Roman" w:hAnsi="Times New Roman" w:cs="Times New Roman"/>
-        </w:rPr>
-        <w:t>Data Collection Methods}</w:t>
-      </w:r>
-    </w:p>
-    <w:p>
-      <w:pPr>
-        <w:spacing w:after="0" w:line="276" w:lineRule="auto"/>
-        <w:rPr>
-          <w:rFonts w:ascii="Times New Roman" w:hAnsi="Times New Roman" w:cs="Times New Roman"/>
-        </w:rPr>
-      </w:pPr>
-    </w:p>
-    <w:p>
-      <w:pPr>
-        <w:spacing w:after="0" w:line="276" w:lineRule="auto"/>
-        <w:rPr>
-          <w:rFonts w:ascii="Times New Roman" w:hAnsi="Times New Roman" w:cs="Times New Roman"/>
-        </w:rPr>
-      </w:pPr>
-      <w:r>
-        <w:rPr>
-          <w:rFonts w:ascii="Times New Roman" w:hAnsi="Times New Roman" w:cs="Times New Roman"/>
-        </w:rPr>
-        <w:t>Primary data will be collected using a structured questionnaire.</w:t>
-      </w:r>
-    </w:p>
-    <w:p>
-      <w:pPr>
-        <w:spacing w:after="0" w:line="276" w:lineRule="auto"/>
-        <w:rPr>
-          <w:rFonts w:ascii="Times New Roman" w:hAnsi="Times New Roman" w:cs="Times New Roman"/>
-        </w:rPr>
-      </w:pPr>
-    </w:p>
-    <w:p>
-      <w:pPr>
-        <w:spacing w:after="0" w:line="276" w:lineRule="auto"/>
-        <w:rPr>
-          <w:rFonts w:ascii="Times New Roman" w:hAnsi="Times New Roman" w:cs="Times New Roman"/>
-        </w:rPr>
-      </w:pPr>
-      <w:r>
-        <w:rPr>
-          <w:rFonts w:ascii="Times New Roman" w:hAnsi="Times New Roman" w:cs="Times New Roman"/>
-        </w:rPr>
-        <w:t>The questionnaire will be distributed to selected university students</w:t>
-      </w:r>
-    </w:p>
-    <w:p>
-      <w:pPr>
-        <w:spacing w:after="0" w:line="276" w:lineRule="auto"/>
-        <w:rPr>
-          <w:rFonts w:ascii="Times New Roman" w:hAnsi="Times New Roman" w:cs="Times New Roman"/>
-        </w:rPr>
-      </w:pPr>
-      <w:r>
-        <w:rPr>
-          <w:rFonts w:ascii="Times New Roman" w:hAnsi="Times New Roman" w:cs="Times New Roman"/>
-        </w:rPr>
-        <w:t>through online or physical forms. Respondents will be informed that the</w:t>
-      </w:r>
-    </w:p>
-    <w:p>
-      <w:pPr>
-        <w:spacing w:after="0" w:line="276" w:lineRule="auto"/>
-        <w:rPr>
-          <w:rFonts w:ascii="Times New Roman" w:hAnsi="Times New Roman" w:cs="Times New Roman"/>
-        </w:rPr>
-      </w:pPr>
-      <w:r>
-        <w:rPr>
-          <w:rFonts w:ascii="Times New Roman" w:hAnsi="Times New Roman" w:cs="Times New Roman"/>
-        </w:rPr>
-        <w:t>collected information will be used only for academic research purposes.</w:t>
-      </w:r>
-    </w:p>
-    <w:p>
-      <w:pPr>
-        <w:spacing w:after="0" w:line="276" w:lineRule="auto"/>
-        <w:rPr>
-          <w:rFonts w:ascii="Times New Roman" w:hAnsi="Times New Roman" w:cs="Times New Roman"/>
-        </w:rPr>
-      </w:pPr>
-    </w:p>
-    <w:p>
-      <w:pPr>
-        <w:spacing w:after="0" w:line="276" w:lineRule="auto"/>
-        <w:rPr>
-          <w:rFonts w:ascii="Times New Roman" w:hAnsi="Times New Roman" w:cs="Times New Roman"/>
-        </w:rPr>
-      </w:pPr>
-      <w:r>
-        <w:rPr>
-          <w:rFonts w:ascii="Times New Roman" w:hAnsi="Times New Roman" w:cs="Times New Roman"/>
-        </w:rPr>
-        <w:t>%------------------------------------------------</w:t>
-      </w:r>
-    </w:p>
-    <w:p>
-      <w:pPr>
-        <w:spacing w:after="0" w:line="276" w:lineRule="auto"/>
-        <w:rPr>
-          <w:rFonts w:ascii="Times New Roman" w:hAnsi="Times New Roman" w:cs="Times New Roman"/>
-        </w:rPr>
-      </w:pPr>
-      <w:r>
-        <w:rPr>
-          <w:rFonts w:ascii="Times New Roman" w:hAnsi="Times New Roman" w:cs="Times New Roman"/>
-        </w:rPr>
-        <w:t>\</w:t>
-      </w:r>
-      <w:proofErr w:type="gramStart"/>
-      <w:r>
-        <w:rPr>
-          <w:rFonts w:ascii="Times New Roman" w:hAnsi="Times New Roman" w:cs="Times New Roman"/>
-        </w:rPr>
-        <w:t>section{</w:t>
-      </w:r>
-      <w:proofErr w:type="gramEnd"/>
-      <w:r>
-        <w:rPr>
-          <w:rFonts w:ascii="Times New Roman" w:hAnsi="Times New Roman" w:cs="Times New Roman"/>
-        </w:rPr>
-        <w:t>Data Analysis Techniques}</w:t>
-      </w:r>
-    </w:p>
-    <w:p>
-      <w:pPr>
-        <w:spacing w:after="0" w:line="276" w:lineRule="auto"/>
-        <w:rPr>
-          <w:rFonts w:ascii="Times New Roman" w:hAnsi="Times New Roman" w:cs="Times New Roman"/>
-        </w:rPr>
-      </w:pPr>
-    </w:p>
-    <w:p>
-      <w:pPr>
-        <w:spacing w:after="0" w:line="276" w:lineRule="auto"/>
-        <w:rPr>
-          <w:rFonts w:ascii="Times New Roman" w:hAnsi="Times New Roman" w:cs="Times New Roman"/>
-        </w:rPr>
-      </w:pPr>
-      <w:r>
-        <w:rPr>
-          <w:rFonts w:ascii="Times New Roman" w:hAnsi="Times New Roman" w:cs="Times New Roman"/>
-        </w:rPr>
-        <w:t>The collected data will be analyzed using statistical software such as</w:t>
-      </w:r>
-    </w:p>
-    <w:p>
-      <w:pPr>
-        <w:spacing w:after="0" w:line="276" w:lineRule="auto"/>
-        <w:rPr>
-          <w:rFonts w:ascii="Times New Roman" w:hAnsi="Times New Roman" w:cs="Times New Roman"/>
-        </w:rPr>
-      </w:pPr>
-      <w:r>
-        <w:rPr>
-          <w:rFonts w:ascii="Times New Roman" w:hAnsi="Times New Roman" w:cs="Times New Roman"/>
-        </w:rPr>
-        <w:t>Python, R, SPSS, or other relevant tools.</w:t>
-      </w:r>
-    </w:p>
-    <w:p>
-      <w:pPr>
-        <w:spacing w:after="0" w:line="276" w:lineRule="auto"/>
-        <w:rPr>
-          <w:rFonts w:ascii="Times New Roman" w:hAnsi="Times New Roman" w:cs="Times New Roman"/>
-        </w:rPr>
-      </w:pPr>
-    </w:p>
-    <w:p>
-      <w:pPr>
-        <w:spacing w:after="0" w:line="276" w:lineRule="auto"/>
-        <w:rPr>
-          <w:rFonts w:ascii="Times New Roman" w:hAnsi="Times New Roman" w:cs="Times New Roman"/>
-        </w:rPr>
-      </w:pPr>
-      <w:r>
-        <w:rPr>
-          <w:rFonts w:ascii="Times New Roman" w:hAnsi="Times New Roman" w:cs="Times New Roman"/>
-        </w:rPr>
-        <w:t>The following techniques may be used:</w:t>
-      </w:r>
-    </w:p>
-    <w:p>
-      <w:pPr>
-        <w:spacing w:after="0" w:line="276" w:lineRule="auto"/>
-        <w:rPr>
-          <w:rFonts w:ascii="Times New Roman" w:hAnsi="Times New Roman" w:cs="Times New Roman"/>
-        </w:rPr>
-      </w:pPr>
-    </w:p>
-    <w:p>
-      <w:pPr>
-        <w:spacing w:after="0" w:line="276" w:lineRule="auto"/>
-        <w:rPr>
-          <w:rFonts w:ascii="Times New Roman" w:hAnsi="Times New Roman" w:cs="Times New Roman"/>
-        </w:rPr>
-      </w:pPr>
-      <w:r>
-        <w:rPr>
-          <w:rFonts w:ascii="Times New Roman" w:hAnsi="Times New Roman" w:cs="Times New Roman"/>
-        </w:rPr>
-        <w:t>\begin{itemize}</w:t>
-      </w:r>
-    </w:p>
-    <w:p>
-      <w:pPr>
-        <w:spacing w:after="0" w:line="276" w:lineRule="auto"/>
-        <w:rPr>
-          <w:rFonts w:ascii="Times New Roman" w:hAnsi="Times New Roman" w:cs="Times New Roman"/>
-        </w:rPr>
-      </w:pPr>
-      <w:r>
-        <w:rPr>
-          <w:rFonts w:ascii="Times New Roman" w:hAnsi="Times New Roman" w:cs="Times New Roman"/>
-        </w:rPr>
-        <w:t xml:space="preserve">    \</w:t>
-      </w:r>
-      <w:proofErr w:type="gramStart"/>
-      <w:r>
-        <w:rPr>
-          <w:rFonts w:ascii="Times New Roman" w:hAnsi="Times New Roman" w:cs="Times New Roman"/>
-        </w:rPr>
-        <w:t>item</w:t>
-      </w:r>
-      <w:proofErr w:type="gramEnd"/>
-      <w:r>
-        <w:rPr>
-          <w:rFonts w:ascii="Times New Roman" w:hAnsi="Times New Roman" w:cs="Times New Roman"/>
-        </w:rPr>
-        <w:t xml:space="preserve"> Frequency and percentage</w:t>
-      </w:r>
-    </w:p>
-    <w:p>
-      <w:pPr>
-        <w:spacing w:after="0" w:line="276" w:lineRule="auto"/>
-        <w:rPr>
-          <w:rFonts w:ascii="Times New Roman" w:hAnsi="Times New Roman" w:cs="Times New Roman"/>
-        </w:rPr>
-      </w:pPr>
-      <w:r>
-        <w:rPr>
-          <w:rFonts w:ascii="Times New Roman" w:hAnsi="Times New Roman" w:cs="Times New Roman"/>
-        </w:rPr>
-        <w:t xml:space="preserve">    \</w:t>
-      </w:r>
-      <w:proofErr w:type="gramStart"/>
-      <w:r>
-        <w:rPr>
-          <w:rFonts w:ascii="Times New Roman" w:hAnsi="Times New Roman" w:cs="Times New Roman"/>
-        </w:rPr>
-        <w:t>item</w:t>
-      </w:r>
-      <w:proofErr w:type="gramEnd"/>
-      <w:r>
-        <w:rPr>
-          <w:rFonts w:ascii="Times New Roman" w:hAnsi="Times New Roman" w:cs="Times New Roman"/>
-        </w:rPr>
-        <w:t xml:space="preserve"> Mean and standard deviation</w:t>
-      </w:r>
-    </w:p>
-    <w:p>
-      <w:pPr>
-        <w:spacing w:after="0" w:line="276" w:lineRule="auto"/>
-        <w:rPr>
-          <w:rFonts w:ascii="Times New Roman" w:hAnsi="Times New Roman" w:cs="Times New Roman"/>
-        </w:rPr>
-      </w:pPr>
-      <w:r>
-        <w:rPr>
-          <w:rFonts w:ascii="Times New Roman" w:hAnsi="Times New Roman" w:cs="Times New Roman"/>
-        </w:rPr>
-        <w:t xml:space="preserve">    \</w:t>
-      </w:r>
-      <w:proofErr w:type="gramStart"/>
-      <w:r>
-        <w:rPr>
-          <w:rFonts w:ascii="Times New Roman" w:hAnsi="Times New Roman" w:cs="Times New Roman"/>
-        </w:rPr>
-        <w:t>item</w:t>
-      </w:r>
-      <w:proofErr w:type="gramEnd"/>
-      <w:r>
-        <w:rPr>
-          <w:rFonts w:ascii="Times New Roman" w:hAnsi="Times New Roman" w:cs="Times New Roman"/>
-        </w:rPr>
-        <w:t xml:space="preserve"> Correlation analysis</w:t>
-      </w:r>
-    </w:p>
-    <w:p>
-      <w:pPr>
-        <w:spacing w:after="0" w:line="276" w:lineRule="auto"/>
-        <w:rPr>
-          <w:rFonts w:ascii="Times New Roman" w:hAnsi="Times New Roman" w:cs="Times New Roman"/>
-        </w:rPr>
-      </w:pPr>
-      <w:r>
-        <w:rPr>
-          <w:rFonts w:ascii="Times New Roman" w:hAnsi="Times New Roman" w:cs="Times New Roman"/>
-        </w:rPr>
-        <w:t xml:space="preserve">    \</w:t>
-      </w:r>
-      <w:proofErr w:type="gramStart"/>
-      <w:r>
-        <w:rPr>
-          <w:rFonts w:ascii="Times New Roman" w:hAnsi="Times New Roman" w:cs="Times New Roman"/>
-        </w:rPr>
-        <w:t>item</w:t>
-      </w:r>
-      <w:proofErr w:type="gramEnd"/>
-      <w:r>
-        <w:rPr>
-          <w:rFonts w:ascii="Times New Roman" w:hAnsi="Times New Roman" w:cs="Times New Roman"/>
-        </w:rPr>
-        <w:t xml:space="preserve"> Chi-square test</w:t>
-      </w:r>
-    </w:p>
-    <w:p>
-      <w:pPr>
-        <w:spacing w:after="0" w:line="276" w:lineRule="auto"/>
-        <w:rPr>
-          <w:rFonts w:ascii="Times New Roman" w:hAnsi="Times New Roman" w:cs="Times New Roman"/>
-        </w:rPr>
-      </w:pPr>
-      <w:r>
-        <w:rPr>
-          <w:rFonts w:ascii="Times New Roman" w:hAnsi="Times New Roman" w:cs="Times New Roman"/>
-        </w:rPr>
-        <w:t xml:space="preserve">    \</w:t>
-      </w:r>
-      <w:proofErr w:type="gramStart"/>
-      <w:r>
-        <w:rPr>
-          <w:rFonts w:ascii="Times New Roman" w:hAnsi="Times New Roman" w:cs="Times New Roman"/>
-        </w:rPr>
-        <w:t>item</w:t>
-      </w:r>
-      <w:proofErr w:type="gramEnd"/>
-      <w:r>
-        <w:rPr>
-          <w:rFonts w:ascii="Times New Roman" w:hAnsi="Times New Roman" w:cs="Times New Roman"/>
-        </w:rPr>
-        <w:t xml:space="preserve"> Appropriate hypothesis testing</w:t>
-      </w:r>
-    </w:p>
-    <w:p>
-      <w:pPr>
-        <w:spacing w:after="0" w:line="276" w:lineRule="auto"/>
-        <w:rPr>
-          <w:rFonts w:ascii="Times New Roman" w:hAnsi="Times New Roman" w:cs="Times New Roman"/>
-        </w:rPr>
-      </w:pPr>
-      <w:r>
-        <w:rPr>
-          <w:rFonts w:ascii="Times New Roman" w:hAnsi="Times New Roman" w:cs="Times New Roman"/>
-        </w:rPr>
-        <w:t>\</w:t>
-      </w:r>
-      <w:proofErr w:type="gramStart"/>
-      <w:r>
-        <w:rPr>
-          <w:rFonts w:ascii="Times New Roman" w:hAnsi="Times New Roman" w:cs="Times New Roman"/>
-        </w:rPr>
-        <w:t>end</w:t>
-      </w:r>
-      <w:proofErr w:type="gramEnd"/>
-      <w:r>
-        <w:rPr>
-          <w:rFonts w:ascii="Times New Roman" w:hAnsi="Times New Roman" w:cs="Times New Roman"/>
-        </w:rPr>
-        <w:t>{itemize}</w:t>
-      </w:r>
-    </w:p>
-    <w:p>
-      <w:pPr>
-        <w:spacing w:after="0" w:line="276" w:lineRule="auto"/>
-        <w:rPr>
-          <w:rFonts w:ascii="Times New Roman" w:hAnsi="Times New Roman" w:cs="Times New Roman"/>
-        </w:rPr>
-      </w:pPr>
-    </w:p>
-    <w:p>
-      <w:pPr>
-        <w:spacing w:after="0" w:line="276" w:lineRule="auto"/>
-        <w:rPr>
-          <w:rFonts w:ascii="Times New Roman" w:hAnsi="Times New Roman" w:cs="Times New Roman"/>
-        </w:rPr>
-      </w:pPr>
-      <w:r>
-        <w:rPr>
-          <w:rFonts w:ascii="Times New Roman" w:hAnsi="Times New Roman" w:cs="Times New Roman"/>
-        </w:rPr>
-        <w:t>The results will be presented using tables and appropriate charts.</w:t>
-      </w:r>
-    </w:p>
-    <w:p>
-      <w:pPr>
-        <w:spacing w:after="0" w:line="276" w:lineRule="auto"/>
-        <w:rPr>
-          <w:rFonts w:ascii="Times New Roman" w:hAnsi="Times New Roman" w:cs="Times New Roman"/>
-        </w:rPr>
-      </w:pPr>
-    </w:p>
-    <w:p>
-      <w:pPr>
-        <w:spacing w:after="0" w:line="276" w:lineRule="auto"/>
-        <w:rPr>
-          <w:rFonts w:ascii="Times New Roman" w:hAnsi="Times New Roman" w:cs="Times New Roman"/>
-        </w:rPr>
-      </w:pPr>
-      <w:r>
-        <w:rPr>
-          <w:rFonts w:ascii="Times New Roman" w:hAnsi="Times New Roman" w:cs="Times New Roman"/>
-        </w:rPr>
-        <w:t>%------------------------------------------------</w:t>
-      </w:r>
-    </w:p>
-    <w:p>
-      <w:pPr>
-        <w:spacing w:after="0" w:line="276" w:lineRule="auto"/>
-        <w:rPr>
-          <w:rFonts w:ascii="Times New Roman" w:hAnsi="Times New Roman" w:cs="Times New Roman"/>
-        </w:rPr>
-      </w:pPr>
-      <w:r>
-        <w:rPr>
-          <w:rFonts w:ascii="Times New Roman" w:hAnsi="Times New Roman" w:cs="Times New Roman"/>
-        </w:rPr>
-        <w:t>\</w:t>
-      </w:r>
-      <w:proofErr w:type="gramStart"/>
-      <w:r>
-        <w:rPr>
-          <w:rFonts w:ascii="Times New Roman" w:hAnsi="Times New Roman" w:cs="Times New Roman"/>
-        </w:rPr>
-        <w:t>section{</w:t>
-      </w:r>
-      <w:proofErr w:type="gramEnd"/>
-      <w:r>
-        <w:rPr>
-          <w:rFonts w:ascii="Times New Roman" w:hAnsi="Times New Roman" w:cs="Times New Roman"/>
-        </w:rPr>
         <w:t>Expected Outcomes}</w:t>
       </w:r>
     </w:p>
@@ -10071,7 +10894,6 @@
         <w:rPr>
           <w:rFonts w:ascii="Times New Roman" w:hAnsi="Times New Roman" w:cs="Times New Roman"/>
         </w:rPr>
-        <w:lastRenderedPageBreak/>
         <w:t>usefulness and perceived ease of use that may be associated with students'</w:t>
       </w:r>
     </w:p>
@@ -10882,6 +11704,7 @@
         <w:rPr>
           <w:rFonts w:ascii="Times New Roman" w:hAnsi="Times New Roman" w:cs="Times New Roman"/>
         </w:rPr>
+        <w:lastRenderedPageBreak/>
         <w:t xml:space="preserve">    (2003). User acceptance of information technology: Toward a unified</w:t>
       </w:r>
     </w:p>
@@ -11058,7 +11881,6 @@
           <w:b/>
           <w:bCs/>
         </w:rPr>
-        <w:lastRenderedPageBreak/>
         <w:t>Practical Procedure</w:t>
       </w:r>
     </w:p>
@@ -11264,7 +12086,7 @@
           <w:noProof/>
         </w:rPr>
         <w:drawing>
-          <wp:anchor distT="0" distB="0" distL="114300" distR="114300" simplePos="0" relativeHeight="251658240" behindDoc="0" locked="0" layoutInCell="1" allowOverlap="1" wp14:anchorId="5DB2F811" wp14:editId="20064A35">
+          <wp:anchor distT="0" distB="0" distL="114300" distR="114300" simplePos="0" relativeHeight="251658240" behindDoc="0" locked="0" layoutInCell="1" allowOverlap="1" wp14:anchorId="5DB2F811" wp14:editId="71C39438">
             <wp:simplePos x="0" y="0"/>
             <wp:positionH relativeFrom="column">
               <wp:posOffset>45720</wp:posOffset>
@@ -11287,7 +12109,7 @@
                     <pic:cNvPicPr/>
                   </pic:nvPicPr>
                   <pic:blipFill>
-                    <a:blip r:embed="rId6" cstate="print">
+                    <a:blip r:embed="rId9" cstate="print">
                       <a:extLst>
                         <a:ext uri="{28A0092B-C50C-407E-A947-70E740481C1C}">
                           <a14:useLocalDpi xmlns:a14="http://schemas.microsoft.com/office/drawing/2010/main" val="0"/>
@@ -11355,14 +12177,14 @@
           <w:color w:val="auto"/>
         </w:rPr>
       </w:pPr>
-      <w:bookmarkStart w:id="3" w:name="_Toc241611713"/>
+      <w:bookmarkStart w:id="4" w:name="_Toc241612886"/>
       <w:r>
         <w:rPr>
           <w:color w:val="auto"/>
         </w:rPr>
         <w:t>Q4. Literature Review Using Mendeley/Zotero</w:t>
       </w:r>
-      <w:bookmarkEnd w:id="3"/>
+      <w:bookmarkEnd w:id="4"/>
     </w:p>
     <w:p>
       <w:pPr>
@@ -13125,6 +13947,7 @@
         <w:rPr>
           <w:rFonts w:ascii="Times New Roman" w:hAnsi="Times New Roman" w:cs="Times New Roman"/>
         </w:rPr>
+        <w:lastRenderedPageBreak/>
         <w:t xml:space="preserve">Mendeley/Zotero library </w:t>
       </w:r>
     </w:p>
@@ -13161,7 +13984,6 @@
         <w:rPr>
           <w:rFonts w:ascii="Times New Roman" w:hAnsi="Times New Roman" w:cs="Times New Roman"/>
         </w:rPr>
-        <w:lastRenderedPageBreak/>
         <w:t xml:space="preserve">Literature review </w:t>
       </w:r>
     </w:p>
@@ -13253,14 +14075,14 @@
           <w:color w:val="auto"/>
         </w:rPr>
       </w:pPr>
-      <w:bookmarkStart w:id="4" w:name="_Toc241611714"/>
+      <w:bookmarkStart w:id="5" w:name="_Toc241612887"/>
       <w:r>
         <w:rPr>
           <w:color w:val="auto"/>
         </w:rPr>
         <w:t>Q5. Citation and Referencing</w:t>
       </w:r>
-      <w:bookmarkEnd w:id="4"/>
+      <w:bookmarkEnd w:id="5"/>
     </w:p>
     <w:p>
       <w:pPr>
@@ -13775,6 +14597,7 @@
         <w:rPr>
           <w:rFonts w:ascii="Times New Roman" w:hAnsi="Times New Roman" w:cs="Times New Roman"/>
         </w:rPr>
+        <w:lastRenderedPageBreak/>
         <w:t xml:space="preserve">Different source types </w:t>
       </w:r>
     </w:p>
@@ -13843,7 +14666,6 @@
           <w:b/>
           <w:bCs/>
         </w:rPr>
-        <w:lastRenderedPageBreak/>
         <w:t>SECTION D: PLAGIARISM CHECKING</w:t>
       </w:r>
     </w:p>
@@ -13855,14 +14677,14 @@
           <w:color w:val="auto"/>
         </w:rPr>
       </w:pPr>
-      <w:bookmarkStart w:id="5" w:name="_Toc241611715"/>
+      <w:bookmarkStart w:id="6" w:name="_Toc241612888"/>
       <w:r>
         <w:rPr>
           <w:color w:val="auto"/>
         </w:rPr>
         <w:t>Q6. Plagiarism Checking Using Turnitin</w:t>
       </w:r>
-      <w:bookmarkEnd w:id="5"/>
+      <w:bookmarkEnd w:id="6"/>
     </w:p>
     <w:p>
       <w:pPr>
@@ -14449,14 +15271,14 @@
           <w:color w:val="auto"/>
         </w:rPr>
       </w:pPr>
-      <w:bookmarkStart w:id="6" w:name="_Toc241611716"/>
+      <w:bookmarkStart w:id="7" w:name="_Toc241612889"/>
       <w:r>
         <w:rPr>
           <w:color w:val="auto"/>
         </w:rPr>
         <w:t>Q7. Descriptive Statistics</w:t>
       </w:r>
-      <w:bookmarkEnd w:id="6"/>
+      <w:bookmarkEnd w:id="7"/>
     </w:p>
     <w:p>
       <w:pPr>
@@ -14975,7 +15797,7 @@
                     <pic:cNvPicPr/>
                   </pic:nvPicPr>
                   <pic:blipFill>
-                    <a:blip r:embed="rId7">
+                    <a:blip r:embed="rId10">
                       <a:extLst>
                         <a:ext uri="{28A0092B-C50C-407E-A947-70E740481C1C}">
                           <a14:useLocalDpi xmlns:a14="http://schemas.microsoft.com/office/drawing/2010/main" val="0"/>
@@ -16151,6 +16973,9 @@
             </m:den>
           </m:f>
           <m:r>
+            <m:rPr>
+              <m:sty m:val="p"/>
+            </m:rPr>
             <w:rPr>
               <w:rFonts w:ascii="Times New Roman" w:hAnsi="Times New Roman" w:cs="Times New Roman"/>
             </w:rPr>
@@ -16238,9 +17063,11 @@
             <m:t>=46.67</m:t>
           </m:r>
           <m:r>
+            <m:rPr>
+              <m:sty m:val="p"/>
+            </m:rPr>
             <w:rPr>
               <w:rFonts w:ascii="Times New Roman" w:hAnsi="Times New Roman" w:cs="Times New Roman"/>
-              <w:i/>
             </w:rPr>
             <w:br/>
           </m:r>
@@ -16308,9 +17135,11 @@
             <m:t>=23.33</m:t>
           </m:r>
           <m:r>
+            <m:rPr>
+              <m:sty m:val="p"/>
+            </m:rPr>
             <w:rPr>
               <w:rFonts w:ascii="Times New Roman" w:hAnsi="Times New Roman" w:cs="Times New Roman"/>
-              <w:i/>
             </w:rPr>
             <w:br/>
           </m:r>
@@ -16378,9 +17207,11 @@
             <m:t>=33.33</m:t>
           </m:r>
           <m:r>
+            <m:rPr>
+              <m:sty m:val="p"/>
+            </m:rPr>
             <w:rPr>
               <w:rFonts w:ascii="Times New Roman" w:hAnsi="Times New Roman" w:cs="Times New Roman"/>
-              <w:i/>
             </w:rPr>
             <w:br/>
           </m:r>
@@ -16890,6 +17721,7 @@
         <w:rPr>
           <w:rFonts w:ascii="Times New Roman" w:hAnsi="Times New Roman" w:cs="Times New Roman"/>
         </w:rPr>
+        <w:lastRenderedPageBreak/>
         <w:t>print(</w:t>
       </w:r>
       <w:proofErr w:type="gramEnd"/>
@@ -16948,7 +17780,6 @@
         <w:rPr>
           <w:rFonts w:ascii="Times New Roman" w:hAnsi="Times New Roman" w:cs="Times New Roman"/>
         </w:rPr>
-        <w:lastRenderedPageBreak/>
         <w:t>print(</w:t>
       </w:r>
       <w:proofErr w:type="gramEnd"/>
@@ -17030,7 +17861,7 @@
                     <pic:cNvPicPr/>
                   </pic:nvPicPr>
                   <pic:blipFill>
-                    <a:blip r:embed="rId8">
+                    <a:blip r:embed="rId11">
                       <a:extLst>
                         <a:ext uri="{28A0092B-C50C-407E-A947-70E740481C1C}">
                           <a14:useLocalDpi xmlns:a14="http://schemas.microsoft.com/office/drawing/2010/main" val="0"/>
@@ -17167,9 +17998,11 @@
             <m:t>α=0.05</m:t>
           </m:r>
           <m:r>
+            <m:rPr>
+              <m:sty m:val="p"/>
+            </m:rPr>
             <w:rPr>
               <w:rFonts w:ascii="Times New Roman" w:hAnsi="Times New Roman" w:cs="Times New Roman"/>
-              <w:i/>
             </w:rPr>
             <w:br/>
           </m:r>
@@ -17206,9 +18039,11 @@
             <m:t>p=0.5127&gt;0.05</m:t>
           </m:r>
           <m:r>
+            <m:rPr>
+              <m:sty m:val="p"/>
+            </m:rPr>
             <w:rPr>
               <w:rFonts w:ascii="Times New Roman" w:hAnsi="Times New Roman" w:cs="Times New Roman"/>
-              <w:i/>
             </w:rPr>
             <w:br/>
           </m:r>
@@ -17311,7 +18146,7 @@
           <w:color w:val="auto"/>
         </w:rPr>
       </w:pPr>
-      <w:bookmarkStart w:id="7" w:name="_Toc241611717"/>
+      <w:bookmarkStart w:id="8" w:name="_Toc241612890"/>
       <w:r>
         <w:rPr>
           <w:color w:val="auto"/>
@@ -17319,7 +18154,7 @@
         <w:lastRenderedPageBreak/>
         <w:t>Q9. Spearman Rank Correlation</w:t>
       </w:r>
-      <w:bookmarkEnd w:id="7"/>
+      <w:bookmarkEnd w:id="8"/>
     </w:p>
     <w:p>
       <w:pPr>
@@ -18173,7 +19008,7 @@
                     <pic:cNvPicPr/>
                   </pic:nvPicPr>
                   <pic:blipFill>
-                    <a:blip r:embed="rId9">
+                    <a:blip r:embed="rId12">
                       <a:extLst>
                         <a:ext uri="{28A0092B-C50C-407E-A947-70E740481C1C}">
                           <a14:useLocalDpi xmlns:a14="http://schemas.microsoft.com/office/drawing/2010/main" val="0"/>
@@ -18266,9 +19101,11 @@
             <m:t>ρ=0.9429</m:t>
           </m:r>
           <m:r>
+            <m:rPr>
+              <m:sty m:val="p"/>
+            </m:rPr>
             <w:rPr>
               <w:rFonts w:ascii="Times New Roman" w:hAnsi="Times New Roman" w:cs="Times New Roman"/>
-              <w:i/>
             </w:rPr>
             <w:br/>
           </m:r>
@@ -18333,9 +19170,11 @@
             <m:t>p=0.0048&lt;0.05</m:t>
           </m:r>
           <m:r>
+            <m:rPr>
+              <m:sty m:val="p"/>
+            </m:rPr>
             <w:rPr>
               <w:rFonts w:ascii="Times New Roman" w:hAnsi="Times New Roman" w:cs="Times New Roman"/>
-              <w:i/>
             </w:rPr>
             <w:br/>
           </m:r>
@@ -18385,6 +19224,7 @@
         <w:rPr>
           <w:rFonts w:ascii="Times New Roman" w:hAnsi="Times New Roman" w:cs="Times New Roman"/>
         </w:rPr>
+        <w:lastRenderedPageBreak/>
         <w:t>There is a statistically significant positive relationship between educational application usage hours and student performance in the given sample.</w:t>
       </w:r>
     </w:p>
@@ -18403,12 +19243,11 @@
           <w:rFonts w:ascii="Times New Roman" w:hAnsi="Times New Roman" w:cs="Times New Roman"/>
         </w:rPr>
       </w:pPr>
-      <w:bookmarkStart w:id="8" w:name="_Toc241611718"/>
-      <w:r>
-        <w:lastRenderedPageBreak/>
+      <w:bookmarkStart w:id="9" w:name="_Toc241612891"/>
+      <w:r>
         <w:t>Q10. Independent Samples T-Test</w:t>
       </w:r>
-      <w:bookmarkEnd w:id="8"/>
+      <w:bookmarkEnd w:id="9"/>
     </w:p>
     <w:p>
       <w:pPr>
@@ -19281,7 +20120,7 @@
                     <pic:cNvPicPr/>
                   </pic:nvPicPr>
                   <pic:blipFill>
-                    <a:blip r:embed="rId10">
+                    <a:blip r:embed="rId13">
                       <a:extLst>
                         <a:ext uri="{28A0092B-C50C-407E-A947-70E740481C1C}">
                           <a14:useLocalDpi xmlns:a14="http://schemas.microsoft.com/office/drawing/2010/main" val="0"/>
@@ -19349,9 +20188,11 @@
             <m:t>p=0.0083&lt;0.05</m:t>
           </m:r>
           <m:r>
+            <m:rPr>
+              <m:sty m:val="p"/>
+            </m:rPr>
             <w:rPr>
               <w:rFonts w:ascii="Times New Roman" w:hAnsi="Times New Roman" w:cs="Times New Roman"/>
-              <w:i/>
             </w:rPr>
             <w:br/>
           </m:r>
@@ -19448,7 +20289,7 @@
           <w:color w:val="auto"/>
         </w:rPr>
       </w:pPr>
-      <w:bookmarkStart w:id="9" w:name="_Toc241611719"/>
+      <w:bookmarkStart w:id="10" w:name="_Toc241612892"/>
       <w:r>
         <w:rPr>
           <w:color w:val="auto"/>
@@ -19456,7 +20297,7 @@
         <w:lastRenderedPageBreak/>
         <w:t>Q11. Paired Samples T-Test</w:t>
       </w:r>
-      <w:bookmarkEnd w:id="9"/>
+      <w:bookmarkEnd w:id="10"/>
     </w:p>
     <w:p>
       <w:pPr>
@@ -19613,9 +20454,11 @@
             <m:t>=0</m:t>
           </m:r>
           <m:r>
+            <m:rPr>
+              <m:sty m:val="p"/>
+            </m:rPr>
             <w:rPr>
               <w:rFonts w:ascii="Times New Roman" w:hAnsi="Times New Roman" w:cs="Times New Roman"/>
-              <w:i/>
             </w:rPr>
             <w:br/>
           </m:r>
@@ -19685,9 +20528,11 @@
             <m:t>≠0</m:t>
           </m:r>
           <m:r>
+            <m:rPr>
+              <m:sty m:val="p"/>
+            </m:rPr>
             <w:rPr>
               <w:rFonts w:ascii="Times New Roman" w:hAnsi="Times New Roman" w:cs="Times New Roman"/>
-              <w:i/>
             </w:rPr>
             <w:br/>
           </m:r>
@@ -20435,7 +21280,6 @@
         <w:rPr>
           <w:noProof/>
         </w:rPr>
-        <w:lastRenderedPageBreak/>
         <w:drawing>
           <wp:anchor distT="0" distB="0" distL="114300" distR="114300" simplePos="0" relativeHeight="251663360" behindDoc="0" locked="0" layoutInCell="1" allowOverlap="1" wp14:anchorId="41A5F22A" wp14:editId="71BBCB54">
             <wp:simplePos x="0" y="0"/>
@@ -20460,7 +21304,7 @@
                     <pic:cNvPicPr/>
                   </pic:nvPicPr>
                   <pic:blipFill>
-                    <a:blip r:embed="rId11">
+                    <a:blip r:embed="rId14">
                       <a:extLst>
                         <a:ext uri="{28A0092B-C50C-407E-A947-70E740481C1C}">
                           <a14:useLocalDpi xmlns:a14="http://schemas.microsoft.com/office/drawing/2010/main" val="0"/>
@@ -20599,9 +21443,11 @@
             <m:t>p&lt;0.05</m:t>
           </m:r>
           <m:r>
+            <m:rPr>
+              <m:sty m:val="p"/>
+            </m:rPr>
             <w:rPr>
               <w:rFonts w:ascii="Times New Roman" w:hAnsi="Times New Roman" w:cs="Times New Roman"/>
-              <w:i/>
             </w:rPr>
             <w:br/>
           </m:r>
@@ -20652,9 +21498,11 @@
             <m:t>p≥0.05</m:t>
           </m:r>
           <m:r>
+            <m:rPr>
+              <m:sty m:val="p"/>
+            </m:rPr>
             <w:rPr>
               <w:rFonts w:ascii="Times New Roman" w:hAnsi="Times New Roman" w:cs="Times New Roman"/>
-              <w:i/>
             </w:rPr>
             <w:br/>
           </m:r>
@@ -20737,7 +21585,7 @@
           <w:color w:val="auto"/>
         </w:rPr>
       </w:pPr>
-      <w:bookmarkStart w:id="10" w:name="_Toc241611720"/>
+      <w:bookmarkStart w:id="11" w:name="_Toc241612893"/>
       <w:r>
         <w:rPr>
           <w:color w:val="auto"/>
@@ -20745,7 +21593,7 @@
         <w:lastRenderedPageBreak/>
         <w:t>Q12. F-Test for Equality of Variances</w:t>
       </w:r>
-      <w:bookmarkEnd w:id="10"/>
+      <w:bookmarkEnd w:id="11"/>
     </w:p>
     <w:p>
       <w:pPr>
@@ -20949,6 +21797,9 @@
             </m:sup>
           </m:sSubSup>
           <m:r>
+            <m:rPr>
+              <m:sty m:val="p"/>
+            </m:rPr>
             <w:rPr>
               <w:rFonts w:ascii="Times New Roman" w:hAnsi="Times New Roman" w:cs="Times New Roman"/>
             </w:rPr>
@@ -21061,6 +21912,9 @@
             </m:sup>
           </m:sSubSup>
           <m:r>
+            <m:rPr>
+              <m:sty m:val="p"/>
+            </m:rPr>
             <w:rPr>
               <w:rFonts w:ascii="Times New Roman" w:hAnsi="Times New Roman" w:cs="Times New Roman"/>
             </w:rPr>
@@ -21150,9 +22004,11 @@
             <m:t>=9.6964</m:t>
           </m:r>
           <m:r>
+            <m:rPr>
+              <m:sty m:val="p"/>
+            </m:rPr>
             <w:rPr>
               <w:rFonts w:ascii="Times New Roman" w:hAnsi="Times New Roman" w:cs="Times New Roman"/>
-              <w:i/>
             </w:rPr>
             <w:br/>
           </m:r>
@@ -21222,9 +22078,11 @@
             <m:t>=10.5000</m:t>
           </m:r>
           <m:r>
+            <m:rPr>
+              <m:sty m:val="p"/>
+            </m:rPr>
             <w:rPr>
               <w:rFonts w:ascii="Times New Roman" w:hAnsi="Times New Roman" w:cs="Times New Roman"/>
-              <w:i/>
             </w:rPr>
             <w:br/>
           </m:r>
@@ -21286,6 +22144,9 @@
             </m:den>
           </m:f>
           <m:r>
+            <m:rPr>
+              <m:sty m:val="p"/>
+            </m:rPr>
             <w:rPr>
               <w:rFonts w:ascii="Times New Roman" w:hAnsi="Times New Roman" w:cs="Times New Roman"/>
             </w:rPr>
@@ -21300,9 +22161,11 @@
             <m:t>F=1.0829</m:t>
           </m:r>
           <m:r>
+            <m:rPr>
+              <m:sty m:val="p"/>
+            </m:rPr>
             <w:rPr>
               <w:rFonts w:ascii="Times New Roman" w:hAnsi="Times New Roman" w:cs="Times New Roman"/>
-              <w:i/>
             </w:rPr>
             <w:br/>
           </m:r>
@@ -21879,7 +22742,6 @@
         <w:rPr>
           <w:rFonts w:ascii="Times New Roman" w:hAnsi="Times New Roman" w:cs="Times New Roman"/>
         </w:rPr>
-        <w:lastRenderedPageBreak/>
         <w:t>print(</w:t>
       </w:r>
       <w:proofErr w:type="gramEnd"/>
@@ -22027,7 +22889,7 @@
                     <pic:cNvPicPr/>
                   </pic:nvPicPr>
                   <pic:blipFill>
-                    <a:blip r:embed="rId12">
+                    <a:blip r:embed="rId15">
                       <a:extLst>
                         <a:ext uri="{28A0092B-C50C-407E-A947-70E740481C1C}">
                           <a14:useLocalDpi xmlns:a14="http://schemas.microsoft.com/office/drawing/2010/main" val="0"/>
@@ -22160,9 +23022,11 @@
             <m:t>p=0.9191&gt;0.05</m:t>
           </m:r>
           <m:r>
+            <m:rPr>
+              <m:sty m:val="p"/>
+            </m:rPr>
             <w:rPr>
               <w:rFonts w:ascii="Times New Roman" w:hAnsi="Times New Roman" w:cs="Times New Roman"/>
-              <w:i/>
             </w:rPr>
             <w:br/>
           </m:r>
@@ -22237,7 +23101,7 @@
           <w:color w:val="auto"/>
         </w:rPr>
       </w:pPr>
-      <w:bookmarkStart w:id="11" w:name="_Toc241611721"/>
+      <w:bookmarkStart w:id="12" w:name="_Toc241612894"/>
       <w:r>
         <w:rPr>
           <w:color w:val="auto"/>
@@ -22245,7 +23109,7 @@
         <w:lastRenderedPageBreak/>
         <w:t>Q13. One-Way ANOVA</w:t>
       </w:r>
-      <w:bookmarkEnd w:id="11"/>
+      <w:bookmarkEnd w:id="12"/>
     </w:p>
     <w:p>
       <w:pPr>
@@ -22841,6 +23705,9 @@
             </m:sub>
           </m:sSub>
           <m:r>
+            <m:rPr>
+              <m:sty m:val="p"/>
+            </m:rPr>
             <w:rPr>
               <w:rFonts w:ascii="Times New Roman" w:hAnsi="Times New Roman" w:cs="Times New Roman"/>
             </w:rPr>
@@ -22974,9 +23841,11 @@
             <m:t>=67.6</m:t>
           </m:r>
           <m:r>
+            <m:rPr>
+              <m:sty m:val="p"/>
+            </m:rPr>
             <w:rPr>
               <w:rFonts w:ascii="Times New Roman" w:hAnsi="Times New Roman" w:cs="Times New Roman"/>
-              <w:i/>
             </w:rPr>
             <w:br/>
           </m:r>
@@ -23054,9 +23923,11 @@
             <m:t>=75</m:t>
           </m:r>
           <m:r>
+            <m:rPr>
+              <m:sty m:val="p"/>
+            </m:rPr>
             <w:rPr>
               <w:rFonts w:ascii="Times New Roman" w:hAnsi="Times New Roman" w:cs="Times New Roman"/>
-              <w:i/>
             </w:rPr>
             <w:br/>
           </m:r>
@@ -23134,9 +24005,11 @@
             <m:t>=82.4</m:t>
           </m:r>
           <m:r>
+            <m:rPr>
+              <m:sty m:val="p"/>
+            </m:rPr>
             <w:rPr>
               <w:rFonts w:ascii="Times New Roman" w:hAnsi="Times New Roman" w:cs="Times New Roman"/>
-              <w:i/>
             </w:rPr>
             <w:br/>
           </m:r>
@@ -23195,9 +24068,11 @@
             <m:t>=75</m:t>
           </m:r>
           <m:r>
+            <m:rPr>
+              <m:sty m:val="p"/>
+            </m:rPr>
             <w:rPr>
               <w:rFonts w:ascii="Times New Roman" w:hAnsi="Times New Roman" w:cs="Times New Roman"/>
-              <w:i/>
             </w:rPr>
             <w:br/>
           </m:r>
@@ -23283,9 +24158,11 @@
             <m:t>=547.6</m:t>
           </m:r>
           <m:r>
+            <m:rPr>
+              <m:sty m:val="p"/>
+            </m:rPr>
             <w:rPr>
               <w:rFonts w:ascii="Times New Roman" w:hAnsi="Times New Roman" w:cs="Times New Roman"/>
-              <w:i/>
             </w:rPr>
             <w:br/>
           </m:r>
@@ -23353,9 +24230,11 @@
             <m:t>=54.4</m:t>
           </m:r>
           <m:r>
+            <m:rPr>
+              <m:sty m:val="p"/>
+            </m:rPr>
             <w:rPr>
               <w:rFonts w:ascii="Times New Roman" w:hAnsi="Times New Roman" w:cs="Times New Roman"/>
-              <w:i/>
             </w:rPr>
             <w:br/>
           </m:r>
@@ -23502,6 +24381,7 @@
         <w:rPr>
           <w:rFonts w:ascii="Times New Roman" w:hAnsi="Times New Roman" w:cs="Times New Roman"/>
         </w:rPr>
+        <w:lastRenderedPageBreak/>
         <w:t>C = [80,82,85,81,84]</w:t>
       </w:r>
     </w:p>
@@ -23524,7 +24404,6 @@
         <w:rPr>
           <w:rFonts w:ascii="Times New Roman" w:hAnsi="Times New Roman" w:cs="Times New Roman"/>
         </w:rPr>
-        <w:lastRenderedPageBreak/>
         <w:t xml:space="preserve">F, p = </w:t>
       </w:r>
       <w:proofErr w:type="spellStart"/>
@@ -23759,7 +24638,7 @@
                     <pic:cNvPicPr/>
                   </pic:nvPicPr>
                   <pic:blipFill>
-                    <a:blip r:embed="rId13">
+                    <a:blip r:embed="rId16">
                       <a:extLst>
                         <a:ext uri="{28A0092B-C50C-407E-A947-70E740481C1C}">
                           <a14:useLocalDpi xmlns:a14="http://schemas.microsoft.com/office/drawing/2010/main" val="0"/>
@@ -23884,9 +24763,11 @@
             <m:t>p&lt;0.05</m:t>
           </m:r>
           <m:r>
+            <m:rPr>
+              <m:sty m:val="p"/>
+            </m:rPr>
             <w:rPr>
               <w:rFonts w:ascii="Times New Roman" w:hAnsi="Times New Roman" w:cs="Times New Roman"/>
-              <w:i/>
             </w:rPr>
             <w:br/>
           </m:r>
@@ -23940,13 +24821,121 @@
       </w:r>
     </w:p>
     <w:sectPr>
+      <w:footerReference w:type="default" r:id="rId17"/>
       <w:pgSz w:w="11906" w:h="16838" w:code="9"/>
       <w:pgMar w:top="720" w:right="720" w:bottom="720" w:left="720" w:header="720" w:footer="720" w:gutter="0"/>
+      <w:pgNumType w:start="1"/>
       <w:cols w:space="720"/>
       <w:docGrid w:linePitch="360"/>
     </w:sectPr>
   </w:body>
 </w:document>
+</file>
+
+<file path=word/endnotes.xml><?xml version="1.0" encoding="utf-8"?>
+<w:endnotes xmlns:wpc="http://schemas.microsoft.com/office/word/2010/wordprocessingCanvas" xmlns:cx="http://schemas.microsoft.com/office/drawing/2014/chartex" xmlns:cx1="http://schemas.microsoft.com/office/drawing/2015/9/8/chartex" xmlns:cx2="http://schemas.microsoft.com/office/drawing/2015/10/21/chartex" xmlns:cx3="http://schemas.microsoft.com/office/drawing/2016/5/9/chartex" xmlns:cx4="http://schemas.microsoft.com/office/drawing/2016/5/10/chartex" xmlns:cx5="http://schemas.microsoft.com/office/drawing/2016/5/11/chartex" xmlns:cx6="http://schemas.microsoft.com/office/drawing/2016/5/12/chartex" xmlns:cx7="http://schemas.microsoft.com/office/drawing/2016/5/13/chartex" xmlns:cx8="http://schemas.microsoft.com/office/drawing/2016/5/14/chartex" xmlns:mc="http://schemas.openxmlformats.org/markup-compatibility/2006" xmlns:aink="http://schemas.microsoft.com/office/drawing/2016/ink" xmlns:am3d="http://schemas.microsoft.com/office/drawing/2017/model3d" xmlns:o="urn:schemas-microsoft-com:office:office" xmlns:oel="http://schemas.microsoft.com/office/2019/extlst" xmlns:r="http://schemas.openxmlformats.org/officeDocument/2006/relationships" xmlns:m="http://schemas.openxmlformats.org/officeDocument/2006/math" xmlns:v="urn:schemas-microsoft-com:vml" xmlns:wp14="http://schemas.microsoft.com/office/word/2010/wordprocessingDrawing" xmlns:wp="http://schemas.openxmlformats.org/drawingml/2006/wordprocessingDrawing" xmlns:w10="urn:schemas-microsoft-com:office:word" xmlns:w="http://schemas.openxmlformats.org/wordprocessingml/2006/main" xmlns:w14="http://schemas.microsoft.com/office/word/2010/wordml" xmlns:w15="http://schemas.microsoft.com/office/word/2012/wordml" xmlns:w16cex="http://schemas.microsoft.com/office/word/2018/wordml/cex" xmlns:w16cid="http://schemas.microsoft.com/office/word/2016/wordml/cid" xmlns:w16="http://schemas.microsoft.com/office/word/2018/wordml" xmlns:w16du="http://schemas.microsoft.com/office/word/2023/wordml/word16du" xmlns:w16sdtdh="http://schemas.microsoft.com/office/word/2020/wordml/sdtdatahash" xmlns:w16sdtfl="http://schemas.microsoft.com/office/word/2024/wordml/sdtformatlock" xmlns:w16se="http://schemas.microsoft.com/office/word/2015/wordml/symex" xmlns:wpg="http://schemas.microsoft.com/office/word/2010/wordprocessingGroup" xmlns:wpi="http://schemas.microsoft.com/office/word/2010/wordprocessingInk" xmlns:wne="http://schemas.microsoft.com/office/word/2006/wordml" xmlns:wps="http://schemas.microsoft.com/office/word/2010/wordprocessingShape" mc:Ignorable="w14 w15 w16se w16cid w16 w16cex w16sdtdh w16sdtfl w16du wp14">
+  <w:endnote w:type="separator" w:id="-1">
+    <w:p>
+      <w:pPr>
+        <w:spacing w:after="0" w:line="240" w:lineRule="auto"/>
+      </w:pPr>
+      <w:r>
+        <w:separator/>
+      </w:r>
+    </w:p>
+  </w:endnote>
+  <w:endnote w:type="continuationSeparator" w:id="0">
+    <w:p>
+      <w:pPr>
+        <w:spacing w:after="0" w:line="240" w:lineRule="auto"/>
+      </w:pPr>
+      <w:r>
+        <w:continuationSeparator/>
+      </w:r>
+    </w:p>
+  </w:endnote>
+</w:endnotes>
+</file>
+
+<file path=word/footer1.xml><?xml version="1.0" encoding="utf-8"?>
+<w:ftr xmlns:wpc="http://schemas.microsoft.com/office/word/2010/wordprocessingCanvas" xmlns:cx="http://schemas.microsoft.com/office/drawing/2014/chartex" xmlns:cx1="http://schemas.microsoft.com/office/drawing/2015/9/8/chartex" xmlns:cx2="http://schemas.microsoft.com/office/drawing/2015/10/21/chartex" xmlns:cx3="http://schemas.microsoft.com/office/drawing/2016/5/9/chartex" xmlns:cx4="http://schemas.microsoft.com/office/drawing/2016/5/10/chartex" xmlns:cx5="http://schemas.microsoft.com/office/drawing/2016/5/11/chartex" xmlns:cx6="http://schemas.microsoft.com/office/drawing/2016/5/12/chartex" xmlns:cx7="http://schemas.microsoft.com/office/drawing/2016/5/13/chartex" xmlns:cx8="http://schemas.microsoft.com/office/drawing/2016/5/14/chartex" xmlns:mc="http://schemas.openxmlformats.org/markup-compatibility/2006" xmlns:aink="http://schemas.microsoft.com/office/drawing/2016/ink" xmlns:am3d="http://schemas.microsoft.com/office/drawing/2017/model3d" xmlns:o="urn:schemas-microsoft-com:office:office" xmlns:oel="http://schemas.microsoft.com/office/2019/extlst" xmlns:r="http://schemas.openxmlformats.org/officeDocument/2006/relationships" xmlns:m="http://schemas.openxmlformats.org/officeDocument/2006/math" xmlns:v="urn:schemas-microsoft-com:vml" xmlns:wp14="http://schemas.microsoft.com/office/word/2010/wordprocessingDrawing" xmlns:wp="http://schemas.openxmlformats.org/drawingml/2006/wordprocessingDrawing" xmlns:w10="urn:schemas-microsoft-com:office:word" xmlns:w="http://schemas.openxmlformats.org/wordprocessingml/2006/main" xmlns:w14="http://schemas.microsoft.com/office/word/2010/wordml" xmlns:w15="http://schemas.microsoft.com/office/word/2012/wordml" xmlns:w16cex="http://schemas.microsoft.com/office/word/2018/wordml/cex" xmlns:w16cid="http://schemas.microsoft.com/office/word/2016/wordml/cid" xmlns:w16="http://schemas.microsoft.com/office/word/2018/wordml" xmlns:w16du="http://schemas.microsoft.com/office/word/2023/wordml/word16du" xmlns:w16sdtdh="http://schemas.microsoft.com/office/word/2020/wordml/sdtdatahash" xmlns:w16sdtfl="http://schemas.microsoft.com/office/word/2024/wordml/sdtformatlock" xmlns:w16se="http://schemas.microsoft.com/office/word/2015/wordml/symex" xmlns:wpg="http://schemas.microsoft.com/office/word/2010/wordprocessingGroup" xmlns:wpi="http://schemas.microsoft.com/office/word/2010/wordprocessingInk" xmlns:wne="http://schemas.microsoft.com/office/word/2006/wordml" xmlns:wps="http://schemas.microsoft.com/office/word/2010/wordprocessingShape" mc:Ignorable="w14 w15 w16se w16cid w16 w16cex w16sdtdh w16sdtfl w16du wp14">
+  <w:sdt>
+    <w:sdtPr>
+      <w:id w:val="-1166320077"/>
+      <w:docPartObj>
+        <w:docPartGallery w:val="Page Numbers (Bottom of Page)"/>
+        <w:docPartUnique/>
+      </w:docPartObj>
+    </w:sdtPr>
+    <w:sdtEndPr>
+      <w:rPr>
+        <w:noProof/>
+      </w:rPr>
+    </w:sdtEndPr>
+    <w:sdtContent>
+      <w:p>
+        <w:pPr>
+          <w:pStyle w:val="Footer"/>
+          <w:jc w:val="center"/>
+        </w:pPr>
+        <w:r>
+          <w:fldChar w:fldCharType="begin"/>
+        </w:r>
+        <w:r>
+          <w:instrText xml:space="preserve"> PAGE   \* MERGEFORMAT </w:instrText>
+        </w:r>
+        <w:r>
+          <w:fldChar w:fldCharType="separate"/>
+        </w:r>
+        <w:r>
+          <w:rPr>
+            <w:noProof/>
+          </w:rPr>
+          <w:t>2</w:t>
+        </w:r>
+        <w:r>
+          <w:rPr>
+            <w:noProof/>
+          </w:rPr>
+          <w:fldChar w:fldCharType="end"/>
+        </w:r>
+      </w:p>
+    </w:sdtContent>
+  </w:sdt>
+  <w:p>
+    <w:pPr>
+      <w:pStyle w:val="Footer"/>
+    </w:pPr>
+    <w:r>
+      <w:t>Bishal Rijal, Roll: 06</w:t>
+    </w:r>
+  </w:p>
+</w:ftr>
+</file>
+
+<file path=word/footnotes.xml><?xml version="1.0" encoding="utf-8"?>
+<w:footnotes xmlns:wpc="http://schemas.microsoft.com/office/word/2010/wordprocessingCanvas" xmlns:cx="http://schemas.microsoft.com/office/drawing/2014/chartex" xmlns:cx1="http://schemas.microsoft.com/office/drawing/2015/9/8/chartex" xmlns:cx2="http://schemas.microsoft.com/office/drawing/2015/10/21/chartex" xmlns:cx3="http://schemas.microsoft.com/office/drawing/2016/5/9/chartex" xmlns:cx4="http://schemas.microsoft.com/office/drawing/2016/5/10/chartex" xmlns:cx5="http://schemas.microsoft.com/office/drawing/2016/5/11/chartex" xmlns:cx6="http://schemas.microsoft.com/office/drawing/2016/5/12/chartex" xmlns:cx7="http://schemas.microsoft.com/office/drawing/2016/5/13/chartex" xmlns:cx8="http://schemas.microsoft.com/office/drawing/2016/5/14/chartex" xmlns:mc="http://schemas.openxmlformats.org/markup-compatibility/2006" xmlns:aink="http://schemas.microsoft.com/office/drawing/2016/ink" xmlns:am3d="http://schemas.microsoft.com/office/drawing/2017/model3d" xmlns:o="urn:schemas-microsoft-com:office:office" xmlns:oel="http://schemas.microsoft.com/office/2019/extlst" xmlns:r="http://schemas.openxmlformats.org/officeDocument/2006/relationships" xmlns:m="http://schemas.openxmlformats.org/officeDocument/2006/math" xmlns:v="urn:schemas-microsoft-com:vml" xmlns:wp14="http://schemas.microsoft.com/office/word/2010/wordprocessingDrawing" xmlns:wp="http://schemas.openxmlformats.org/drawingml/2006/wordprocessingDrawing" xmlns:w10="urn:schemas-microsoft-com:office:word" xmlns:w="http://schemas.openxmlformats.org/wordprocessingml/2006/main" xmlns:w14="http://schemas.microsoft.com/office/word/2010/wordml" xmlns:w15="http://schemas.microsoft.com/office/word/2012/wordml" xmlns:w16cex="http://schemas.microsoft.com/office/word/2018/wordml/cex" xmlns:w16cid="http://schemas.microsoft.com/office/word/2016/wordml/cid" xmlns:w16="http://schemas.microsoft.com/office/word/2018/wordml" xmlns:w16du="http://schemas.microsoft.com/office/word/2023/wordml/word16du" xmlns:w16sdtdh="http://schemas.microsoft.com/office/word/2020/wordml/sdtdatahash" xmlns:w16sdtfl="http://schemas.microsoft.com/office/word/2024/wordml/sdtformatlock" xmlns:w16se="http://schemas.microsoft.com/office/word/2015/wordml/symex" xmlns:wpg="http://schemas.microsoft.com/office/word/2010/wordprocessingGroup" xmlns:wpi="http://schemas.microsoft.com/office/word/2010/wordprocessingInk" xmlns:wne="http://schemas.microsoft.com/office/word/2006/wordml" xmlns:wps="http://schemas.microsoft.com/office/word/2010/wordprocessingShape" mc:Ignorable="w14 w15 w16se w16cid w16 w16cex w16sdtdh w16sdtfl w16du wp14">
+  <w:footnote w:type="separator" w:id="-1">
+    <w:p>
+      <w:pPr>
+        <w:spacing w:after="0" w:line="240" w:lineRule="auto"/>
+      </w:pPr>
+      <w:r>
+        <w:separator/>
+      </w:r>
+    </w:p>
+  </w:footnote>
+  <w:footnote w:type="continuationSeparator" w:id="0">
+    <w:p>
+      <w:pPr>
+        <w:spacing w:after="0" w:line="240" w:lineRule="auto"/>
+      </w:pPr>
+      <w:r>
+        <w:continuationSeparator/>
+      </w:r>
+    </w:p>
+  </w:footnote>
+</w:footnotes>
 </file>
 
 <file path=word/numbering.xml><?xml version="1.0" encoding="utf-8"?>
@@ -26133,6 +27122,7 @@
   <w:style w:type="character" w:default="1" w:styleId="DefaultParagraphFont">
     <w:name w:val="Default Paragraph Font"/>
     <w:uiPriority w:val="1"/>
+    <w:semiHidden/>
     <w:unhideWhenUsed/>
   </w:style>
   <w:style w:type="table" w:default="1" w:styleId="TableNormal">
@@ -26489,6 +27479,50 @@
       <w:u w:val="single"/>
     </w:rPr>
   </w:style>
+  <w:style w:type="paragraph" w:styleId="Header">
+    <w:name w:val="header"/>
+    <w:basedOn w:val="Normal"/>
+    <w:link w:val="HeaderChar"/>
+    <w:uiPriority w:val="99"/>
+    <w:unhideWhenUsed/>
+    <w:rsid w:val="00D03448"/>
+    <w:pPr>
+      <w:tabs>
+        <w:tab w:val="center" w:pos="4680"/>
+        <w:tab w:val="right" w:pos="9360"/>
+      </w:tabs>
+      <w:spacing w:after="0" w:line="240" w:lineRule="auto"/>
+    </w:pPr>
+  </w:style>
+  <w:style w:type="character" w:customStyle="1" w:styleId="HeaderChar">
+    <w:name w:val="Header Char"/>
+    <w:basedOn w:val="DefaultParagraphFont"/>
+    <w:link w:val="Header"/>
+    <w:uiPriority w:val="99"/>
+    <w:rsid w:val="00D03448"/>
+  </w:style>
+  <w:style w:type="paragraph" w:styleId="Footer">
+    <w:name w:val="footer"/>
+    <w:basedOn w:val="Normal"/>
+    <w:link w:val="FooterChar"/>
+    <w:uiPriority w:val="99"/>
+    <w:unhideWhenUsed/>
+    <w:rsid w:val="00D03448"/>
+    <w:pPr>
+      <w:tabs>
+        <w:tab w:val="center" w:pos="4680"/>
+        <w:tab w:val="right" w:pos="9360"/>
+      </w:tabs>
+      <w:spacing w:after="0" w:line="240" w:lineRule="auto"/>
+    </w:pPr>
+  </w:style>
+  <w:style w:type="character" w:customStyle="1" w:styleId="FooterChar">
+    <w:name w:val="Footer Char"/>
+    <w:basedOn w:val="DefaultParagraphFont"/>
+    <w:link w:val="Footer"/>
+    <w:uiPriority w:val="99"/>
+    <w:rsid w:val="00D03448"/>
+  </w:style>
 </w:styles>
 </file>
 
